--- a/2. Data Transmission/Getting Started.docx
+++ b/2. Data Transmission/Getting Started.docx
@@ -2,8 +2,1761 @@
 <file path=word/document.xml><?xml version="1.0" encoding="utf-8"?>
 <w:document xmlns:wpc="http://schemas.microsoft.com/office/word/2010/wordprocessingCanvas" xmlns:cx="http://schemas.microsoft.com/office/drawing/2014/chartex" xmlns:cx1="http://schemas.microsoft.com/office/drawing/2015/9/8/chartex" xmlns:cx2="http://schemas.microsoft.com/office/drawing/2015/10/21/chartex" xmlns:cx3="http://schemas.microsoft.com/office/drawing/2016/5/9/chartex" xmlns:cx4="http://schemas.microsoft.com/office/drawing/2016/5/10/chartex" xmlns:cx5="http://schemas.microsoft.com/office/drawing/2016/5/11/chartex" xmlns:cx6="http://schemas.microsoft.com/office/drawing/2016/5/12/chartex" xmlns:cx7="http://schemas.microsoft.com/office/drawing/2016/5/13/chartex" xmlns:cx8="http://schemas.microsoft.com/office/drawing/2016/5/14/chartex" xmlns:mc="http://schemas.openxmlformats.org/markup-compatibility/2006" xmlns:aink="http://schemas.microsoft.com/office/drawing/2016/ink" xmlns:am3d="http://schemas.microsoft.com/office/drawing/2017/model3d" xmlns:o="urn:schemas-microsoft-com:office:office" xmlns:oel="http://schemas.microsoft.com/office/2019/extlst" xmlns:r="http://schemas.openxmlformats.org/officeDocument/2006/relationships" xmlns:m="http://schemas.openxmlformats.org/officeDocument/2006/math" xmlns:v="urn:schemas-microsoft-com:vml" xmlns:wp14="http://schemas.microsoft.com/office/word/2010/wordprocessingDrawing" xmlns:wp="http://schemas.openxmlformats.org/drawingml/2006/wordprocessingDrawing" xmlns:w10="urn:schemas-microsoft-com:office:word" xmlns:w="http://schemas.openxmlformats.org/wordprocessingml/2006/main" xmlns:w14="http://schemas.microsoft.com/office/word/2010/wordml" xmlns:w15="http://schemas.microsoft.com/office/word/2012/wordml" xmlns:w16cex="http://schemas.microsoft.com/office/word/2018/wordml/cex" xmlns:w16cid="http://schemas.microsoft.com/office/word/2016/wordml/cid" xmlns:w16="http://schemas.microsoft.com/office/word/2018/wordml" xmlns:w16du="http://schemas.microsoft.com/office/word/2023/wordml/word16du" xmlns:w16sdtdh="http://schemas.microsoft.com/office/word/2020/wordml/sdtdatahash" xmlns:w16sdtfl="http://schemas.microsoft.com/office/word/2024/wordml/sdtformatlock" xmlns:w16se="http://schemas.microsoft.com/office/word/2015/wordml/symex" xmlns:wpg="http://schemas.microsoft.com/office/word/2010/wordprocessingGroup" xmlns:wpi="http://schemas.microsoft.com/office/word/2010/wordprocessingInk" xmlns:wne="http://schemas.microsoft.com/office/word/2006/wordml" xmlns:wps="http://schemas.microsoft.com/office/word/2010/wordprocessingShape" mc:Ignorable="w14 w15 w16se w16cid w16 w16cex w16sdtdh w16sdtfl w16du wp14">
   <w:body>
-    <w:p>
-      <w:r>
+    <w:sdt>
+      <w:sdtPr>
+        <w:id w:val="1241992438"/>
+        <w:docPartObj>
+          <w:docPartGallery w:val="Table of Contents"/>
+          <w:docPartUnique/>
+        </w:docPartObj>
+      </w:sdtPr>
+      <w:sdtEndPr>
+        <w:rPr>
+          <w:rFonts w:asciiTheme="minorHAnsi" w:eastAsiaTheme="minorHAnsi" w:hAnsiTheme="minorHAnsi" w:cstheme="minorBidi"/>
+          <w:b/>
+          <w:bCs/>
+          <w:noProof/>
+          <w:color w:val="auto"/>
+          <w:sz w:val="22"/>
+          <w:szCs w:val="22"/>
+        </w:rPr>
+      </w:sdtEndPr>
+      <w:sdtContent>
+        <w:p>
+          <w:pPr>
+            <w:pStyle w:val="TOCHeading"/>
+          </w:pPr>
+          <w:r>
+            <w:t>Contents</w:t>
+          </w:r>
+        </w:p>
+        <w:p>
+          <w:pPr>
+            <w:pStyle w:val="TOC1"/>
+            <w:tabs>
+              <w:tab w:val="right" w:leader="dot" w:pos="9350"/>
+            </w:tabs>
+            <w:rPr>
+              <w:noProof/>
+            </w:rPr>
+          </w:pPr>
+          <w:r>
+            <w:fldChar w:fldCharType="begin"/>
+          </w:r>
+          <w:r>
+            <w:instrText xml:space="preserve"> TOC \o "1-3" \h \z \u </w:instrText>
+          </w:r>
+          <w:r>
+            <w:fldChar w:fldCharType="separate"/>
+          </w:r>
+          <w:hyperlink w:anchor="_Toc235569372" w:history="1">
+            <w:r>
+              <w:rPr>
+                <w:rStyle w:val="Hyperlink"/>
+                <w:noProof/>
+              </w:rPr>
+              <w:t>2.1 The structure of a data packet</w:t>
+            </w:r>
+            <w:r>
+              <w:rPr>
+                <w:noProof/>
+                <w:webHidden/>
+              </w:rPr>
+              <w:tab/>
+            </w:r>
+            <w:r>
+              <w:rPr>
+                <w:noProof/>
+                <w:webHidden/>
+              </w:rPr>
+              <w:fldChar w:fldCharType="begin"/>
+            </w:r>
+            <w:r>
+              <w:rPr>
+                <w:noProof/>
+                <w:webHidden/>
+              </w:rPr>
+              <w:instrText xml:space="preserve"> PAGEREF _Toc235569372 \h </w:instrText>
+            </w:r>
+            <w:r>
+              <w:rPr>
+                <w:noProof/>
+                <w:webHidden/>
+              </w:rPr>
+            </w:r>
+            <w:r>
+              <w:rPr>
+                <w:noProof/>
+                <w:webHidden/>
+              </w:rPr>
+              <w:fldChar w:fldCharType="separate"/>
+            </w:r>
+            <w:r>
+              <w:rPr>
+                <w:noProof/>
+                <w:webHidden/>
+              </w:rPr>
+              <w:t>2</w:t>
+            </w:r>
+            <w:r>
+              <w:rPr>
+                <w:noProof/>
+                <w:webHidden/>
+              </w:rPr>
+              <w:fldChar w:fldCharType="end"/>
+            </w:r>
+          </w:hyperlink>
+        </w:p>
+        <w:p>
+          <w:pPr>
+            <w:pStyle w:val="TOC2"/>
+            <w:tabs>
+              <w:tab w:val="right" w:leader="dot" w:pos="9350"/>
+            </w:tabs>
+            <w:rPr>
+              <w:noProof/>
+            </w:rPr>
+          </w:pPr>
+          <w:hyperlink w:anchor="_Toc235569373" w:history="1">
+            <w:r>
+              <w:rPr>
+                <w:rStyle w:val="Hyperlink"/>
+                <w:noProof/>
+              </w:rPr>
+              <w:t>Questions</w:t>
+            </w:r>
+            <w:r>
+              <w:rPr>
+                <w:noProof/>
+                <w:webHidden/>
+              </w:rPr>
+              <w:tab/>
+            </w:r>
+            <w:r>
+              <w:rPr>
+                <w:noProof/>
+                <w:webHidden/>
+              </w:rPr>
+              <w:fldChar w:fldCharType="begin"/>
+            </w:r>
+            <w:r>
+              <w:rPr>
+                <w:noProof/>
+                <w:webHidden/>
+              </w:rPr>
+              <w:instrText xml:space="preserve"> PAGEREF _Toc235569373 \h </w:instrText>
+            </w:r>
+            <w:r>
+              <w:rPr>
+                <w:noProof/>
+                <w:webHidden/>
+              </w:rPr>
+            </w:r>
+            <w:r>
+              <w:rPr>
+                <w:noProof/>
+                <w:webHidden/>
+              </w:rPr>
+              <w:fldChar w:fldCharType="separate"/>
+            </w:r>
+            <w:r>
+              <w:rPr>
+                <w:noProof/>
+                <w:webHidden/>
+              </w:rPr>
+              <w:t>2</w:t>
+            </w:r>
+            <w:r>
+              <w:rPr>
+                <w:noProof/>
+                <w:webHidden/>
+              </w:rPr>
+              <w:fldChar w:fldCharType="end"/>
+            </w:r>
+          </w:hyperlink>
+        </w:p>
+        <w:p>
+          <w:pPr>
+            <w:pStyle w:val="TOC2"/>
+            <w:tabs>
+              <w:tab w:val="right" w:leader="dot" w:pos="9350"/>
+            </w:tabs>
+            <w:rPr>
+              <w:noProof/>
+            </w:rPr>
+          </w:pPr>
+          <w:hyperlink w:anchor="_Toc235569374" w:history="1">
+            <w:r>
+              <w:rPr>
+                <w:rStyle w:val="Hyperlink"/>
+                <w:noProof/>
+              </w:rPr>
+              <w:t>Activity 2.1</w:t>
+            </w:r>
+            <w:r>
+              <w:rPr>
+                <w:noProof/>
+                <w:webHidden/>
+              </w:rPr>
+              <w:tab/>
+            </w:r>
+            <w:r>
+              <w:rPr>
+                <w:noProof/>
+                <w:webHidden/>
+              </w:rPr>
+              <w:fldChar w:fldCharType="begin"/>
+            </w:r>
+            <w:r>
+              <w:rPr>
+                <w:noProof/>
+                <w:webHidden/>
+              </w:rPr>
+              <w:instrText xml:space="preserve"> PAGEREF _Toc235569374 \h </w:instrText>
+            </w:r>
+            <w:r>
+              <w:rPr>
+                <w:noProof/>
+                <w:webHidden/>
+              </w:rPr>
+            </w:r>
+            <w:r>
+              <w:rPr>
+                <w:noProof/>
+                <w:webHidden/>
+              </w:rPr>
+              <w:fldChar w:fldCharType="separate"/>
+            </w:r>
+            <w:r>
+              <w:rPr>
+                <w:noProof/>
+                <w:webHidden/>
+              </w:rPr>
+              <w:t>3</w:t>
+            </w:r>
+            <w:r>
+              <w:rPr>
+                <w:noProof/>
+                <w:webHidden/>
+              </w:rPr>
+              <w:fldChar w:fldCharType="end"/>
+            </w:r>
+          </w:hyperlink>
+        </w:p>
+        <w:p>
+          <w:pPr>
+            <w:pStyle w:val="TOC1"/>
+            <w:tabs>
+              <w:tab w:val="right" w:leader="dot" w:pos="9350"/>
+            </w:tabs>
+            <w:rPr>
+              <w:noProof/>
+            </w:rPr>
+          </w:pPr>
+          <w:hyperlink w:anchor="_Toc235569375" w:history="1">
+            <w:r>
+              <w:rPr>
+                <w:rStyle w:val="Hyperlink"/>
+                <w:noProof/>
+              </w:rPr>
+              <w:t>2.2 Packet Switching</w:t>
+            </w:r>
+            <w:r>
+              <w:rPr>
+                <w:noProof/>
+                <w:webHidden/>
+              </w:rPr>
+              <w:tab/>
+            </w:r>
+            <w:r>
+              <w:rPr>
+                <w:noProof/>
+                <w:webHidden/>
+              </w:rPr>
+              <w:fldChar w:fldCharType="begin"/>
+            </w:r>
+            <w:r>
+              <w:rPr>
+                <w:noProof/>
+                <w:webHidden/>
+              </w:rPr>
+              <w:instrText xml:space="preserve"> PAGEREF _Toc235569375 \h </w:instrText>
+            </w:r>
+            <w:r>
+              <w:rPr>
+                <w:noProof/>
+                <w:webHidden/>
+              </w:rPr>
+            </w:r>
+            <w:r>
+              <w:rPr>
+                <w:noProof/>
+                <w:webHidden/>
+              </w:rPr>
+              <w:fldChar w:fldCharType="separate"/>
+            </w:r>
+            <w:r>
+              <w:rPr>
+                <w:noProof/>
+                <w:webHidden/>
+              </w:rPr>
+              <w:t>3</w:t>
+            </w:r>
+            <w:r>
+              <w:rPr>
+                <w:noProof/>
+                <w:webHidden/>
+              </w:rPr>
+              <w:fldChar w:fldCharType="end"/>
+            </w:r>
+          </w:hyperlink>
+        </w:p>
+        <w:p>
+          <w:pPr>
+            <w:pStyle w:val="TOC2"/>
+            <w:tabs>
+              <w:tab w:val="right" w:leader="dot" w:pos="9350"/>
+            </w:tabs>
+            <w:rPr>
+              <w:noProof/>
+            </w:rPr>
+          </w:pPr>
+          <w:hyperlink w:anchor="_Toc235569376" w:history="1">
+            <w:r>
+              <w:rPr>
+                <w:rStyle w:val="Hyperlink"/>
+                <w:noProof/>
+              </w:rPr>
+              <w:t>Activity 2.2</w:t>
+            </w:r>
+            <w:r>
+              <w:rPr>
+                <w:noProof/>
+                <w:webHidden/>
+              </w:rPr>
+              <w:tab/>
+            </w:r>
+            <w:r>
+              <w:rPr>
+                <w:noProof/>
+                <w:webHidden/>
+              </w:rPr>
+              <w:fldChar w:fldCharType="begin"/>
+            </w:r>
+            <w:r>
+              <w:rPr>
+                <w:noProof/>
+                <w:webHidden/>
+              </w:rPr>
+              <w:instrText xml:space="preserve"> PAGEREF _Toc235569376 \h </w:instrText>
+            </w:r>
+            <w:r>
+              <w:rPr>
+                <w:noProof/>
+                <w:webHidden/>
+              </w:rPr>
+            </w:r>
+            <w:r>
+              <w:rPr>
+                <w:noProof/>
+                <w:webHidden/>
+              </w:rPr>
+              <w:fldChar w:fldCharType="separate"/>
+            </w:r>
+            <w:r>
+              <w:rPr>
+                <w:noProof/>
+                <w:webHidden/>
+              </w:rPr>
+              <w:t>3</w:t>
+            </w:r>
+            <w:r>
+              <w:rPr>
+                <w:noProof/>
+                <w:webHidden/>
+              </w:rPr>
+              <w:fldChar w:fldCharType="end"/>
+            </w:r>
+          </w:hyperlink>
+        </w:p>
+        <w:p>
+          <w:pPr>
+            <w:pStyle w:val="TOC3"/>
+            <w:tabs>
+              <w:tab w:val="right" w:leader="dot" w:pos="9350"/>
+            </w:tabs>
+            <w:rPr>
+              <w:noProof/>
+            </w:rPr>
+          </w:pPr>
+          <w:hyperlink w:anchor="_Toc235569377" w:history="1">
+            <w:r>
+              <w:rPr>
+                <w:rStyle w:val="Hyperlink"/>
+                <w:noProof/>
+              </w:rPr>
+              <w:t>Self-Assessment:</w:t>
+            </w:r>
+            <w:r>
+              <w:rPr>
+                <w:noProof/>
+                <w:webHidden/>
+              </w:rPr>
+              <w:tab/>
+            </w:r>
+            <w:r>
+              <w:rPr>
+                <w:noProof/>
+                <w:webHidden/>
+              </w:rPr>
+              <w:fldChar w:fldCharType="begin"/>
+            </w:r>
+            <w:r>
+              <w:rPr>
+                <w:noProof/>
+                <w:webHidden/>
+              </w:rPr>
+              <w:instrText xml:space="preserve"> PAGEREF _Toc235569377 \h </w:instrText>
+            </w:r>
+            <w:r>
+              <w:rPr>
+                <w:noProof/>
+                <w:webHidden/>
+              </w:rPr>
+            </w:r>
+            <w:r>
+              <w:rPr>
+                <w:noProof/>
+                <w:webHidden/>
+              </w:rPr>
+              <w:fldChar w:fldCharType="separate"/>
+            </w:r>
+            <w:r>
+              <w:rPr>
+                <w:noProof/>
+                <w:webHidden/>
+              </w:rPr>
+              <w:t>5</w:t>
+            </w:r>
+            <w:r>
+              <w:rPr>
+                <w:noProof/>
+                <w:webHidden/>
+              </w:rPr>
+              <w:fldChar w:fldCharType="end"/>
+            </w:r>
+          </w:hyperlink>
+        </w:p>
+        <w:p>
+          <w:pPr>
+            <w:pStyle w:val="TOC1"/>
+            <w:tabs>
+              <w:tab w:val="right" w:leader="dot" w:pos="9350"/>
+            </w:tabs>
+            <w:rPr>
+              <w:noProof/>
+            </w:rPr>
+          </w:pPr>
+          <w:hyperlink w:anchor="_Toc235569378" w:history="1">
+            <w:r>
+              <w:rPr>
+                <w:rStyle w:val="Hyperlink"/>
+                <w:noProof/>
+              </w:rPr>
+              <w:t>2.3 Methods of Data Transmission</w:t>
+            </w:r>
+            <w:r>
+              <w:rPr>
+                <w:noProof/>
+                <w:webHidden/>
+              </w:rPr>
+              <w:tab/>
+            </w:r>
+            <w:r>
+              <w:rPr>
+                <w:noProof/>
+                <w:webHidden/>
+              </w:rPr>
+              <w:fldChar w:fldCharType="begin"/>
+            </w:r>
+            <w:r>
+              <w:rPr>
+                <w:noProof/>
+                <w:webHidden/>
+              </w:rPr>
+              <w:instrText xml:space="preserve"> PAGEREF _Toc235569378 \h </w:instrText>
+            </w:r>
+            <w:r>
+              <w:rPr>
+                <w:noProof/>
+                <w:webHidden/>
+              </w:rPr>
+            </w:r>
+            <w:r>
+              <w:rPr>
+                <w:noProof/>
+                <w:webHidden/>
+              </w:rPr>
+              <w:fldChar w:fldCharType="separate"/>
+            </w:r>
+            <w:r>
+              <w:rPr>
+                <w:noProof/>
+                <w:webHidden/>
+              </w:rPr>
+              <w:t>5</w:t>
+            </w:r>
+            <w:r>
+              <w:rPr>
+                <w:noProof/>
+                <w:webHidden/>
+              </w:rPr>
+              <w:fldChar w:fldCharType="end"/>
+            </w:r>
+          </w:hyperlink>
+        </w:p>
+        <w:p>
+          <w:pPr>
+            <w:pStyle w:val="TOC2"/>
+            <w:tabs>
+              <w:tab w:val="right" w:leader="dot" w:pos="9350"/>
+            </w:tabs>
+            <w:rPr>
+              <w:noProof/>
+            </w:rPr>
+          </w:pPr>
+          <w:hyperlink w:anchor="_Toc235569379" w:history="1">
+            <w:r>
+              <w:rPr>
+                <w:rStyle w:val="Hyperlink"/>
+                <w:noProof/>
+              </w:rPr>
+              <w:t>Question</w:t>
+            </w:r>
+            <w:r>
+              <w:rPr>
+                <w:noProof/>
+                <w:webHidden/>
+              </w:rPr>
+              <w:tab/>
+            </w:r>
+            <w:r>
+              <w:rPr>
+                <w:noProof/>
+                <w:webHidden/>
+              </w:rPr>
+              <w:fldChar w:fldCharType="begin"/>
+            </w:r>
+            <w:r>
+              <w:rPr>
+                <w:noProof/>
+                <w:webHidden/>
+              </w:rPr>
+              <w:instrText xml:space="preserve"> PAGEREF _Toc235569379 \h </w:instrText>
+            </w:r>
+            <w:r>
+              <w:rPr>
+                <w:noProof/>
+                <w:webHidden/>
+              </w:rPr>
+            </w:r>
+            <w:r>
+              <w:rPr>
+                <w:noProof/>
+                <w:webHidden/>
+              </w:rPr>
+              <w:fldChar w:fldCharType="separate"/>
+            </w:r>
+            <w:r>
+              <w:rPr>
+                <w:noProof/>
+                <w:webHidden/>
+              </w:rPr>
+              <w:t>5</w:t>
+            </w:r>
+            <w:r>
+              <w:rPr>
+                <w:noProof/>
+                <w:webHidden/>
+              </w:rPr>
+              <w:fldChar w:fldCharType="end"/>
+            </w:r>
+          </w:hyperlink>
+        </w:p>
+        <w:p>
+          <w:pPr>
+            <w:pStyle w:val="TOC2"/>
+            <w:tabs>
+              <w:tab w:val="right" w:leader="dot" w:pos="9350"/>
+            </w:tabs>
+            <w:rPr>
+              <w:noProof/>
+            </w:rPr>
+          </w:pPr>
+          <w:hyperlink w:anchor="_Toc235569380" w:history="1">
+            <w:r>
+              <w:rPr>
+                <w:rStyle w:val="Hyperlink"/>
+                <w:noProof/>
+              </w:rPr>
+              <w:t>Activity 2.3</w:t>
+            </w:r>
+            <w:r>
+              <w:rPr>
+                <w:noProof/>
+                <w:webHidden/>
+              </w:rPr>
+              <w:tab/>
+            </w:r>
+            <w:r>
+              <w:rPr>
+                <w:noProof/>
+                <w:webHidden/>
+              </w:rPr>
+              <w:fldChar w:fldCharType="begin"/>
+            </w:r>
+            <w:r>
+              <w:rPr>
+                <w:noProof/>
+                <w:webHidden/>
+              </w:rPr>
+              <w:instrText xml:space="preserve"> PAGEREF _Toc235569380 \h </w:instrText>
+            </w:r>
+            <w:r>
+              <w:rPr>
+                <w:noProof/>
+                <w:webHidden/>
+              </w:rPr>
+            </w:r>
+            <w:r>
+              <w:rPr>
+                <w:noProof/>
+                <w:webHidden/>
+              </w:rPr>
+              <w:fldChar w:fldCharType="separate"/>
+            </w:r>
+            <w:r>
+              <w:rPr>
+                <w:noProof/>
+                <w:webHidden/>
+              </w:rPr>
+              <w:t>6</w:t>
+            </w:r>
+            <w:r>
+              <w:rPr>
+                <w:noProof/>
+                <w:webHidden/>
+              </w:rPr>
+              <w:fldChar w:fldCharType="end"/>
+            </w:r>
+          </w:hyperlink>
+        </w:p>
+        <w:p>
+          <w:pPr>
+            <w:pStyle w:val="TOC2"/>
+            <w:tabs>
+              <w:tab w:val="right" w:leader="dot" w:pos="9350"/>
+            </w:tabs>
+            <w:rPr>
+              <w:noProof/>
+            </w:rPr>
+          </w:pPr>
+          <w:hyperlink w:anchor="_Toc235569381" w:history="1">
+            <w:r>
+              <w:rPr>
+                <w:rStyle w:val="Hyperlink"/>
+                <w:noProof/>
+              </w:rPr>
+              <w:t>Activity 2.4</w:t>
+            </w:r>
+            <w:r>
+              <w:rPr>
+                <w:noProof/>
+                <w:webHidden/>
+              </w:rPr>
+              <w:tab/>
+            </w:r>
+            <w:r>
+              <w:rPr>
+                <w:noProof/>
+                <w:webHidden/>
+              </w:rPr>
+              <w:fldChar w:fldCharType="begin"/>
+            </w:r>
+            <w:r>
+              <w:rPr>
+                <w:noProof/>
+                <w:webHidden/>
+              </w:rPr>
+              <w:instrText xml:space="preserve"> PAGEREF _Toc235569381 \h </w:instrText>
+            </w:r>
+            <w:r>
+              <w:rPr>
+                <w:noProof/>
+                <w:webHidden/>
+              </w:rPr>
+            </w:r>
+            <w:r>
+              <w:rPr>
+                <w:noProof/>
+                <w:webHidden/>
+              </w:rPr>
+              <w:fldChar w:fldCharType="separate"/>
+            </w:r>
+            <w:r>
+              <w:rPr>
+                <w:noProof/>
+                <w:webHidden/>
+              </w:rPr>
+              <w:t>6</w:t>
+            </w:r>
+            <w:r>
+              <w:rPr>
+                <w:noProof/>
+                <w:webHidden/>
+              </w:rPr>
+              <w:fldChar w:fldCharType="end"/>
+            </w:r>
+          </w:hyperlink>
+        </w:p>
+        <w:p>
+          <w:pPr>
+            <w:pStyle w:val="TOC1"/>
+            <w:tabs>
+              <w:tab w:val="right" w:leader="dot" w:pos="9350"/>
+            </w:tabs>
+            <w:rPr>
+              <w:noProof/>
+            </w:rPr>
+          </w:pPr>
+          <w:hyperlink w:anchor="_Toc235569382" w:history="1">
+            <w:r>
+              <w:rPr>
+                <w:rStyle w:val="Hyperlink"/>
+                <w:noProof/>
+              </w:rPr>
+              <w:t>2.4 The Universal Serial Bus (USB) Interface</w:t>
+            </w:r>
+            <w:r>
+              <w:rPr>
+                <w:noProof/>
+                <w:webHidden/>
+              </w:rPr>
+              <w:tab/>
+            </w:r>
+            <w:r>
+              <w:rPr>
+                <w:noProof/>
+                <w:webHidden/>
+              </w:rPr>
+              <w:fldChar w:fldCharType="begin"/>
+            </w:r>
+            <w:r>
+              <w:rPr>
+                <w:noProof/>
+                <w:webHidden/>
+              </w:rPr>
+              <w:instrText xml:space="preserve"> PAGEREF _Toc235569382 \h </w:instrText>
+            </w:r>
+            <w:r>
+              <w:rPr>
+                <w:noProof/>
+                <w:webHidden/>
+              </w:rPr>
+            </w:r>
+            <w:r>
+              <w:rPr>
+                <w:noProof/>
+                <w:webHidden/>
+              </w:rPr>
+              <w:fldChar w:fldCharType="separate"/>
+            </w:r>
+            <w:r>
+              <w:rPr>
+                <w:noProof/>
+                <w:webHidden/>
+              </w:rPr>
+              <w:t>6</w:t>
+            </w:r>
+            <w:r>
+              <w:rPr>
+                <w:noProof/>
+                <w:webHidden/>
+              </w:rPr>
+              <w:fldChar w:fldCharType="end"/>
+            </w:r>
+          </w:hyperlink>
+        </w:p>
+        <w:p>
+          <w:pPr>
+            <w:pStyle w:val="TOC2"/>
+            <w:tabs>
+              <w:tab w:val="right" w:leader="dot" w:pos="9350"/>
+            </w:tabs>
+            <w:rPr>
+              <w:noProof/>
+            </w:rPr>
+          </w:pPr>
+          <w:hyperlink w:anchor="_Toc235569383" w:history="1">
+            <w:r>
+              <w:rPr>
+                <w:rStyle w:val="Hyperlink"/>
+                <w:noProof/>
+              </w:rPr>
+              <w:t>Activity 2.5</w:t>
+            </w:r>
+            <w:r>
+              <w:rPr>
+                <w:noProof/>
+                <w:webHidden/>
+              </w:rPr>
+              <w:tab/>
+            </w:r>
+            <w:r>
+              <w:rPr>
+                <w:noProof/>
+                <w:webHidden/>
+              </w:rPr>
+              <w:fldChar w:fldCharType="begin"/>
+            </w:r>
+            <w:r>
+              <w:rPr>
+                <w:noProof/>
+                <w:webHidden/>
+              </w:rPr>
+              <w:instrText xml:space="preserve"> PAGEREF _Toc235569383 \h </w:instrText>
+            </w:r>
+            <w:r>
+              <w:rPr>
+                <w:noProof/>
+                <w:webHidden/>
+              </w:rPr>
+            </w:r>
+            <w:r>
+              <w:rPr>
+                <w:noProof/>
+                <w:webHidden/>
+              </w:rPr>
+              <w:fldChar w:fldCharType="separate"/>
+            </w:r>
+            <w:r>
+              <w:rPr>
+                <w:noProof/>
+                <w:webHidden/>
+              </w:rPr>
+              <w:t>7</w:t>
+            </w:r>
+            <w:r>
+              <w:rPr>
+                <w:noProof/>
+                <w:webHidden/>
+              </w:rPr>
+              <w:fldChar w:fldCharType="end"/>
+            </w:r>
+          </w:hyperlink>
+        </w:p>
+        <w:p>
+          <w:pPr>
+            <w:pStyle w:val="TOC2"/>
+            <w:tabs>
+              <w:tab w:val="right" w:leader="dot" w:pos="9350"/>
+            </w:tabs>
+            <w:rPr>
+              <w:noProof/>
+            </w:rPr>
+          </w:pPr>
+          <w:hyperlink w:anchor="_Toc235569384" w:history="1">
+            <w:r>
+              <w:rPr>
+                <w:rStyle w:val="Hyperlink"/>
+                <w:noProof/>
+              </w:rPr>
+              <w:t>ACTIVITY 2.6</w:t>
+            </w:r>
+            <w:r>
+              <w:rPr>
+                <w:noProof/>
+                <w:webHidden/>
+              </w:rPr>
+              <w:tab/>
+            </w:r>
+            <w:r>
+              <w:rPr>
+                <w:noProof/>
+                <w:webHidden/>
+              </w:rPr>
+              <w:fldChar w:fldCharType="begin"/>
+            </w:r>
+            <w:r>
+              <w:rPr>
+                <w:noProof/>
+                <w:webHidden/>
+              </w:rPr>
+              <w:instrText xml:space="preserve"> PAGEREF _Toc235569384 \h </w:instrText>
+            </w:r>
+            <w:r>
+              <w:rPr>
+                <w:noProof/>
+                <w:webHidden/>
+              </w:rPr>
+            </w:r>
+            <w:r>
+              <w:rPr>
+                <w:noProof/>
+                <w:webHidden/>
+              </w:rPr>
+              <w:fldChar w:fldCharType="separate"/>
+            </w:r>
+            <w:r>
+              <w:rPr>
+                <w:noProof/>
+                <w:webHidden/>
+              </w:rPr>
+              <w:t>7</w:t>
+            </w:r>
+            <w:r>
+              <w:rPr>
+                <w:noProof/>
+                <w:webHidden/>
+              </w:rPr>
+              <w:fldChar w:fldCharType="end"/>
+            </w:r>
+          </w:hyperlink>
+        </w:p>
+        <w:p>
+          <w:pPr>
+            <w:pStyle w:val="TOC3"/>
+            <w:tabs>
+              <w:tab w:val="right" w:leader="dot" w:pos="9350"/>
+            </w:tabs>
+            <w:rPr>
+              <w:noProof/>
+            </w:rPr>
+          </w:pPr>
+          <w:hyperlink w:anchor="_Toc235569385" w:history="1">
+            <w:r>
+              <w:rPr>
+                <w:rStyle w:val="Hyperlink"/>
+                <w:noProof/>
+              </w:rPr>
+              <w:t>COMPUTER SCIENCE IN CONTEXT</w:t>
+            </w:r>
+            <w:r>
+              <w:rPr>
+                <w:noProof/>
+                <w:webHidden/>
+              </w:rPr>
+              <w:tab/>
+            </w:r>
+            <w:r>
+              <w:rPr>
+                <w:noProof/>
+                <w:webHidden/>
+              </w:rPr>
+              <w:fldChar w:fldCharType="begin"/>
+            </w:r>
+            <w:r>
+              <w:rPr>
+                <w:noProof/>
+                <w:webHidden/>
+              </w:rPr>
+              <w:instrText xml:space="preserve"> PAGEREF _Toc235569385 \h </w:instrText>
+            </w:r>
+            <w:r>
+              <w:rPr>
+                <w:noProof/>
+                <w:webHidden/>
+              </w:rPr>
+            </w:r>
+            <w:r>
+              <w:rPr>
+                <w:noProof/>
+                <w:webHidden/>
+              </w:rPr>
+              <w:fldChar w:fldCharType="separate"/>
+            </w:r>
+            <w:r>
+              <w:rPr>
+                <w:noProof/>
+                <w:webHidden/>
+              </w:rPr>
+              <w:t>7</w:t>
+            </w:r>
+            <w:r>
+              <w:rPr>
+                <w:noProof/>
+                <w:webHidden/>
+              </w:rPr>
+              <w:fldChar w:fldCharType="end"/>
+            </w:r>
+          </w:hyperlink>
+        </w:p>
+        <w:p>
+          <w:pPr>
+            <w:pStyle w:val="TOC2"/>
+            <w:tabs>
+              <w:tab w:val="right" w:leader="dot" w:pos="9350"/>
+            </w:tabs>
+            <w:rPr>
+              <w:noProof/>
+            </w:rPr>
+          </w:pPr>
+          <w:hyperlink w:anchor="_Toc235569386" w:history="1">
+            <w:r>
+              <w:rPr>
+                <w:rStyle w:val="Hyperlink"/>
+                <w:noProof/>
+              </w:rPr>
+              <w:t>Questions</w:t>
+            </w:r>
+            <w:r>
+              <w:rPr>
+                <w:noProof/>
+                <w:webHidden/>
+              </w:rPr>
+              <w:tab/>
+            </w:r>
+            <w:r>
+              <w:rPr>
+                <w:noProof/>
+                <w:webHidden/>
+              </w:rPr>
+              <w:fldChar w:fldCharType="begin"/>
+            </w:r>
+            <w:r>
+              <w:rPr>
+                <w:noProof/>
+                <w:webHidden/>
+              </w:rPr>
+              <w:instrText xml:space="preserve"> PAGEREF _Toc235569386 \h </w:instrText>
+            </w:r>
+            <w:r>
+              <w:rPr>
+                <w:noProof/>
+                <w:webHidden/>
+              </w:rPr>
+            </w:r>
+            <w:r>
+              <w:rPr>
+                <w:noProof/>
+                <w:webHidden/>
+              </w:rPr>
+              <w:fldChar w:fldCharType="separate"/>
+            </w:r>
+            <w:r>
+              <w:rPr>
+                <w:noProof/>
+                <w:webHidden/>
+              </w:rPr>
+              <w:t>7</w:t>
+            </w:r>
+            <w:r>
+              <w:rPr>
+                <w:noProof/>
+                <w:webHidden/>
+              </w:rPr>
+              <w:fldChar w:fldCharType="end"/>
+            </w:r>
+          </w:hyperlink>
+        </w:p>
+        <w:p>
+          <w:pPr>
+            <w:pStyle w:val="TOC1"/>
+            <w:tabs>
+              <w:tab w:val="right" w:leader="dot" w:pos="9350"/>
+            </w:tabs>
+            <w:rPr>
+              <w:noProof/>
+            </w:rPr>
+          </w:pPr>
+          <w:hyperlink w:anchor="_Toc235569387" w:history="1">
+            <w:r>
+              <w:rPr>
+                <w:rStyle w:val="Hyperlink"/>
+                <w:noProof/>
+              </w:rPr>
+              <w:t>2.5 Detecting Errors in Data Transmission</w:t>
+            </w:r>
+            <w:r>
+              <w:rPr>
+                <w:noProof/>
+                <w:webHidden/>
+              </w:rPr>
+              <w:tab/>
+            </w:r>
+            <w:r>
+              <w:rPr>
+                <w:noProof/>
+                <w:webHidden/>
+              </w:rPr>
+              <w:fldChar w:fldCharType="begin"/>
+            </w:r>
+            <w:r>
+              <w:rPr>
+                <w:noProof/>
+                <w:webHidden/>
+              </w:rPr>
+              <w:instrText xml:space="preserve"> PAGEREF _Toc235569387 \h </w:instrText>
+            </w:r>
+            <w:r>
+              <w:rPr>
+                <w:noProof/>
+                <w:webHidden/>
+              </w:rPr>
+            </w:r>
+            <w:r>
+              <w:rPr>
+                <w:noProof/>
+                <w:webHidden/>
+              </w:rPr>
+              <w:fldChar w:fldCharType="separate"/>
+            </w:r>
+            <w:r>
+              <w:rPr>
+                <w:noProof/>
+                <w:webHidden/>
+              </w:rPr>
+              <w:t>8</w:t>
+            </w:r>
+            <w:r>
+              <w:rPr>
+                <w:noProof/>
+                <w:webHidden/>
+              </w:rPr>
+              <w:fldChar w:fldCharType="end"/>
+            </w:r>
+          </w:hyperlink>
+        </w:p>
+        <w:p>
+          <w:pPr>
+            <w:pStyle w:val="TOC2"/>
+            <w:tabs>
+              <w:tab w:val="right" w:leader="dot" w:pos="9350"/>
+            </w:tabs>
+            <w:rPr>
+              <w:noProof/>
+            </w:rPr>
+          </w:pPr>
+          <w:hyperlink w:anchor="_Toc235569388" w:history="1">
+            <w:r>
+              <w:rPr>
+                <w:rStyle w:val="Hyperlink"/>
+                <w:noProof/>
+              </w:rPr>
+              <w:t>Questions</w:t>
+            </w:r>
+            <w:r>
+              <w:rPr>
+                <w:noProof/>
+                <w:webHidden/>
+              </w:rPr>
+              <w:tab/>
+            </w:r>
+            <w:r>
+              <w:rPr>
+                <w:noProof/>
+                <w:webHidden/>
+              </w:rPr>
+              <w:fldChar w:fldCharType="begin"/>
+            </w:r>
+            <w:r>
+              <w:rPr>
+                <w:noProof/>
+                <w:webHidden/>
+              </w:rPr>
+              <w:instrText xml:space="preserve"> PAGEREF _Toc235569388 \h </w:instrText>
+            </w:r>
+            <w:r>
+              <w:rPr>
+                <w:noProof/>
+                <w:webHidden/>
+              </w:rPr>
+            </w:r>
+            <w:r>
+              <w:rPr>
+                <w:noProof/>
+                <w:webHidden/>
+              </w:rPr>
+              <w:fldChar w:fldCharType="separate"/>
+            </w:r>
+            <w:r>
+              <w:rPr>
+                <w:noProof/>
+                <w:webHidden/>
+              </w:rPr>
+              <w:t>8</w:t>
+            </w:r>
+            <w:r>
+              <w:rPr>
+                <w:noProof/>
+                <w:webHidden/>
+              </w:rPr>
+              <w:fldChar w:fldCharType="end"/>
+            </w:r>
+          </w:hyperlink>
+        </w:p>
+        <w:p>
+          <w:pPr>
+            <w:pStyle w:val="TOC2"/>
+            <w:tabs>
+              <w:tab w:val="right" w:leader="dot" w:pos="9350"/>
+            </w:tabs>
+            <w:rPr>
+              <w:noProof/>
+            </w:rPr>
+          </w:pPr>
+          <w:hyperlink w:anchor="_Toc235569389" w:history="1">
+            <w:r>
+              <w:rPr>
+                <w:rStyle w:val="Hyperlink"/>
+                <w:noProof/>
+              </w:rPr>
+              <w:t>Activity 2.7</w:t>
+            </w:r>
+            <w:r>
+              <w:rPr>
+                <w:noProof/>
+                <w:webHidden/>
+              </w:rPr>
+              <w:tab/>
+            </w:r>
+            <w:r>
+              <w:rPr>
+                <w:noProof/>
+                <w:webHidden/>
+              </w:rPr>
+              <w:fldChar w:fldCharType="begin"/>
+            </w:r>
+            <w:r>
+              <w:rPr>
+                <w:noProof/>
+                <w:webHidden/>
+              </w:rPr>
+              <w:instrText xml:space="preserve"> PAGEREF _Toc235569389 \h </w:instrText>
+            </w:r>
+            <w:r>
+              <w:rPr>
+                <w:noProof/>
+                <w:webHidden/>
+              </w:rPr>
+            </w:r>
+            <w:r>
+              <w:rPr>
+                <w:noProof/>
+                <w:webHidden/>
+              </w:rPr>
+              <w:fldChar w:fldCharType="separate"/>
+            </w:r>
+            <w:r>
+              <w:rPr>
+                <w:noProof/>
+                <w:webHidden/>
+              </w:rPr>
+              <w:t>9</w:t>
+            </w:r>
+            <w:r>
+              <w:rPr>
+                <w:noProof/>
+                <w:webHidden/>
+              </w:rPr>
+              <w:fldChar w:fldCharType="end"/>
+            </w:r>
+          </w:hyperlink>
+        </w:p>
+        <w:p>
+          <w:pPr>
+            <w:pStyle w:val="TOC2"/>
+            <w:tabs>
+              <w:tab w:val="right" w:leader="dot" w:pos="9350"/>
+            </w:tabs>
+            <w:rPr>
+              <w:noProof/>
+            </w:rPr>
+          </w:pPr>
+          <w:hyperlink w:anchor="_Toc235569390" w:history="1">
+            <w:r>
+              <w:rPr>
+                <w:rStyle w:val="Hyperlink"/>
+                <w:noProof/>
+              </w:rPr>
+              <w:t>Activity 2.8</w:t>
+            </w:r>
+            <w:r>
+              <w:rPr>
+                <w:noProof/>
+                <w:webHidden/>
+              </w:rPr>
+              <w:tab/>
+            </w:r>
+            <w:r>
+              <w:rPr>
+                <w:noProof/>
+                <w:webHidden/>
+              </w:rPr>
+              <w:fldChar w:fldCharType="begin"/>
+            </w:r>
+            <w:r>
+              <w:rPr>
+                <w:noProof/>
+                <w:webHidden/>
+              </w:rPr>
+              <w:instrText xml:space="preserve"> PAGEREF _Toc235569390 \h </w:instrText>
+            </w:r>
+            <w:r>
+              <w:rPr>
+                <w:noProof/>
+                <w:webHidden/>
+              </w:rPr>
+            </w:r>
+            <w:r>
+              <w:rPr>
+                <w:noProof/>
+                <w:webHidden/>
+              </w:rPr>
+              <w:fldChar w:fldCharType="separate"/>
+            </w:r>
+            <w:r>
+              <w:rPr>
+                <w:noProof/>
+                <w:webHidden/>
+              </w:rPr>
+              <w:t>10</w:t>
+            </w:r>
+            <w:r>
+              <w:rPr>
+                <w:noProof/>
+                <w:webHidden/>
+              </w:rPr>
+              <w:fldChar w:fldCharType="end"/>
+            </w:r>
+          </w:hyperlink>
+        </w:p>
+        <w:p>
+          <w:pPr>
+            <w:pStyle w:val="TOC2"/>
+            <w:tabs>
+              <w:tab w:val="right" w:leader="dot" w:pos="9350"/>
+            </w:tabs>
+            <w:rPr>
+              <w:noProof/>
+            </w:rPr>
+          </w:pPr>
+          <w:hyperlink w:anchor="_Toc235569391" w:history="1">
+            <w:r>
+              <w:rPr>
+                <w:rStyle w:val="Hyperlink"/>
+                <w:noProof/>
+              </w:rPr>
+              <w:t>Activity 2.9</w:t>
+            </w:r>
+            <w:r>
+              <w:rPr>
+                <w:noProof/>
+                <w:webHidden/>
+              </w:rPr>
+              <w:tab/>
+            </w:r>
+            <w:r>
+              <w:rPr>
+                <w:noProof/>
+                <w:webHidden/>
+              </w:rPr>
+              <w:fldChar w:fldCharType="begin"/>
+            </w:r>
+            <w:r>
+              <w:rPr>
+                <w:noProof/>
+                <w:webHidden/>
+              </w:rPr>
+              <w:instrText xml:space="preserve"> PAGEREF _Toc235569391 \h </w:instrText>
+            </w:r>
+            <w:r>
+              <w:rPr>
+                <w:noProof/>
+                <w:webHidden/>
+              </w:rPr>
+            </w:r>
+            <w:r>
+              <w:rPr>
+                <w:noProof/>
+                <w:webHidden/>
+              </w:rPr>
+              <w:fldChar w:fldCharType="separate"/>
+            </w:r>
+            <w:r>
+              <w:rPr>
+                <w:noProof/>
+                <w:webHidden/>
+              </w:rPr>
+              <w:t>10</w:t>
+            </w:r>
+            <w:r>
+              <w:rPr>
+                <w:noProof/>
+                <w:webHidden/>
+              </w:rPr>
+              <w:fldChar w:fldCharType="end"/>
+            </w:r>
+          </w:hyperlink>
+        </w:p>
+        <w:p>
+          <w:pPr>
+            <w:pStyle w:val="TOC2"/>
+            <w:tabs>
+              <w:tab w:val="right" w:leader="dot" w:pos="9350"/>
+            </w:tabs>
+            <w:rPr>
+              <w:noProof/>
+            </w:rPr>
+          </w:pPr>
+          <w:hyperlink w:anchor="_Toc235569392" w:history="1">
+            <w:r>
+              <w:rPr>
+                <w:rStyle w:val="Hyperlink"/>
+                <w:noProof/>
+              </w:rPr>
+              <w:t>Activity 2.10</w:t>
+            </w:r>
+            <w:r>
+              <w:rPr>
+                <w:noProof/>
+                <w:webHidden/>
+              </w:rPr>
+              <w:tab/>
+            </w:r>
+            <w:r>
+              <w:rPr>
+                <w:noProof/>
+                <w:webHidden/>
+              </w:rPr>
+              <w:fldChar w:fldCharType="begin"/>
+            </w:r>
+            <w:r>
+              <w:rPr>
+                <w:noProof/>
+                <w:webHidden/>
+              </w:rPr>
+              <w:instrText xml:space="preserve"> PAGEREF _Toc235569392 \h </w:instrText>
+            </w:r>
+            <w:r>
+              <w:rPr>
+                <w:noProof/>
+                <w:webHidden/>
+              </w:rPr>
+            </w:r>
+            <w:r>
+              <w:rPr>
+                <w:noProof/>
+                <w:webHidden/>
+              </w:rPr>
+              <w:fldChar w:fldCharType="separate"/>
+            </w:r>
+            <w:r>
+              <w:rPr>
+                <w:noProof/>
+                <w:webHidden/>
+              </w:rPr>
+              <w:t>11</w:t>
+            </w:r>
+            <w:r>
+              <w:rPr>
+                <w:noProof/>
+                <w:webHidden/>
+              </w:rPr>
+              <w:fldChar w:fldCharType="end"/>
+            </w:r>
+          </w:hyperlink>
+        </w:p>
+        <w:p>
+          <w:pPr>
+            <w:pStyle w:val="TOC3"/>
+            <w:tabs>
+              <w:tab w:val="right" w:leader="dot" w:pos="9350"/>
+            </w:tabs>
+            <w:rPr>
+              <w:noProof/>
+            </w:rPr>
+          </w:pPr>
+          <w:hyperlink w:anchor="_Toc235569393" w:history="1">
+            <w:r>
+              <w:rPr>
+                <w:rStyle w:val="Hyperlink"/>
+                <w:noProof/>
+              </w:rPr>
+              <w:t>COMPUTER SCIENCE IN CONTEXT</w:t>
+            </w:r>
+            <w:r>
+              <w:rPr>
+                <w:noProof/>
+                <w:webHidden/>
+              </w:rPr>
+              <w:tab/>
+            </w:r>
+            <w:r>
+              <w:rPr>
+                <w:noProof/>
+                <w:webHidden/>
+              </w:rPr>
+              <w:fldChar w:fldCharType="begin"/>
+            </w:r>
+            <w:r>
+              <w:rPr>
+                <w:noProof/>
+                <w:webHidden/>
+              </w:rPr>
+              <w:instrText xml:space="preserve"> PAGEREF _Toc235569393 \h </w:instrText>
+            </w:r>
+            <w:r>
+              <w:rPr>
+                <w:noProof/>
+                <w:webHidden/>
+              </w:rPr>
+            </w:r>
+            <w:r>
+              <w:rPr>
+                <w:noProof/>
+                <w:webHidden/>
+              </w:rPr>
+              <w:fldChar w:fldCharType="separate"/>
+            </w:r>
+            <w:r>
+              <w:rPr>
+                <w:noProof/>
+                <w:webHidden/>
+              </w:rPr>
+              <w:t>11</w:t>
+            </w:r>
+            <w:r>
+              <w:rPr>
+                <w:noProof/>
+                <w:webHidden/>
+              </w:rPr>
+              <w:fldChar w:fldCharType="end"/>
+            </w:r>
+          </w:hyperlink>
+        </w:p>
+        <w:p>
+          <w:pPr>
+            <w:pStyle w:val="TOC1"/>
+            <w:tabs>
+              <w:tab w:val="right" w:leader="dot" w:pos="9350"/>
+            </w:tabs>
+            <w:rPr>
+              <w:noProof/>
+            </w:rPr>
+          </w:pPr>
+          <w:hyperlink w:anchor="_Toc235569394" w:history="1">
+            <w:r>
+              <w:rPr>
+                <w:rStyle w:val="Hyperlink"/>
+                <w:noProof/>
+              </w:rPr>
+              <w:t>2.6 Encryption</w:t>
+            </w:r>
+            <w:r>
+              <w:rPr>
+                <w:noProof/>
+                <w:webHidden/>
+              </w:rPr>
+              <w:tab/>
+            </w:r>
+            <w:r>
+              <w:rPr>
+                <w:noProof/>
+                <w:webHidden/>
+              </w:rPr>
+              <w:fldChar w:fldCharType="begin"/>
+            </w:r>
+            <w:r>
+              <w:rPr>
+                <w:noProof/>
+                <w:webHidden/>
+              </w:rPr>
+              <w:instrText xml:space="preserve"> PAGEREF _Toc235569394 \h </w:instrText>
+            </w:r>
+            <w:r>
+              <w:rPr>
+                <w:noProof/>
+                <w:webHidden/>
+              </w:rPr>
+            </w:r>
+            <w:r>
+              <w:rPr>
+                <w:noProof/>
+                <w:webHidden/>
+              </w:rPr>
+              <w:fldChar w:fldCharType="separate"/>
+            </w:r>
+            <w:r>
+              <w:rPr>
+                <w:noProof/>
+                <w:webHidden/>
+              </w:rPr>
+              <w:t>11</w:t>
+            </w:r>
+            <w:r>
+              <w:rPr>
+                <w:noProof/>
+                <w:webHidden/>
+              </w:rPr>
+              <w:fldChar w:fldCharType="end"/>
+            </w:r>
+          </w:hyperlink>
+        </w:p>
+        <w:p>
+          <w:pPr>
+            <w:pStyle w:val="TOC2"/>
+            <w:tabs>
+              <w:tab w:val="right" w:leader="dot" w:pos="9350"/>
+            </w:tabs>
+            <w:rPr>
+              <w:noProof/>
+            </w:rPr>
+          </w:pPr>
+          <w:hyperlink w:anchor="_Toc235569395" w:history="1">
+            <w:r>
+              <w:rPr>
+                <w:rStyle w:val="Hyperlink"/>
+                <w:noProof/>
+              </w:rPr>
+              <w:t>Questions</w:t>
+            </w:r>
+            <w:r>
+              <w:rPr>
+                <w:noProof/>
+                <w:webHidden/>
+              </w:rPr>
+              <w:tab/>
+            </w:r>
+            <w:r>
+              <w:rPr>
+                <w:noProof/>
+                <w:webHidden/>
+              </w:rPr>
+              <w:fldChar w:fldCharType="begin"/>
+            </w:r>
+            <w:r>
+              <w:rPr>
+                <w:noProof/>
+                <w:webHidden/>
+              </w:rPr>
+              <w:instrText xml:space="preserve"> PAGEREF _Toc235569395 \h </w:instrText>
+            </w:r>
+            <w:r>
+              <w:rPr>
+                <w:noProof/>
+                <w:webHidden/>
+              </w:rPr>
+            </w:r>
+            <w:r>
+              <w:rPr>
+                <w:noProof/>
+                <w:webHidden/>
+              </w:rPr>
+              <w:fldChar w:fldCharType="separate"/>
+            </w:r>
+            <w:r>
+              <w:rPr>
+                <w:noProof/>
+                <w:webHidden/>
+              </w:rPr>
+              <w:t>11</w:t>
+            </w:r>
+            <w:r>
+              <w:rPr>
+                <w:noProof/>
+                <w:webHidden/>
+              </w:rPr>
+              <w:fldChar w:fldCharType="end"/>
+            </w:r>
+          </w:hyperlink>
+        </w:p>
+        <w:p>
+          <w:pPr>
+            <w:pStyle w:val="TOC3"/>
+            <w:tabs>
+              <w:tab w:val="right" w:leader="dot" w:pos="9350"/>
+            </w:tabs>
+            <w:rPr>
+              <w:noProof/>
+            </w:rPr>
+          </w:pPr>
+          <w:hyperlink w:anchor="_Toc235569396" w:history="1">
+            <w:r>
+              <w:rPr>
+                <w:rStyle w:val="Hyperlink"/>
+                <w:noProof/>
+              </w:rPr>
+              <w:t>COMPUTER SCIENCE IN CONTEXT</w:t>
+            </w:r>
+            <w:r>
+              <w:rPr>
+                <w:noProof/>
+                <w:webHidden/>
+              </w:rPr>
+              <w:tab/>
+            </w:r>
+            <w:r>
+              <w:rPr>
+                <w:noProof/>
+                <w:webHidden/>
+              </w:rPr>
+              <w:fldChar w:fldCharType="begin"/>
+            </w:r>
+            <w:r>
+              <w:rPr>
+                <w:noProof/>
+                <w:webHidden/>
+              </w:rPr>
+              <w:instrText xml:space="preserve"> PAGEREF _Toc235569396 \h </w:instrText>
+            </w:r>
+            <w:r>
+              <w:rPr>
+                <w:noProof/>
+                <w:webHidden/>
+              </w:rPr>
+            </w:r>
+            <w:r>
+              <w:rPr>
+                <w:noProof/>
+                <w:webHidden/>
+              </w:rPr>
+              <w:fldChar w:fldCharType="separate"/>
+            </w:r>
+            <w:r>
+              <w:rPr>
+                <w:noProof/>
+                <w:webHidden/>
+              </w:rPr>
+              <w:t>12</w:t>
+            </w:r>
+            <w:r>
+              <w:rPr>
+                <w:noProof/>
+                <w:webHidden/>
+              </w:rPr>
+              <w:fldChar w:fldCharType="end"/>
+            </w:r>
+          </w:hyperlink>
+        </w:p>
+        <w:p>
+          <w:r>
+            <w:rPr>
+              <w:b/>
+              <w:bCs/>
+              <w:noProof/>
+            </w:rPr>
+            <w:fldChar w:fldCharType="end"/>
+          </w:r>
+        </w:p>
+      </w:sdtContent>
+    </w:sdt>
+    <w:p>
+      <w:r>
+        <w:br w:type="column"/>
+      </w:r>
+      <w:r>
+        <w:lastRenderedPageBreak/>
         <w:t>Getting Started:</w:t>
       </w:r>
     </w:p>
@@ -622,17 +2375,21 @@
       <w:pPr>
         <w:pStyle w:val="Heading1"/>
       </w:pPr>
+      <w:bookmarkStart w:id="0" w:name="_Toc235569372"/>
       <w:r>
         <w:t>2.1 The structure of a data packet</w:t>
       </w:r>
+      <w:bookmarkEnd w:id="0"/>
     </w:p>
     <w:p>
       <w:pPr>
         <w:pStyle w:val="Heading2"/>
       </w:pPr>
+      <w:bookmarkStart w:id="1" w:name="_Toc235569373"/>
       <w:r>
         <w:t>Questions</w:t>
       </w:r>
+      <w:bookmarkEnd w:id="1"/>
     </w:p>
     <w:p>
       <w:r>
@@ -857,9 +2614,11 @@
       <w:pPr>
         <w:pStyle w:val="Heading2"/>
       </w:pPr>
+      <w:bookmarkStart w:id="2" w:name="_Toc235569374"/>
       <w:r>
         <w:t>Activity 2.1</w:t>
       </w:r>
+      <w:bookmarkEnd w:id="2"/>
     </w:p>
     <w:p>
       <w:r>
@@ -936,20 +2695,24 @@
       <w:pPr>
         <w:pStyle w:val="Heading1"/>
       </w:pPr>
+      <w:bookmarkStart w:id="3" w:name="_Toc235569375"/>
       <w:r>
         <w:t xml:space="preserve">2.2 Packet </w:t>
       </w:r>
       <w:r>
         <w:t>Switching</w:t>
       </w:r>
+      <w:bookmarkEnd w:id="3"/>
     </w:p>
     <w:p>
       <w:pPr>
         <w:pStyle w:val="Heading2"/>
       </w:pPr>
+      <w:bookmarkStart w:id="4" w:name="_Toc235569376"/>
       <w:r>
         <w:t>Activity 2.2</w:t>
       </w:r>
+      <w:bookmarkEnd w:id="4"/>
     </w:p>
     <w:p>
       <w:r>
@@ -1380,7 +3143,7 @@
           </mc:Choice>
           <mc:Fallback>
             <w:pict>
-              <v:shape w14:anchorId="5586D292" id="Straight Arrow Connector 13" o:spid="_x0000_s1026" type="#_x0000_t32" style="position:absolute;margin-left:320pt;margin-top:528pt;width:37.5pt;height:30.5pt;z-index:251656192;visibility:visible;mso-wrap-style:square;mso-width-percent:0;mso-height-percent:0;mso-wrap-distance-left:9pt;mso-wrap-distance-top:0;mso-wrap-distance-right:9pt;mso-wrap-distance-bottom:0;mso-position-horizontal:absolute;mso-position-horizontal-relative:page;mso-position-vertical:absolute;mso-position-vertical-relative:page;mso-width-percent:0;mso-height-percent:0;mso-width-relative:margin;mso-height-relative:margin" o:gfxdata="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" strokecolor="#c0504d [3205]" strokeweight="3pt">
+              <v:shape w14:anchorId="3DE4EAA4" id="Straight Arrow Connector 13" o:spid="_x0000_s1026" type="#_x0000_t32" style="position:absolute;margin-left:320pt;margin-top:528pt;width:37.5pt;height:30.5pt;z-index:251656192;visibility:visible;mso-wrap-style:square;mso-width-percent:0;mso-height-percent:0;mso-wrap-distance-left:9pt;mso-wrap-distance-top:0;mso-wrap-distance-right:9pt;mso-wrap-distance-bottom:0;mso-position-horizontal:absolute;mso-position-horizontal-relative:page;mso-position-vertical:absolute;mso-position-vertical-relative:page;mso-width-percent:0;mso-height-percent:0;mso-width-relative:margin;mso-height-relative:margin" o:gfxdata="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" strokecolor="#c0504d [3205]" strokeweight="3pt">
                 <v:stroke endarrow="block"/>
                 <v:shadow on="t" color="black" opacity="22937f" origin=",.5" offset="0,.63889mm"/>
                 <w10:wrap anchorx="page" anchory="page"/>
@@ -1454,7 +3217,7 @@
           </mc:Choice>
           <mc:Fallback>
             <w:pict>
-              <v:shape w14:anchorId="60A26E48" id="Straight Arrow Connector 13" o:spid="_x0000_s1026" type="#_x0000_t32" style="position:absolute;margin-left:168.5pt;margin-top:521.4pt;width:85.5pt;height:3.6pt;z-index:251655168;visibility:visible;mso-wrap-style:square;mso-width-percent:0;mso-height-percent:0;mso-wrap-distance-left:9pt;mso-wrap-distance-top:0;mso-wrap-distance-right:9pt;mso-wrap-distance-bottom:0;mso-position-horizontal:absolute;mso-position-horizontal-relative:page;mso-position-vertical:absolute;mso-position-vertical-relative:page;mso-width-percent:0;mso-height-percent:0;mso-width-relative:margin;mso-height-relative:margin" o:gfxdata="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" strokecolor="#c0504d [3205]" strokeweight="3pt">
+              <v:shape w14:anchorId="5ADDCB8F" id="Straight Arrow Connector 13" o:spid="_x0000_s1026" type="#_x0000_t32" style="position:absolute;margin-left:168.5pt;margin-top:521.4pt;width:85.5pt;height:3.6pt;z-index:251655168;visibility:visible;mso-wrap-style:square;mso-width-percent:0;mso-height-percent:0;mso-wrap-distance-left:9pt;mso-wrap-distance-top:0;mso-wrap-distance-right:9pt;mso-wrap-distance-bottom:0;mso-position-horizontal:absolute;mso-position-horizontal-relative:page;mso-position-vertical:absolute;mso-position-vertical-relative:page;mso-width-percent:0;mso-height-percent:0;mso-width-relative:margin;mso-height-relative:margin" o:gfxdata="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" strokecolor="#c0504d [3205]" strokeweight="3pt">
                 <v:stroke endarrow="block"/>
                 <v:shadow on="t" color="black" opacity="22937f" origin=",.5" offset="0,.63889mm"/>
                 <w10:wrap anchorx="page" anchory="page"/>
@@ -1522,7 +3285,7 @@
           </mc:Choice>
           <mc:Fallback>
             <w:pict>
-              <v:shape w14:anchorId="28F86580" id="Straight Arrow Connector 11" o:spid="_x0000_s1026" type="#_x0000_t32" style="position:absolute;margin-left:78.5pt;margin-top:539pt;width:30pt;height:52.5pt;flip:y;z-index:251637760;visibility:visible;mso-wrap-style:square;mso-wrap-distance-left:9pt;mso-wrap-distance-top:0;mso-wrap-distance-right:9pt;mso-wrap-distance-bottom:0;mso-position-horizontal:absolute;mso-position-horizontal-relative:page;mso-position-vertical:absolute;mso-position-vertical-relative:page" o:gfxdata="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" strokecolor="#4579b8 [3044]">
+              <v:shape w14:anchorId="3140B083" id="Straight Arrow Connector 11" o:spid="_x0000_s1026" type="#_x0000_t32" style="position:absolute;margin-left:78.5pt;margin-top:539pt;width:30pt;height:52.5pt;flip:y;z-index:251637760;visibility:visible;mso-wrap-style:square;mso-wrap-distance-left:9pt;mso-wrap-distance-top:0;mso-wrap-distance-right:9pt;mso-wrap-distance-bottom:0;mso-position-horizontal:absolute;mso-position-horizontal-relative:page;mso-position-vertical:absolute;mso-position-vertical-relative:page" o:gfxdata="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" strokecolor="#4579b8 [3044]">
                 <v:stroke endarrow="block"/>
                 <w10:wrap anchorx="page" anchory="page"/>
               </v:shape>
@@ -1725,7 +3488,7 @@
           </mc:Choice>
           <mc:Fallback>
             <w:pict>
-              <v:shape w14:anchorId="4F0D330A" id="Straight Arrow Connector 13" o:spid="_x0000_s1026" type="#_x0000_t32" style="position:absolute;margin-left:307pt;margin-top:544.5pt;width:3.6pt;height:45pt;z-index:251660288;visibility:visible;mso-wrap-style:square;mso-width-percent:0;mso-height-percent:0;mso-wrap-distance-left:9pt;mso-wrap-distance-top:0;mso-wrap-distance-right:9pt;mso-wrap-distance-bottom:0;mso-position-horizontal:absolute;mso-position-horizontal-relative:page;mso-position-vertical:absolute;mso-position-vertical-relative:page;mso-width-percent:0;mso-height-percent:0;mso-width-relative:margin;mso-height-relative:margin" o:gfxdata="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" strokecolor="#9bbb59 [3206]" strokeweight="3pt">
+              <v:shape w14:anchorId="7654BB10" id="Straight Arrow Connector 13" o:spid="_x0000_s1026" type="#_x0000_t32" style="position:absolute;margin-left:307pt;margin-top:544.5pt;width:3.6pt;height:45pt;z-index:251660288;visibility:visible;mso-wrap-style:square;mso-width-percent:0;mso-height-percent:0;mso-wrap-distance-left:9pt;mso-wrap-distance-top:0;mso-wrap-distance-right:9pt;mso-wrap-distance-bottom:0;mso-position-horizontal:absolute;mso-position-horizontal-relative:page;mso-position-vertical:absolute;mso-position-vertical-relative:page;mso-width-percent:0;mso-height-percent:0;mso-width-relative:margin;mso-height-relative:margin" o:gfxdata="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" strokecolor="#9bbb59 [3206]" strokeweight="3pt">
                 <v:stroke endarrow="block"/>
                 <v:shadow on="t" color="black" opacity="22937f" origin=",.5" offset="0,.63889mm"/>
                 <w10:wrap anchorx="page" anchory="page"/>
@@ -1799,7 +3562,7 @@
           </mc:Choice>
           <mc:Fallback>
             <w:pict>
-              <v:shape w14:anchorId="3C913D17" id="Straight Arrow Connector 13" o:spid="_x0000_s1026" type="#_x0000_t32" style="position:absolute;margin-left:168.5pt;margin-top:543pt;width:98pt;height:160pt;flip:y;z-index:251676672;visibility:visible;mso-wrap-style:square;mso-width-percent:0;mso-height-percent:0;mso-wrap-distance-left:9pt;mso-wrap-distance-top:0;mso-wrap-distance-right:9pt;mso-wrap-distance-bottom:0;mso-position-horizontal:absolute;mso-position-horizontal-relative:page;mso-position-vertical:absolute;mso-position-vertical-relative:page;mso-width-percent:0;mso-height-percent:0;mso-width-relative:margin;mso-height-relative:margin" o:gfxdata="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" strokecolor="#9bbb59 [3206]" strokeweight="3pt">
+              <v:shape w14:anchorId="5DE17721" id="Straight Arrow Connector 13" o:spid="_x0000_s1026" type="#_x0000_t32" style="position:absolute;margin-left:168.5pt;margin-top:543pt;width:98pt;height:160pt;flip:y;z-index:251676672;visibility:visible;mso-wrap-style:square;mso-width-percent:0;mso-height-percent:0;mso-wrap-distance-left:9pt;mso-wrap-distance-top:0;mso-wrap-distance-right:9pt;mso-wrap-distance-bottom:0;mso-position-horizontal:absolute;mso-position-horizontal-relative:page;mso-position-vertical:absolute;mso-position-vertical-relative:page;mso-width-percent:0;mso-height-percent:0;mso-width-relative:margin;mso-height-relative:margin" o:gfxdata="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" strokecolor="#9bbb59 [3206]" strokeweight="3pt">
                 <v:stroke endarrow="block"/>
                 <v:shadow on="t" color="black" opacity="22937f" origin=",.5" offset="0,.63889mm"/>
                 <w10:wrap anchorx="page" anchory="page"/>
@@ -1873,7 +3636,7 @@
           </mc:Choice>
           <mc:Fallback>
             <w:pict>
-              <v:shape w14:anchorId="43526176" id="Straight Arrow Connector 13" o:spid="_x0000_s1026" type="#_x0000_t32" style="position:absolute;margin-left:240pt;margin-top:543pt;width:28.5pt;height:125pt;flip:x;z-index:251671552;visibility:visible;mso-wrap-style:square;mso-width-percent:0;mso-height-percent:0;mso-wrap-distance-left:9pt;mso-wrap-distance-top:0;mso-wrap-distance-right:9pt;mso-wrap-distance-bottom:0;mso-position-horizontal:absolute;mso-position-horizontal-relative:page;mso-position-vertical:absolute;mso-position-vertical-relative:page;mso-width-percent:0;mso-height-percent:0;mso-width-relative:margin;mso-height-relative:margin" o:gfxdata="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" strokecolor="#f79646 [3209]" strokeweight="3pt">
+              <v:shape w14:anchorId="25519C81" id="Straight Arrow Connector 13" o:spid="_x0000_s1026" type="#_x0000_t32" style="position:absolute;margin-left:240pt;margin-top:543pt;width:28.5pt;height:125pt;flip:x;z-index:251671552;visibility:visible;mso-wrap-style:square;mso-width-percent:0;mso-height-percent:0;mso-wrap-distance-left:9pt;mso-wrap-distance-top:0;mso-wrap-distance-right:9pt;mso-wrap-distance-bottom:0;mso-position-horizontal:absolute;mso-position-horizontal-relative:page;mso-position-vertical:absolute;mso-position-vertical-relative:page;mso-width-percent:0;mso-height-percent:0;mso-width-relative:margin;mso-height-relative:margin" o:gfxdata="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" strokecolor="#f79646 [3209]" strokeweight="3pt">
                 <v:stroke endarrow="block"/>
                 <v:shadow on="t" color="black" opacity="22937f" origin=",.5" offset="0,.63889mm"/>
                 <w10:wrap anchorx="page" anchory="page"/>
@@ -1941,7 +3704,7 @@
           </mc:Choice>
           <mc:Fallback>
             <w:pict>
-              <v:shape w14:anchorId="39302718" id="Straight Arrow Connector 14" o:spid="_x0000_s1026" type="#_x0000_t32" style="position:absolute;margin-left:167pt;margin-top:544pt;width:102pt;height:121.5pt;flip:y;z-index:251670528;visibility:visible;mso-wrap-style:square;mso-wrap-distance-left:9pt;mso-wrap-distance-top:0;mso-wrap-distance-right:9pt;mso-wrap-distance-bottom:0;mso-position-horizontal:absolute;mso-position-horizontal-relative:page;mso-position-vertical:absolute;mso-position-vertical-relative:page" o:gfxdata="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" strokecolor="#f79646 [3209]" strokeweight="3pt">
+              <v:shape w14:anchorId="3BCC0965" id="Straight Arrow Connector 14" o:spid="_x0000_s1026" type="#_x0000_t32" style="position:absolute;margin-left:167pt;margin-top:544pt;width:102pt;height:121.5pt;flip:y;z-index:251670528;visibility:visible;mso-wrap-style:square;mso-wrap-distance-left:9pt;mso-wrap-distance-top:0;mso-wrap-distance-right:9pt;mso-wrap-distance-bottom:0;mso-position-horizontal:absolute;mso-position-horizontal-relative:page;mso-position-vertical:absolute;mso-position-vertical-relative:page" o:gfxdata="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" strokecolor="#f79646 [3209]" strokeweight="3pt">
                 <v:stroke endarrow="block"/>
                 <v:shadow on="t" color="black" opacity="22937f" origin=",.5" offset="0,.63889mm"/>
                 <w10:wrap anchorx="page" anchory="page"/>
@@ -2015,7 +3778,7 @@
           </mc:Choice>
           <mc:Fallback>
             <w:pict>
-              <v:shape w14:anchorId="62EFACE3" id="Straight Arrow Connector 13" o:spid="_x0000_s1026" type="#_x0000_t32" style="position:absolute;margin-left:283.5pt;margin-top:543pt;width:4.5pt;height:47.5pt;z-index:251668480;visibility:visible;mso-wrap-style:square;mso-width-percent:0;mso-height-percent:0;mso-wrap-distance-left:9pt;mso-wrap-distance-top:0;mso-wrap-distance-right:9pt;mso-wrap-distance-bottom:0;mso-position-horizontal:absolute;mso-position-horizontal-relative:page;mso-position-vertical:absolute;mso-position-vertical-relative:page;mso-width-percent:0;mso-height-percent:0;mso-width-relative:margin;mso-height-relative:margin" o:gfxdata="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" strokecolor="black [3200]" strokeweight="3pt">
+              <v:shape w14:anchorId="09B4E3F0" id="Straight Arrow Connector 13" o:spid="_x0000_s1026" type="#_x0000_t32" style="position:absolute;margin-left:283.5pt;margin-top:543pt;width:4.5pt;height:47.5pt;z-index:251668480;visibility:visible;mso-wrap-style:square;mso-width-percent:0;mso-height-percent:0;mso-wrap-distance-left:9pt;mso-wrap-distance-top:0;mso-wrap-distance-right:9pt;mso-wrap-distance-bottom:0;mso-position-horizontal:absolute;mso-position-horizontal-relative:page;mso-position-vertical:absolute;mso-position-vertical-relative:page;mso-width-percent:0;mso-height-percent:0;mso-width-relative:margin;mso-height-relative:margin" o:gfxdata="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" strokecolor="black [3200]" strokeweight="3pt">
                 <v:stroke endarrow="block"/>
                 <v:shadow on="t" color="black" opacity="22937f" origin=",.5" offset="0,.63889mm"/>
                 <w10:wrap anchorx="page" anchory="page"/>
@@ -2089,7 +3852,7 @@
           </mc:Choice>
           <mc:Fallback>
             <w:pict>
-              <v:shape w14:anchorId="4299C012" id="Straight Arrow Connector 13" o:spid="_x0000_s1026" type="#_x0000_t32" style="position:absolute;margin-left:169pt;margin-top:543pt;width:86pt;height:79.5pt;flip:y;z-index:251666432;visibility:visible;mso-wrap-style:square;mso-width-percent:0;mso-height-percent:0;mso-wrap-distance-left:9pt;mso-wrap-distance-top:0;mso-wrap-distance-right:9pt;mso-wrap-distance-bottom:0;mso-position-horizontal:absolute;mso-position-horizontal-relative:page;mso-position-vertical:absolute;mso-position-vertical-relative:page;mso-width-percent:0;mso-height-percent:0;mso-width-relative:margin;mso-height-relative:margin" o:gfxdata="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" strokecolor="black [3200]" strokeweight="3pt">
+              <v:shape w14:anchorId="51971606" id="Straight Arrow Connector 13" o:spid="_x0000_s1026" type="#_x0000_t32" style="position:absolute;margin-left:169pt;margin-top:543pt;width:86pt;height:79.5pt;flip:y;z-index:251666432;visibility:visible;mso-wrap-style:square;mso-width-percent:0;mso-height-percent:0;mso-wrap-distance-left:9pt;mso-wrap-distance-top:0;mso-wrap-distance-right:9pt;mso-wrap-distance-bottom:0;mso-position-horizontal:absolute;mso-position-horizontal-relative:page;mso-position-vertical:absolute;mso-position-vertical-relative:page;mso-width-percent:0;mso-height-percent:0;mso-width-relative:margin;mso-height-relative:margin" o:gfxdata="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" strokecolor="black [3200]" strokeweight="3pt">
                 <v:stroke endarrow="block"/>
                 <v:shadow on="t" color="black" opacity="22937f" origin=",.5" offset="0,.63889mm"/>
                 <w10:wrap anchorx="page" anchory="page"/>
@@ -2163,7 +3926,7 @@
           </mc:Choice>
           <mc:Fallback>
             <w:pict>
-              <v:shape w14:anchorId="44B337CA" id="Straight Arrow Connector 13" o:spid="_x0000_s1026" type="#_x0000_t32" style="position:absolute;margin-left:168.5pt;margin-top:560pt;width:187.5pt;height:20pt;flip:y;z-index:251659264;visibility:visible;mso-wrap-style:square;mso-width-percent:0;mso-height-percent:0;mso-wrap-distance-left:9pt;mso-wrap-distance-top:0;mso-wrap-distance-right:9pt;mso-wrap-distance-bottom:0;mso-position-horizontal:absolute;mso-position-horizontal-relative:page;mso-position-vertical:absolute;mso-position-vertical-relative:page;mso-width-percent:0;mso-height-percent:0;mso-width-relative:margin;mso-height-relative:margin" o:gfxdata="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" strokecolor="#4f81bd [3204]" strokeweight="3pt">
+              <v:shape w14:anchorId="3661945C" id="Straight Arrow Connector 13" o:spid="_x0000_s1026" type="#_x0000_t32" style="position:absolute;margin-left:168.5pt;margin-top:560pt;width:187.5pt;height:20pt;flip:y;z-index:251659264;visibility:visible;mso-wrap-style:square;mso-width-percent:0;mso-height-percent:0;mso-wrap-distance-left:9pt;mso-wrap-distance-top:0;mso-wrap-distance-right:9pt;mso-wrap-distance-bottom:0;mso-position-horizontal:absolute;mso-position-horizontal-relative:page;mso-position-vertical:absolute;mso-position-vertical-relative:page;mso-width-percent:0;mso-height-percent:0;mso-width-relative:margin;mso-height-relative:margin" o:gfxdata="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" strokecolor="#4f81bd [3204]" strokeweight="3pt">
                 <v:stroke endarrow="block"/>
                 <v:shadow on="t" color="black" opacity="22937f" origin=",.5" offset="0,.63889mm"/>
                 <w10:wrap anchorx="page" anchory="page"/>
@@ -2237,7 +4000,7 @@
           </mc:Choice>
           <mc:Fallback>
             <w:pict>
-              <v:shape w14:anchorId="55AD18B3" id="Straight Arrow Connector 13" o:spid="_x0000_s1026" type="#_x0000_t32" style="position:absolute;margin-left:424pt;margin-top:557pt;width:109.5pt;height:38.5pt;z-index:251657216;visibility:visible;mso-wrap-style:square;mso-width-percent:0;mso-height-percent:0;mso-wrap-distance-left:9pt;mso-wrap-distance-top:0;mso-wrap-distance-right:9pt;mso-wrap-distance-bottom:0;mso-position-horizontal:absolute;mso-position-horizontal-relative:page;mso-position-vertical:absolute;mso-position-vertical-relative:page;mso-width-percent:0;mso-height-percent:0;mso-width-relative:margin;mso-height-relative:margin" o:gfxdata="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" strokecolor="#c0504d [3205]" strokeweight="3pt">
+              <v:shape w14:anchorId="72BA9A17" id="Straight Arrow Connector 13" o:spid="_x0000_s1026" type="#_x0000_t32" style="position:absolute;margin-left:424pt;margin-top:557pt;width:109.5pt;height:38.5pt;z-index:251657216;visibility:visible;mso-wrap-style:square;mso-width-percent:0;mso-height-percent:0;mso-wrap-distance-left:9pt;mso-wrap-distance-top:0;mso-wrap-distance-right:9pt;mso-wrap-distance-bottom:0;mso-position-horizontal:absolute;mso-position-horizontal-relative:page;mso-position-vertical:absolute;mso-position-vertical-relative:page;mso-width-percent:0;mso-height-percent:0;mso-width-relative:margin;mso-height-relative:margin" o:gfxdata="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" strokecolor="#c0504d [3205]" strokeweight="3pt">
                 <v:stroke endarrow="block"/>
                 <v:shadow on="t" color="black" opacity="22937f" origin=",.5" offset="0,.63889mm"/>
                 <w10:wrap anchorx="page" anchory="page"/>
@@ -2464,7 +4227,7 @@
           </mc:Choice>
           <mc:Fallback>
             <w:pict>
-              <v:shape w14:anchorId="068C5A02" id="Straight Arrow Connector 13" o:spid="_x0000_s1026" type="#_x0000_t32" style="position:absolute;margin-left:305pt;margin-top:565.5pt;width:53pt;height:118.5pt;flip:x;z-index:251662336;visibility:visible;mso-wrap-style:square;mso-width-percent:0;mso-height-percent:0;mso-wrap-distance-left:9pt;mso-wrap-distance-top:0;mso-wrap-distance-right:9pt;mso-wrap-distance-bottom:0;mso-position-horizontal:absolute;mso-position-horizontal-relative:page;mso-position-vertical:absolute;mso-position-vertical-relative:page;mso-width-percent:0;mso-height-percent:0;mso-width-relative:margin;mso-height-relative:margin" o:gfxdata="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" strokecolor="#4f81bd [3204]" strokeweight="3pt">
+              <v:shape w14:anchorId="0620462F" id="Straight Arrow Connector 13" o:spid="_x0000_s1026" type="#_x0000_t32" style="position:absolute;margin-left:305pt;margin-top:565.5pt;width:53pt;height:118.5pt;flip:x;z-index:251662336;visibility:visible;mso-wrap-style:square;mso-width-percent:0;mso-height-percent:0;mso-wrap-distance-left:9pt;mso-wrap-distance-top:0;mso-wrap-distance-right:9pt;mso-wrap-distance-bottom:0;mso-position-horizontal:absolute;mso-position-horizontal-relative:page;mso-position-vertical:absolute;mso-position-vertical-relative:page;mso-width-percent:0;mso-height-percent:0;mso-width-relative:margin;mso-height-relative:margin" o:gfxdata="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" strokecolor="#4f81bd [3204]" strokeweight="3pt">
                 <v:stroke endarrow="block"/>
                 <v:shadow on="t" color="black" opacity="22937f" origin=",.5" offset="0,.63889mm"/>
                 <w10:wrap anchorx="page" anchory="page"/>
@@ -2842,7 +4605,7 @@
           </mc:Choice>
           <mc:Fallback>
             <w:pict>
-              <v:shape w14:anchorId="32B8868B" id="Straight Arrow Connector 11" o:spid="_x0000_s1026" type="#_x0000_t32" style="position:absolute;margin-left:78pt;margin-top:574.5pt;width:30.5pt;height:33pt;flip:y;z-index:251638784;visibility:visible;mso-wrap-style:square;mso-width-percent:0;mso-height-percent:0;mso-wrap-distance-left:9pt;mso-wrap-distance-top:0;mso-wrap-distance-right:9pt;mso-wrap-distance-bottom:0;mso-position-horizontal:absolute;mso-position-horizontal-relative:page;mso-position-vertical:absolute;mso-position-vertical-relative:page;mso-width-percent:0;mso-height-percent:0;mso-width-relative:margin;mso-height-relative:margin" o:gfxdata="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" strokecolor="#4579b8 [3044]">
+              <v:shape w14:anchorId="78C450AA" id="Straight Arrow Connector 11" o:spid="_x0000_s1026" type="#_x0000_t32" style="position:absolute;margin-left:78pt;margin-top:574.5pt;width:30.5pt;height:33pt;flip:y;z-index:251638784;visibility:visible;mso-wrap-style:square;mso-width-percent:0;mso-height-percent:0;mso-wrap-distance-left:9pt;mso-wrap-distance-top:0;mso-wrap-distance-right:9pt;mso-wrap-distance-bottom:0;mso-position-horizontal:absolute;mso-position-horizontal-relative:page;mso-position-vertical:absolute;mso-position-vertical-relative:page;mso-width-percent:0;mso-height-percent:0;mso-width-relative:margin;mso-height-relative:margin" o:gfxdata="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" strokecolor="#4579b8 [3044]">
                 <v:stroke endarrow="block"/>
                 <w10:wrap anchorx="page" anchory="page"/>
               </v:shape>
@@ -3172,7 +4935,7 @@
           </mc:Choice>
           <mc:Fallback>
             <w:pict>
-              <v:shape w14:anchorId="66279C74" id="Straight Arrow Connector 13" o:spid="_x0000_s1026" type="#_x0000_t32" style="position:absolute;margin-left:323.5pt;margin-top:599.5pt;width:212pt;height:15pt;z-index:251669504;visibility:visible;mso-wrap-style:square;mso-width-percent:0;mso-height-percent:0;mso-wrap-distance-left:9pt;mso-wrap-distance-top:0;mso-wrap-distance-right:9pt;mso-wrap-distance-bottom:0;mso-position-horizontal:absolute;mso-position-horizontal-relative:page;mso-position-vertical:absolute;mso-position-vertical-relative:page;mso-width-percent:0;mso-height-percent:0;mso-width-relative:margin;mso-height-relative:margin" o:gfxdata="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" strokecolor="black [3200]" strokeweight="3pt">
+              <v:shape w14:anchorId="0DB7B4B3" id="Straight Arrow Connector 13" o:spid="_x0000_s1026" type="#_x0000_t32" style="position:absolute;margin-left:323.5pt;margin-top:599.5pt;width:212pt;height:15pt;z-index:251669504;visibility:visible;mso-wrap-style:square;mso-width-percent:0;mso-height-percent:0;mso-wrap-distance-left:9pt;mso-wrap-distance-top:0;mso-wrap-distance-right:9pt;mso-wrap-distance-bottom:0;mso-position-horizontal:absolute;mso-position-horizontal-relative:page;mso-position-vertical:absolute;mso-position-vertical-relative:page;mso-width-percent:0;mso-height-percent:0;mso-width-relative:margin;mso-height-relative:margin" o:gfxdata="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" strokecolor="black [3200]" strokeweight="3pt">
                 <v:stroke endarrow="block"/>
                 <v:shadow on="t" color="black" opacity="22937f" origin=",.5" offset="0,.63889mm"/>
                 <w10:wrap anchorx="page" anchory="page"/>
@@ -3382,7 +5145,7 @@
           </mc:Choice>
           <mc:Fallback>
             <w:pict>
-              <v:shape w14:anchorId="048F78B6" id="Straight Arrow Connector 13" o:spid="_x0000_s1026" type="#_x0000_t32" style="position:absolute;margin-left:441pt;margin-top:622pt;width:95pt;height:74pt;flip:y;z-index:251678720;visibility:visible;mso-wrap-style:square;mso-width-percent:0;mso-height-percent:0;mso-wrap-distance-left:9pt;mso-wrap-distance-top:0;mso-wrap-distance-right:9pt;mso-wrap-distance-bottom:0;mso-position-horizontal:absolute;mso-position-horizontal-relative:page;mso-position-vertical:absolute;mso-position-vertical-relative:page;mso-width-percent:0;mso-height-percent:0;mso-width-relative:margin;mso-height-relative:margin" o:gfxdata="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" strokecolor="#9bbb59 [3206]" strokeweight="3pt">
+              <v:shape w14:anchorId="093CC655" id="Straight Arrow Connector 13" o:spid="_x0000_s1026" type="#_x0000_t32" style="position:absolute;margin-left:441pt;margin-top:622pt;width:95pt;height:74pt;flip:y;z-index:251678720;visibility:visible;mso-wrap-style:square;mso-width-percent:0;mso-height-percent:0;mso-wrap-distance-left:9pt;mso-wrap-distance-top:0;mso-wrap-distance-right:9pt;mso-wrap-distance-bottom:0;mso-position-horizontal:absolute;mso-position-horizontal-relative:page;mso-position-vertical:absolute;mso-position-vertical-relative:page;mso-width-percent:0;mso-height-percent:0;mso-width-relative:margin;mso-height-relative:margin" o:gfxdata="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" strokecolor="#9bbb59 [3206]" strokeweight="3pt">
                 <v:stroke endarrow="block"/>
                 <v:shadow on="t" color="black" opacity="22937f" origin=",.5" offset="0,.63889mm"/>
                 <w10:wrap anchorx="page" anchory="page"/>
@@ -3456,7 +5219,7 @@
           </mc:Choice>
           <mc:Fallback>
             <w:pict>
-              <v:shape w14:anchorId="50F38221" id="Straight Arrow Connector 13" o:spid="_x0000_s1026" type="#_x0000_t32" style="position:absolute;margin-left:298.5pt;margin-top:619.5pt;width:140.5pt;height:79pt;z-index:251677696;visibility:visible;mso-wrap-style:square;mso-width-percent:0;mso-height-percent:0;mso-wrap-distance-left:9pt;mso-wrap-distance-top:0;mso-wrap-distance-right:9pt;mso-wrap-distance-bottom:0;mso-position-horizontal:absolute;mso-position-horizontal-relative:page;mso-position-vertical:absolute;mso-position-vertical-relative:page;mso-width-percent:0;mso-height-percent:0;mso-width-relative:margin;mso-height-relative:margin" o:gfxdata="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" strokecolor="#9bbb59 [3206]" strokeweight="3pt">
+              <v:shape w14:anchorId="67FA560C" id="Straight Arrow Connector 13" o:spid="_x0000_s1026" type="#_x0000_t32" style="position:absolute;margin-left:298.5pt;margin-top:619.5pt;width:140.5pt;height:79pt;z-index:251677696;visibility:visible;mso-wrap-style:square;mso-width-percent:0;mso-height-percent:0;mso-wrap-distance-left:9pt;mso-wrap-distance-top:0;mso-wrap-distance-right:9pt;mso-wrap-distance-bottom:0;mso-position-horizontal:absolute;mso-position-horizontal-relative:page;mso-position-vertical:absolute;mso-position-vertical-relative:page;mso-width-percent:0;mso-height-percent:0;mso-width-relative:margin;mso-height-relative:margin" o:gfxdata="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" strokecolor="#9bbb59 [3206]" strokeweight="3pt">
                 <v:stroke endarrow="block"/>
                 <v:shadow on="t" color="black" opacity="22937f" origin=",.5" offset="0,.63889mm"/>
                 <w10:wrap anchorx="page" anchory="page"/>
@@ -3530,7 +5293,7 @@
           </mc:Choice>
           <mc:Fallback>
             <w:pict>
-              <v:shape w14:anchorId="031A684A" id="Straight Arrow Connector 13" o:spid="_x0000_s1026" type="#_x0000_t32" style="position:absolute;margin-left:445pt;margin-top:627pt;width:88pt;height:73.5pt;flip:y;z-index:251675648;visibility:visible;mso-wrap-style:square;mso-width-percent:0;mso-height-percent:0;mso-wrap-distance-left:9pt;mso-wrap-distance-top:0;mso-wrap-distance-right:9pt;mso-wrap-distance-bottom:0;mso-position-horizontal:absolute;mso-position-horizontal-relative:page;mso-position-vertical:absolute;mso-position-vertical-relative:page;mso-width-percent:0;mso-height-percent:0;mso-width-relative:margin;mso-height-relative:margin" o:gfxdata="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" strokecolor="#f79646 [3209]" strokeweight="3pt">
+              <v:shape w14:anchorId="6A997F15" id="Straight Arrow Connector 13" o:spid="_x0000_s1026" type="#_x0000_t32" style="position:absolute;margin-left:445pt;margin-top:627pt;width:88pt;height:73.5pt;flip:y;z-index:251675648;visibility:visible;mso-wrap-style:square;mso-width-percent:0;mso-height-percent:0;mso-wrap-distance-left:9pt;mso-wrap-distance-top:0;mso-wrap-distance-right:9pt;mso-wrap-distance-bottom:0;mso-position-horizontal:absolute;mso-position-horizontal-relative:page;mso-position-vertical:absolute;mso-position-vertical-relative:page;mso-width-percent:0;mso-height-percent:0;mso-width-relative:margin;mso-height-relative:margin" o:gfxdata="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" strokecolor="#f79646 [3209]" strokeweight="3pt">
                 <v:stroke endarrow="block"/>
                 <v:shadow on="t" color="black" opacity="22937f" origin=",.5" offset="0,.63889mm"/>
                 <w10:wrap anchorx="page" anchory="page"/>
@@ -3604,7 +5367,7 @@
           </mc:Choice>
           <mc:Fallback>
             <w:pict>
-              <v:shape w14:anchorId="144CA3EE" id="Straight Arrow Connector 13" o:spid="_x0000_s1026" type="#_x0000_t32" style="position:absolute;margin-left:318pt;margin-top:620pt;width:112.5pt;height:78pt;z-index:251673600;visibility:visible;mso-wrap-style:square;mso-width-percent:0;mso-height-percent:0;mso-wrap-distance-left:9pt;mso-wrap-distance-top:0;mso-wrap-distance-right:9pt;mso-wrap-distance-bottom:0;mso-position-horizontal:absolute;mso-position-horizontal-relative:page;mso-position-vertical:absolute;mso-position-vertical-relative:page;mso-width-percent:0;mso-height-percent:0;mso-width-relative:margin;mso-height-relative:margin" o:gfxdata="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" strokecolor="#f79646 [3209]" strokeweight="3pt">
+              <v:shape w14:anchorId="28F84D91" id="Straight Arrow Connector 13" o:spid="_x0000_s1026" type="#_x0000_t32" style="position:absolute;margin-left:318pt;margin-top:620pt;width:112.5pt;height:78pt;z-index:251673600;visibility:visible;mso-wrap-style:square;mso-width-percent:0;mso-height-percent:0;mso-wrap-distance-left:9pt;mso-wrap-distance-top:0;mso-wrap-distance-right:9pt;mso-wrap-distance-bottom:0;mso-position-horizontal:absolute;mso-position-horizontal-relative:page;mso-position-vertical:absolute;mso-position-vertical-relative:page;mso-width-percent:0;mso-height-percent:0;mso-width-relative:margin;mso-height-relative:margin" o:gfxdata="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" strokecolor="#f79646 [3209]" strokeweight="3pt">
                 <v:stroke endarrow="block"/>
                 <v:shadow on="t" color="black" opacity="22937f" origin=",.5" offset="0,.63889mm"/>
                 <w10:wrap anchorx="page" anchory="page"/>
@@ -3678,7 +5441,7 @@
           </mc:Choice>
           <mc:Fallback>
             <w:pict>
-              <v:shape w14:anchorId="7467A0F5" id="Straight Arrow Connector 13" o:spid="_x0000_s1026" type="#_x0000_t32" style="position:absolute;margin-left:268pt;margin-top:620.5pt;width:18pt;height:45.5pt;flip:y;z-index:251672576;visibility:visible;mso-wrap-style:square;mso-width-percent:0;mso-height-percent:0;mso-wrap-distance-left:9pt;mso-wrap-distance-top:0;mso-wrap-distance-right:9pt;mso-wrap-distance-bottom:0;mso-position-horizontal:absolute;mso-position-horizontal-relative:page;mso-position-vertical:absolute;mso-position-vertical-relative:page;mso-width-percent:0;mso-height-percent:0;mso-width-relative:margin;mso-height-relative:margin" o:gfxdata="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" strokecolor="#f79646 [3209]" strokeweight="3pt">
+              <v:shape w14:anchorId="57502E5B" id="Straight Arrow Connector 13" o:spid="_x0000_s1026" type="#_x0000_t32" style="position:absolute;margin-left:268pt;margin-top:620.5pt;width:18pt;height:45.5pt;flip:y;z-index:251672576;visibility:visible;mso-wrap-style:square;mso-width-percent:0;mso-height-percent:0;mso-wrap-distance-left:9pt;mso-wrap-distance-top:0;mso-wrap-distance-right:9pt;mso-wrap-distance-bottom:0;mso-position-horizontal:absolute;mso-position-horizontal-relative:page;mso-position-vertical:absolute;mso-position-vertical-relative:page;mso-width-percent:0;mso-height-percent:0;mso-width-relative:margin;mso-height-relative:margin" o:gfxdata="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" strokecolor="#f79646 [3209]" strokeweight="3pt">
                 <v:stroke endarrow="block"/>
                 <v:shadow on="t" color="black" opacity="22937f" origin=",.5" offset="0,.63889mm"/>
                 <w10:wrap anchorx="page" anchory="page"/>
@@ -3752,7 +5515,7 @@
           </mc:Choice>
           <mc:Fallback>
             <w:pict>
-              <v:shape w14:anchorId="0D541D89" id="Straight Arrow Connector 11" o:spid="_x0000_s1026" type="#_x0000_t32" style="position:absolute;margin-left:78pt;margin-top:619pt;width:28pt;height:3.6pt;flip:y;z-index:251639808;visibility:visible;mso-wrap-style:square;mso-width-percent:0;mso-height-percent:0;mso-wrap-distance-left:9pt;mso-wrap-distance-top:0;mso-wrap-distance-right:9pt;mso-wrap-distance-bottom:0;mso-position-horizontal:absolute;mso-position-horizontal-relative:page;mso-position-vertical:absolute;mso-position-vertical-relative:page;mso-width-percent:0;mso-height-percent:0;mso-width-relative:margin;mso-height-relative:margin" o:gfxdata="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" strokecolor="#4579b8 [3044]">
+              <v:shape w14:anchorId="5F57841B" id="Straight Arrow Connector 11" o:spid="_x0000_s1026" type="#_x0000_t32" style="position:absolute;margin-left:78pt;margin-top:619pt;width:28pt;height:3.6pt;flip:y;z-index:251639808;visibility:visible;mso-wrap-style:square;mso-width-percent:0;mso-height-percent:0;mso-wrap-distance-left:9pt;mso-wrap-distance-top:0;mso-wrap-distance-right:9pt;mso-wrap-distance-bottom:0;mso-position-horizontal:absolute;mso-position-horizontal-relative:page;mso-position-vertical:absolute;mso-position-vertical-relative:page;mso-width-percent:0;mso-height-percent:0;mso-width-relative:margin;mso-height-relative:margin" o:gfxdata="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" strokecolor="#4579b8 [3044]">
                 <v:stroke endarrow="block"/>
                 <w10:wrap anchorx="page" anchory="page"/>
               </v:shape>
@@ -3833,7 +5596,7 @@
           </mc:Choice>
           <mc:Fallback>
             <w:pict>
-              <v:shape w14:anchorId="48D82BC2" id="Straight Arrow Connector 13" o:spid="_x0000_s1026" type="#_x0000_t32" style="position:absolute;margin-left:468pt;margin-top:644.5pt;width:67pt;height:53.5pt;flip:y;z-index:251664384;visibility:visible;mso-wrap-style:square;mso-width-percent:0;mso-height-percent:0;mso-wrap-distance-left:9pt;mso-wrap-distance-top:0;mso-wrap-distance-right:9pt;mso-wrap-distance-bottom:0;mso-position-horizontal:absolute;mso-position-horizontal-relative:page;mso-position-vertical:absolute;mso-position-vertical-relative:page;mso-width-percent:0;mso-height-percent:0;mso-width-relative:margin;mso-height-relative:margin" o:gfxdata="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" strokecolor="#4f81bd [3204]" strokeweight="3pt">
+              <v:shape w14:anchorId="73207BF8" id="Straight Arrow Connector 13" o:spid="_x0000_s1026" type="#_x0000_t32" style="position:absolute;margin-left:468pt;margin-top:644.5pt;width:67pt;height:53.5pt;flip:y;z-index:251664384;visibility:visible;mso-wrap-style:square;mso-width-percent:0;mso-height-percent:0;mso-wrap-distance-left:9pt;mso-wrap-distance-top:0;mso-wrap-distance-right:9pt;mso-wrap-distance-bottom:0;mso-position-horizontal:absolute;mso-position-horizontal-relative:page;mso-position-vertical:absolute;mso-position-vertical-relative:page;mso-width-percent:0;mso-height-percent:0;mso-width-relative:margin;mso-height-relative:margin" o:gfxdata="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" strokecolor="#4f81bd [3204]" strokeweight="3pt">
                 <v:stroke endarrow="block"/>
                 <v:shadow on="t" color="black" opacity="22937f" origin=",.5" offset="0,.63889mm"/>
                 <w10:wrap anchorx="page" anchory="page"/>
@@ -3907,7 +5670,7 @@
           </mc:Choice>
           <mc:Fallback>
             <w:pict>
-              <v:shape w14:anchorId="39A89641" id="Straight Arrow Connector 11" o:spid="_x0000_s1026" type="#_x0000_t32" style="position:absolute;margin-left:79.5pt;margin-top:644.5pt;width:30pt;height:16pt;z-index:251640832;visibility:visible;mso-wrap-style:square;mso-width-percent:0;mso-height-percent:0;mso-wrap-distance-left:9pt;mso-wrap-distance-top:0;mso-wrap-distance-right:9pt;mso-wrap-distance-bottom:0;mso-position-horizontal:absolute;mso-position-horizontal-relative:page;mso-position-vertical:absolute;mso-position-vertical-relative:page;mso-width-percent:0;mso-height-percent:0;mso-width-relative:margin;mso-height-relative:margin" o:gfxdata="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" strokecolor="#4579b8 [3044]">
+              <v:shape w14:anchorId="26D5FE2E" id="Straight Arrow Connector 11" o:spid="_x0000_s1026" type="#_x0000_t32" style="position:absolute;margin-left:79.5pt;margin-top:644.5pt;width:30pt;height:16pt;z-index:251640832;visibility:visible;mso-wrap-style:square;mso-width-percent:0;mso-height-percent:0;mso-wrap-distance-left:9pt;mso-wrap-distance-top:0;mso-wrap-distance-right:9pt;mso-wrap-distance-bottom:0;mso-position-horizontal:absolute;mso-position-horizontal-relative:page;mso-position-vertical:absolute;mso-position-vertical-relative:page;mso-width-percent:0;mso-height-percent:0;mso-width-relative:margin;mso-height-relative:margin" o:gfxdata="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" strokecolor="#4579b8 [3044]">
                 <v:stroke endarrow="block"/>
                 <w10:wrap anchorx="page" anchory="page"/>
               </v:shape>
@@ -3980,7 +5743,7 @@
           </mc:Choice>
           <mc:Fallback>
             <w:pict>
-              <v:shape w14:anchorId="4A50D43D" id="Straight Arrow Connector 11" o:spid="_x0000_s1026" type="#_x0000_t32" style="position:absolute;margin-left:77.5pt;margin-top:663pt;width:35pt;height:40.5pt;z-index:251642880;visibility:visible;mso-wrap-style:square;mso-width-percent:0;mso-height-percent:0;mso-wrap-distance-left:9pt;mso-wrap-distance-top:0;mso-wrap-distance-right:9pt;mso-wrap-distance-bottom:0;mso-position-horizontal:absolute;mso-position-horizontal-relative:page;mso-position-vertical:absolute;mso-position-vertical-relative:page;mso-width-percent:0;mso-height-percent:0;mso-width-relative:margin;mso-height-relative:margin" o:gfxdata="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" strokecolor="#4579b8 [3044]">
+              <v:shape w14:anchorId="4D9C1EFE" id="Straight Arrow Connector 11" o:spid="_x0000_s1026" type="#_x0000_t32" style="position:absolute;margin-left:77.5pt;margin-top:663pt;width:35pt;height:40.5pt;z-index:251642880;visibility:visible;mso-wrap-style:square;mso-width-percent:0;mso-height-percent:0;mso-wrap-distance-left:9pt;mso-wrap-distance-top:0;mso-wrap-distance-right:9pt;mso-wrap-distance-bottom:0;mso-position-horizontal:absolute;mso-position-horizontal-relative:page;mso-position-vertical:absolute;mso-position-vertical-relative:page;mso-width-percent:0;mso-height-percent:0;mso-width-relative:margin;mso-height-relative:margin" o:gfxdata="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" strokecolor="#4579b8 [3044]">
                 <v:stroke endarrow="block"/>
                 <w10:wrap anchorx="page" anchory="page"/>
               </v:shape>
@@ -4189,7 +5952,7 @@
           </mc:Choice>
           <mc:Fallback>
             <w:pict>
-              <v:shape w14:anchorId="403B994B" id="Straight Arrow Connector 13" o:spid="_x0000_s1026" type="#_x0000_t32" style="position:absolute;margin-left:305.5pt;margin-top:685.5pt;width:110.5pt;height:16pt;z-index:251663360;visibility:visible;mso-wrap-style:square;mso-width-percent:0;mso-height-percent:0;mso-wrap-distance-left:9pt;mso-wrap-distance-top:0;mso-wrap-distance-right:9pt;mso-wrap-distance-bottom:0;mso-position-horizontal:absolute;mso-position-horizontal-relative:page;mso-position-vertical:absolute;mso-position-vertical-relative:page;mso-width-percent:0;mso-height-percent:0;mso-width-relative:margin;mso-height-relative:margin" o:gfxdata="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" strokecolor="#4f81bd [3204]" strokeweight="3pt">
+              <v:shape w14:anchorId="16F2854C" id="Straight Arrow Connector 13" o:spid="_x0000_s1026" type="#_x0000_t32" style="position:absolute;margin-left:305.5pt;margin-top:685.5pt;width:110.5pt;height:16pt;z-index:251663360;visibility:visible;mso-wrap-style:square;mso-width-percent:0;mso-height-percent:0;mso-wrap-distance-left:9pt;mso-wrap-distance-top:0;mso-wrap-distance-right:9pt;mso-wrap-distance-bottom:0;mso-position-horizontal:absolute;mso-position-horizontal-relative:page;mso-position-vertical:absolute;mso-position-vertical-relative:page;mso-width-percent:0;mso-height-percent:0;mso-width-relative:margin;mso-height-relative:margin" o:gfxdata="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" strokecolor="#4f81bd [3204]" strokeweight="3pt">
                 <v:stroke endarrow="block"/>
                 <v:shadow on="t" color="black" opacity="22937f" origin=",.5" offset="0,.63889mm"/>
                 <w10:wrap anchorx="page" anchory="page"/>
@@ -4661,10 +6424,12 @@
       <w:pPr>
         <w:pStyle w:val="Heading3"/>
       </w:pPr>
+      <w:bookmarkStart w:id="5" w:name="_Toc235569377"/>
       <w:r>
         <w:lastRenderedPageBreak/>
         <w:t>Self-Assessment:</w:t>
       </w:r>
+      <w:bookmarkEnd w:id="5"/>
     </w:p>
     <w:p>
       <w:r>
@@ -4680,17 +6445,21 @@
       <w:pPr>
         <w:pStyle w:val="Heading1"/>
       </w:pPr>
+      <w:bookmarkStart w:id="6" w:name="_Toc235569378"/>
       <w:r>
         <w:t>2.3 Methods of Data Transmission</w:t>
       </w:r>
+      <w:bookmarkEnd w:id="6"/>
     </w:p>
     <w:p>
       <w:pPr>
         <w:pStyle w:val="Heading2"/>
       </w:pPr>
+      <w:bookmarkStart w:id="7" w:name="_Toc235569379"/>
       <w:r>
         <w:t>Question</w:t>
       </w:r>
+      <w:bookmarkEnd w:id="7"/>
     </w:p>
     <w:p>
       <w:r>
@@ -4955,9 +6724,11 @@
       <w:pPr>
         <w:pStyle w:val="Heading2"/>
       </w:pPr>
+      <w:bookmarkStart w:id="8" w:name="_Toc235569380"/>
       <w:r>
         <w:t>Activity 2.3</w:t>
       </w:r>
+      <w:bookmarkEnd w:id="8"/>
     </w:p>
     <w:p>
       <w:r>
@@ -5008,9 +6779,11 @@
       <w:pPr>
         <w:pStyle w:val="Heading2"/>
       </w:pPr>
+      <w:bookmarkStart w:id="9" w:name="_Toc235569381"/>
       <w:r>
         <w:t>Activity 2.4</w:t>
       </w:r>
+      <w:bookmarkEnd w:id="9"/>
     </w:p>
     <w:p>
       <w:r>
@@ -5058,22 +6831,26 @@
       <w:pPr>
         <w:pStyle w:val="Heading1"/>
       </w:pPr>
+      <w:bookmarkStart w:id="10" w:name="_Toc235569382"/>
       <w:r>
         <w:t>2.4</w:t>
       </w:r>
       <w:r>
         <w:t xml:space="preserve"> The Universal Serial Bus (USB) Interface</w:t>
       </w:r>
+      <w:bookmarkEnd w:id="10"/>
     </w:p>
     <w:p/>
     <w:p>
       <w:pPr>
         <w:pStyle w:val="Heading2"/>
       </w:pPr>
+      <w:bookmarkStart w:id="11" w:name="_Toc235569383"/>
       <w:r>
         <w:lastRenderedPageBreak/>
         <w:t>Activity 2.5</w:t>
       </w:r>
+      <w:bookmarkEnd w:id="11"/>
     </w:p>
     <w:p>
       <w:r>
@@ -5149,9 +6926,11 @@
       <w:pPr>
         <w:pStyle w:val="Heading2"/>
       </w:pPr>
+      <w:bookmarkStart w:id="12" w:name="_Toc235569384"/>
       <w:r>
         <w:t>ACTIVITY 2.6</w:t>
       </w:r>
+      <w:bookmarkEnd w:id="12"/>
     </w:p>
     <w:p>
       <w:r>
@@ -5282,9 +7061,11 @@
       <w:pPr>
         <w:pStyle w:val="Heading3"/>
       </w:pPr>
+      <w:bookmarkStart w:id="13" w:name="_Toc235569385"/>
       <w:r>
         <w:t>COMPUTER SCIENCE IN CONTEXT</w:t>
       </w:r>
+      <w:bookmarkEnd w:id="13"/>
     </w:p>
     <w:p>
       <w:r>
@@ -5296,9 +7077,11 @@
       <w:pPr>
         <w:pStyle w:val="Heading2"/>
       </w:pPr>
+      <w:bookmarkStart w:id="14" w:name="_Toc235569386"/>
       <w:r>
         <w:t>Questions</w:t>
       </w:r>
+      <w:bookmarkEnd w:id="14"/>
     </w:p>
     <w:p>
       <w:r>
@@ -5482,17 +7265,21 @@
       <w:pPr>
         <w:pStyle w:val="Heading1"/>
       </w:pPr>
+      <w:bookmarkStart w:id="15" w:name="_Toc235569387"/>
       <w:r>
         <w:t>2.5 Detecting Errors in Data Transmission</w:t>
       </w:r>
+      <w:bookmarkEnd w:id="15"/>
     </w:p>
     <w:p>
       <w:pPr>
         <w:pStyle w:val="Heading2"/>
       </w:pPr>
+      <w:bookmarkStart w:id="16" w:name="_Toc235569388"/>
       <w:r>
         <w:t>Questions</w:t>
       </w:r>
+      <w:bookmarkEnd w:id="16"/>
     </w:p>
     <w:p>
       <w:r>
@@ -5704,9 +7491,11 @@
       <w:pPr>
         <w:pStyle w:val="Heading2"/>
       </w:pPr>
+      <w:bookmarkStart w:id="17" w:name="_Toc235569389"/>
       <w:r>
         <w:t>Activity 2.7</w:t>
       </w:r>
+      <w:bookmarkEnd w:id="17"/>
     </w:p>
     <w:p>
       <w:r>
@@ -5767,9 +7556,11 @@
       <w:pPr>
         <w:pStyle w:val="Heading2"/>
       </w:pPr>
+      <w:bookmarkStart w:id="18" w:name="_Toc235569390"/>
       <w:r>
         <w:t>Activity 2.8</w:t>
       </w:r>
+      <w:bookmarkEnd w:id="18"/>
     </w:p>
     <w:p>
       <w:r>
@@ -6095,7 +7886,7 @@
           </mc:Choice>
           <mc:Fallback>
             <w:pict>
-              <v:line w14:anchorId="2E9F27C6" id="Straight Connector 48" o:spid="_x0000_s1026" style="position:absolute;z-index:251620352;visibility:visible;mso-wrap-style:square;mso-wrap-distance-left:9pt;mso-wrap-distance-top:0;mso-wrap-distance-right:9pt;mso-wrap-distance-bottom:0;mso-position-horizontal:absolute;mso-position-horizontal-relative:page;mso-position-vertical:absolute;mso-position-vertical-relative:page" from="505.5pt,251pt" to="505.5pt,470.5pt" o:gfxdata="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" strokecolor="black [3213]">
+              <v:line w14:anchorId="0D75C14D" id="Straight Connector 48" o:spid="_x0000_s1026" style="position:absolute;z-index:251620352;visibility:visible;mso-wrap-style:square;mso-wrap-distance-left:9pt;mso-wrap-distance-top:0;mso-wrap-distance-right:9pt;mso-wrap-distance-bottom:0;mso-position-horizontal:absolute;mso-position-horizontal-relative:page;mso-position-vertical:absolute;mso-position-vertical-relative:page" from="505.5pt,251pt" to="505.5pt,470.5pt" o:gfxdata="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" strokecolor="black [3213]">
                 <w10:wrap anchorx="page" anchory="page"/>
               </v:line>
             </w:pict>
@@ -6163,7 +7954,7 @@
           </mc:Choice>
           <mc:Fallback>
             <w:pict>
-              <v:line w14:anchorId="12BEA0C3" id="Straight Connector 48" o:spid="_x0000_s1026" style="position:absolute;z-index:251619328;visibility:visible;mso-wrap-style:square;mso-wrap-distance-left:9pt;mso-wrap-distance-top:0;mso-wrap-distance-right:9pt;mso-wrap-distance-bottom:0;mso-position-horizontal:absolute;mso-position-horizontal-relative:page;mso-position-vertical:absolute;mso-position-vertical-relative:page" from="90pt,254.5pt" to="90pt,474pt" o:gfxdata="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" strokecolor="black [3213]">
+              <v:line w14:anchorId="160B3C79" id="Straight Connector 48" o:spid="_x0000_s1026" style="position:absolute;z-index:251619328;visibility:visible;mso-wrap-style:square;mso-wrap-distance-left:9pt;mso-wrap-distance-top:0;mso-wrap-distance-right:9pt;mso-wrap-distance-bottom:0;mso-position-horizontal:absolute;mso-position-horizontal-relative:page;mso-position-vertical:absolute;mso-position-vertical-relative:page" from="90pt,254.5pt" to="90pt,474pt" o:gfxdata="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" strokecolor="black [3213]">
                 <w10:wrap anchorx="page" anchory="page"/>
               </v:line>
             </w:pict>
@@ -6237,7 +8028,7 @@
           </mc:Choice>
           <mc:Fallback>
             <w:pict>
-              <v:shape w14:anchorId="20103177" id="Straight Arrow Connector 49" o:spid="_x0000_s1026" type="#_x0000_t32" style="position:absolute;margin-left:90pt;margin-top:278.55pt;width:416.5pt;height:3.6pt;flip:y;z-index:251629568;visibility:visible;mso-wrap-style:square;mso-width-percent:0;mso-height-percent:0;mso-wrap-distance-left:9pt;mso-wrap-distance-top:0;mso-wrap-distance-right:9pt;mso-wrap-distance-bottom:0;mso-position-horizontal:absolute;mso-position-horizontal-relative:page;mso-position-vertical:absolute;mso-position-vertical-relative:page;mso-width-percent:0;mso-height-percent:0;mso-width-relative:margin;mso-height-relative:margin" o:gfxdata="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" strokecolor="#4579b8 [3044]">
+              <v:shape w14:anchorId="78B71B70" id="Straight Arrow Connector 49" o:spid="_x0000_s1026" type="#_x0000_t32" style="position:absolute;margin-left:90pt;margin-top:278.55pt;width:416.5pt;height:3.6pt;flip:y;z-index:251629568;visibility:visible;mso-wrap-style:square;mso-width-percent:0;mso-height-percent:0;mso-wrap-distance-left:9pt;mso-wrap-distance-top:0;mso-wrap-distance-right:9pt;mso-wrap-distance-bottom:0;mso-position-horizontal:absolute;mso-position-horizontal-relative:page;mso-position-vertical:absolute;mso-position-vertical-relative:page;mso-width-percent:0;mso-height-percent:0;mso-width-relative:margin;mso-height-relative:margin" o:gfxdata="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" strokecolor="#4579b8 [3044]">
                 <v:stroke endarrow="block"/>
                 <w10:wrap anchorx="page" anchory="page"/>
               </v:shape>
@@ -6374,7 +8165,7 @@
           </mc:Choice>
           <mc:Fallback>
             <w:pict>
-              <v:shape w14:anchorId="0FF586B5" id="Straight Arrow Connector 49" o:spid="_x0000_s1026" type="#_x0000_t32" style="position:absolute;margin-left:90pt;margin-top:301pt;width:417pt;height:3.6pt;flip:x;z-index:251640832;visibility:visible;mso-wrap-style:square;mso-width-percent:0;mso-height-percent:0;mso-wrap-distance-left:9pt;mso-wrap-distance-top:0;mso-wrap-distance-right:9pt;mso-wrap-distance-bottom:0;mso-position-horizontal:absolute;mso-position-horizontal-relative:page;mso-position-vertical:absolute;mso-position-vertical-relative:page;mso-width-percent:0;mso-height-percent:0;mso-width-relative:margin;mso-height-relative:margin" o:gfxdata="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" strokecolor="#4579b8 [3044]">
+              <v:shape w14:anchorId="715BF932" id="Straight Arrow Connector 49" o:spid="_x0000_s1026" type="#_x0000_t32" style="position:absolute;margin-left:90pt;margin-top:301pt;width:417pt;height:3.6pt;flip:x;z-index:251640832;visibility:visible;mso-wrap-style:square;mso-width-percent:0;mso-height-percent:0;mso-wrap-distance-left:9pt;mso-wrap-distance-top:0;mso-wrap-distance-right:9pt;mso-wrap-distance-bottom:0;mso-position-horizontal:absolute;mso-position-horizontal-relative:page;mso-position-vertical:absolute;mso-position-vertical-relative:page;mso-width-percent:0;mso-height-percent:0;mso-width-relative:margin;mso-height-relative:margin" o:gfxdata="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" strokecolor="#4579b8 [3044]">
                 <v:stroke endarrow="block"/>
                 <w10:wrap anchorx="page" anchory="page"/>
               </v:shape>
@@ -6475,7 +8266,7 @@
           </mc:Choice>
           <mc:Fallback>
             <w:pict>
-              <v:shape w14:anchorId="0B24B0B7" id="Straight Arrow Connector 49" o:spid="_x0000_s1026" type="#_x0000_t32" style="position:absolute;margin-left:89pt;margin-top:345pt;width:415pt;height:3.6pt;flip:y;z-index:251648000;visibility:visible;mso-wrap-style:square;mso-width-percent:0;mso-height-percent:0;mso-wrap-distance-left:9pt;mso-wrap-distance-top:0;mso-wrap-distance-right:9pt;mso-wrap-distance-bottom:0;mso-position-horizontal:absolute;mso-position-horizontal-relative:page;mso-position-vertical:absolute;mso-position-vertical-relative:page;mso-width-percent:0;mso-height-percent:0;mso-width-relative:margin;mso-height-relative:margin" o:gfxdata="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" strokecolor="#4579b8 [3044]">
+              <v:shape w14:anchorId="0517D5AB" id="Straight Arrow Connector 49" o:spid="_x0000_s1026" type="#_x0000_t32" style="position:absolute;margin-left:89pt;margin-top:345pt;width:415pt;height:3.6pt;flip:y;z-index:251648000;visibility:visible;mso-wrap-style:square;mso-width-percent:0;mso-height-percent:0;mso-wrap-distance-left:9pt;mso-wrap-distance-top:0;mso-wrap-distance-right:9pt;mso-wrap-distance-bottom:0;mso-position-horizontal:absolute;mso-position-horizontal-relative:page;mso-position-vertical:absolute;mso-position-vertical-relative:page;mso-width-percent:0;mso-height-percent:0;mso-width-relative:margin;mso-height-relative:margin" o:gfxdata="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" strokecolor="#4579b8 [3044]">
                 <v:stroke endarrow="block"/>
                 <w10:wrap anchorx="page" anchory="page"/>
               </v:shape>
@@ -6554,7 +8345,7 @@
           </mc:Choice>
           <mc:Fallback>
             <w:pict>
-              <v:shape w14:anchorId="04E347A6" id="Straight Arrow Connector 49" o:spid="_x0000_s1026" type="#_x0000_t32" style="position:absolute;margin-left:91.5pt;margin-top:375pt;width:415pt;height:3.6pt;flip:y;z-index:251654144;visibility:visible;mso-wrap-style:square;mso-width-percent:0;mso-height-percent:0;mso-wrap-distance-left:9pt;mso-wrap-distance-top:0;mso-wrap-distance-right:9pt;mso-wrap-distance-bottom:0;mso-position-horizontal:absolute;mso-position-horizontal-relative:page;mso-position-vertical:absolute;mso-position-vertical-relative:page;mso-width-percent:0;mso-height-percent:0;mso-width-relative:margin;mso-height-relative:margin" o:gfxdata="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" strokecolor="#4579b8 [3044]">
+              <v:shape w14:anchorId="254C67FE" id="Straight Arrow Connector 49" o:spid="_x0000_s1026" type="#_x0000_t32" style="position:absolute;margin-left:91.5pt;margin-top:375pt;width:415pt;height:3.6pt;flip:y;z-index:251654144;visibility:visible;mso-wrap-style:square;mso-width-percent:0;mso-height-percent:0;mso-wrap-distance-left:9pt;mso-wrap-distance-top:0;mso-wrap-distance-right:9pt;mso-wrap-distance-bottom:0;mso-position-horizontal:absolute;mso-position-horizontal-relative:page;mso-position-vertical:absolute;mso-position-vertical-relative:page;mso-width-percent:0;mso-height-percent:0;mso-width-relative:margin;mso-height-relative:margin" o:gfxdata="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" strokecolor="#4579b8 [3044]">
                 <v:stroke endarrow="block"/>
                 <w10:wrap anchorx="page" anchory="page"/>
               </v:shape>
@@ -6633,7 +8424,7 @@
           </mc:Choice>
           <mc:Fallback>
             <w:pict>
-              <v:shape w14:anchorId="1CD71E94" id="Straight Arrow Connector 49" o:spid="_x0000_s1026" type="#_x0000_t32" style="position:absolute;margin-left:92pt;margin-top:397pt;width:415pt;height:3.6pt;flip:y;z-index:251659264;visibility:visible;mso-wrap-style:square;mso-width-percent:0;mso-height-percent:0;mso-wrap-distance-left:9pt;mso-wrap-distance-top:0;mso-wrap-distance-right:9pt;mso-wrap-distance-bottom:0;mso-position-horizontal:absolute;mso-position-horizontal-relative:page;mso-position-vertical:absolute;mso-position-vertical-relative:page;mso-width-percent:0;mso-height-percent:0;mso-width-relative:margin;mso-height-relative:margin" o:gfxdata="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" strokecolor="#4579b8 [3044]">
+              <v:shape w14:anchorId="126F8CA0" id="Straight Arrow Connector 49" o:spid="_x0000_s1026" type="#_x0000_t32" style="position:absolute;margin-left:92pt;margin-top:397pt;width:415pt;height:3.6pt;flip:y;z-index:251659264;visibility:visible;mso-wrap-style:square;mso-width-percent:0;mso-height-percent:0;mso-wrap-distance-left:9pt;mso-wrap-distance-top:0;mso-wrap-distance-right:9pt;mso-wrap-distance-bottom:0;mso-position-horizontal:absolute;mso-position-horizontal-relative:page;mso-position-vertical:absolute;mso-position-vertical-relative:page;mso-width-percent:0;mso-height-percent:0;mso-width-relative:margin;mso-height-relative:margin" o:gfxdata="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" strokecolor="#4579b8 [3044]">
                 <v:stroke endarrow="block"/>
                 <w10:wrap anchorx="page" anchory="page"/>
               </v:shape>
@@ -6714,7 +8505,7 @@
           </mc:Choice>
           <mc:Fallback>
             <w:pict>
-              <v:shape w14:anchorId="665D1FC6" id="Straight Arrow Connector 49" o:spid="_x0000_s1026" type="#_x0000_t32" style="position:absolute;margin-left:89.5pt;margin-top:428pt;width:415pt;height:3.95pt;flip:x;z-index:251661312;visibility:visible;mso-wrap-style:square;mso-width-percent:0;mso-height-percent:0;mso-wrap-distance-left:9pt;mso-wrap-distance-top:0;mso-wrap-distance-right:9pt;mso-wrap-distance-bottom:0;mso-position-horizontal:absolute;mso-position-horizontal-relative:page;mso-position-vertical:absolute;mso-position-vertical-relative:page;mso-width-percent:0;mso-height-percent:0;mso-width-relative:margin;mso-height-relative:margin" o:gfxdata="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" strokecolor="#4579b8 [3044]">
+              <v:shape w14:anchorId="5717F279" id="Straight Arrow Connector 49" o:spid="_x0000_s1026" type="#_x0000_t32" style="position:absolute;margin-left:89.5pt;margin-top:428pt;width:415pt;height:3.95pt;flip:x;z-index:251661312;visibility:visible;mso-wrap-style:square;mso-width-percent:0;mso-height-percent:0;mso-wrap-distance-left:9pt;mso-wrap-distance-top:0;mso-wrap-distance-right:9pt;mso-wrap-distance-bottom:0;mso-position-horizontal:absolute;mso-position-horizontal-relative:page;mso-position-vertical:absolute;mso-position-vertical-relative:page;mso-width-percent:0;mso-height-percent:0;mso-width-relative:margin;mso-height-relative:margin" o:gfxdata="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" strokecolor="#4579b8 [3044]">
                 <v:stroke endarrow="block"/>
                 <w10:wrap anchorx="page" anchory="page"/>
               </v:shape>
@@ -6764,9 +8555,11 @@
       <w:pPr>
         <w:pStyle w:val="Heading2"/>
       </w:pPr>
+      <w:bookmarkStart w:id="19" w:name="_Toc235569391"/>
       <w:r>
         <w:t>Activity 2.9</w:t>
       </w:r>
+      <w:bookmarkEnd w:id="19"/>
     </w:p>
     <w:p>
       <w:r>
@@ -7010,7 +8803,7 @@
           </mc:Choice>
           <mc:Fallback>
             <w:pict>
-              <v:group w14:anchorId="24916B3F" id="Group 60" o:spid="_x0000_s1026" style="position:absolute;margin-left:107.9pt;margin-top:566pt;width:385.7pt;height:30.9pt;z-index:251681792;mso-position-horizontal-relative:page;mso-position-vertical-relative:page" coordsize="48981,3922" o:gfxdata="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">
+              <v:group w14:anchorId="123EA97D" id="Group 60" o:spid="_x0000_s1026" style="position:absolute;margin-left:107.9pt;margin-top:566pt;width:385.7pt;height:30.9pt;z-index:251681792;mso-position-horizontal-relative:page;mso-position-vertical-relative:page" coordsize="48981,3922" o:gfxdata="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">
                 <v:shapetype id="_x0000_t34" coordsize="21600,21600" o:spt="34" o:oned="t" adj="10800" path="m,l@0,0@0,21600,21600,21600e" filled="f">
                   <v:stroke joinstyle="miter"/>
                   <v:formulas>
@@ -7417,7 +9210,7 @@
           </mc:Choice>
           <mc:Fallback>
             <w:pict>
-              <v:shape w14:anchorId="762697BC" id="Straight Arrow Connector 53" o:spid="_x0000_s1026" type="#_x0000_t32" style="position:absolute;margin-left:162.5pt;margin-top:606.5pt;width:283pt;height:2.5pt;z-index:251679744;visibility:visible;mso-wrap-style:square;mso-wrap-distance-left:9pt;mso-wrap-distance-top:0;mso-wrap-distance-right:9pt;mso-wrap-distance-bottom:0;mso-position-horizontal:absolute;mso-position-horizontal-relative:page;mso-position-vertical:absolute;mso-position-vertical-relative:page" o:gfxdata="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" strokecolor="black [3040]" strokeweight="3pt">
+              <v:shape w14:anchorId="4B05A82D" id="Straight Arrow Connector 53" o:spid="_x0000_s1026" type="#_x0000_t32" style="position:absolute;margin-left:162.5pt;margin-top:606.5pt;width:283pt;height:2.5pt;z-index:251679744;visibility:visible;mso-wrap-style:square;mso-wrap-distance-left:9pt;mso-wrap-distance-top:0;mso-wrap-distance-right:9pt;mso-wrap-distance-bottom:0;mso-position-horizontal:absolute;mso-position-horizontal-relative:page;mso-position-vertical:absolute;mso-position-vertical-relative:page" o:gfxdata="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" strokecolor="black [3040]" strokeweight="3pt">
                 <v:stroke endarrow="block"/>
                 <w10:wrap anchorx="page" anchory="page"/>
               </v:shape>
@@ -7620,7 +9413,7 @@
           </mc:Choice>
           <mc:Fallback>
             <w:pict>
-              <v:shape w14:anchorId="3B0CE431" id="Straight Arrow Connector 56" o:spid="_x0000_s1026" type="#_x0000_t32" style="position:absolute;margin-left:158pt;margin-top:635.55pt;width:4in;height:3.6pt;flip:x y;z-index:251680768;visibility:visible;mso-wrap-style:square;mso-width-percent:0;mso-height-percent:0;mso-wrap-distance-left:9pt;mso-wrap-distance-top:0;mso-wrap-distance-right:9pt;mso-wrap-distance-bottom:0;mso-position-horizontal:absolute;mso-position-horizontal-relative:page;mso-position-vertical:absolute;mso-position-vertical-relative:page;mso-width-percent:0;mso-height-percent:0;mso-width-relative:margin;mso-height-relative:margin" o:gfxdata="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" strokecolor="black [3040]" strokeweight="3pt">
+              <v:shape w14:anchorId="4D8281B9" id="Straight Arrow Connector 56" o:spid="_x0000_s1026" type="#_x0000_t32" style="position:absolute;margin-left:158pt;margin-top:635.55pt;width:4in;height:3.6pt;flip:x y;z-index:251680768;visibility:visible;mso-wrap-style:square;mso-width-percent:0;mso-height-percent:0;mso-wrap-distance-left:9pt;mso-wrap-distance-top:0;mso-wrap-distance-right:9pt;mso-wrap-distance-bottom:0;mso-position-horizontal:absolute;mso-position-horizontal-relative:page;mso-position-vertical:absolute;mso-position-vertical-relative:page;mso-width-percent:0;mso-height-percent:0;mso-width-relative:margin;mso-height-relative:margin" o:gfxdata="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" strokecolor="black [3040]" strokeweight="3pt">
                 <v:stroke endarrow="block"/>
                 <w10:wrap anchorx="page" anchory="page"/>
               </v:shape>
@@ -7635,10 +9428,12 @@
       <w:pPr>
         <w:pStyle w:val="Heading2"/>
       </w:pPr>
+      <w:bookmarkStart w:id="20" w:name="_Toc235569392"/>
       <w:r>
         <w:lastRenderedPageBreak/>
         <w:t>Activity 2.10</w:t>
       </w:r>
+      <w:bookmarkEnd w:id="20"/>
     </w:p>
     <w:p>
       <w:r>
@@ -7808,7 +9603,7 @@
           </mc:Choice>
           <mc:Fallback>
             <w:pict>
-              <v:shape w14:anchorId="7A4ED104" id="Arc 64" o:spid="_x0000_s1026" style="position:absolute;margin-left:109.25pt;margin-top:129.7pt;width:309.15pt;height:48.15pt;z-index:251695104;visibility:visible;mso-wrap-style:square;mso-height-percent:0;mso-wrap-distance-left:9pt;mso-wrap-distance-top:0;mso-wrap-distance-right:9pt;mso-wrap-distance-bottom:0;mso-position-horizontal:absolute;mso-position-horizontal-relative:page;mso-position-vertical:absolute;mso-position-vertical-relative:page;mso-height-percent:0;mso-height-relative:margin;v-text-anchor:middle" coordsize="3926205,611505" o:gfxdata="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" path="m1445,317482nsc-38624,154931,745512,15953,1785677,1250v117236,-1657,235192,-1668,352442,-34c3150441,15329,3926207,147452,3926207,305751r-1963104,2l1445,317482xem1445,317482nfc-38624,154931,745512,15953,1785677,1250v117236,-1657,235192,-1668,352442,-34c3150441,15329,3926207,147452,3926207,305751e" filled="f" strokecolor="#4579b8 [3044]">
+              <v:shape w14:anchorId="29142884" id="Arc 64" o:spid="_x0000_s1026" style="position:absolute;margin-left:109.25pt;margin-top:129.7pt;width:309.15pt;height:48.15pt;z-index:251695104;visibility:visible;mso-wrap-style:square;mso-height-percent:0;mso-wrap-distance-left:9pt;mso-wrap-distance-top:0;mso-wrap-distance-right:9pt;mso-wrap-distance-bottom:0;mso-position-horizontal:absolute;mso-position-horizontal-relative:page;mso-position-vertical:absolute;mso-position-vertical-relative:page;mso-height-percent:0;mso-height-relative:margin;v-text-anchor:middle" coordsize="3926205,611505" o:gfxdata="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" path="m1445,317482nsc-38624,154931,745512,15953,1785677,1250v117236,-1657,235192,-1668,352442,-34c3150441,15329,3926207,147452,3926207,305751r-1963104,2l1445,317482xem1445,317482nfc-38624,154931,745512,15953,1785677,1250v117236,-1657,235192,-1668,352442,-34c3150441,15329,3926207,147452,3926207,305751e" filled="f" strokecolor="#4579b8 [3044]">
                 <v:path arrowok="t" o:connecttype="custom" o:connectlocs="1445,317482;1785677,1250;2138119,1216;3926207,305751" o:connectangles="0,0,0,0"/>
                 <w10:wrap anchorx="page" anchory="page"/>
               </v:shape>
@@ -7913,7 +9708,7 @@
           </mc:Choice>
           <mc:Fallback>
             <w:pict>
-              <v:shape w14:anchorId="2976A79A" id="Straight Arrow Connector 63" o:spid="_x0000_s1026" type="#_x0000_t32" style="position:absolute;margin-left:128.95pt;margin-top:166.95pt;width:269.05pt;height:3.6pt;z-index:251685888;visibility:visible;mso-wrap-style:square;mso-width-percent:0;mso-wrap-distance-left:9pt;mso-wrap-distance-top:0;mso-wrap-distance-right:9pt;mso-wrap-distance-bottom:0;mso-position-horizontal:absolute;mso-position-horizontal-relative:page;mso-position-vertical:absolute;mso-position-vertical-relative:page;mso-width-percent:0;mso-width-relative:margin" o:gfxdata="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" strokecolor="#4579b8 [3044]">
+              <v:shape w14:anchorId="0DE8899C" id="Straight Arrow Connector 63" o:spid="_x0000_s1026" type="#_x0000_t32" style="position:absolute;margin-left:128.95pt;margin-top:166.95pt;width:269.05pt;height:3.6pt;z-index:251685888;visibility:visible;mso-wrap-style:square;mso-width-percent:0;mso-wrap-distance-left:9pt;mso-wrap-distance-top:0;mso-wrap-distance-right:9pt;mso-wrap-distance-bottom:0;mso-position-horizontal:absolute;mso-position-horizontal-relative:page;mso-position-vertical:absolute;mso-position-vertical-relative:page;mso-width-percent:0;mso-width-relative:margin" o:gfxdata="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" strokecolor="#4579b8 [3044]">
                 <v:stroke endarrow="block"/>
                 <w10:wrap anchorx="page" anchory="page"/>
               </v:shape>
@@ -8101,7 +9896,7 @@
           </mc:Choice>
           <mc:Fallback>
             <w:pict>
-              <v:shape w14:anchorId="508850BF" id="Straight Arrow Connector 66" o:spid="_x0000_s1026" type="#_x0000_t32" style="position:absolute;margin-left:135.45pt;margin-top:192.55pt;width:247.9pt;height:3.6pt;flip:x y;z-index:251697152;visibility:visible;mso-wrap-style:square;mso-width-percent:0;mso-height-percent:0;mso-wrap-distance-left:9pt;mso-wrap-distance-top:0;mso-wrap-distance-right:9pt;mso-wrap-distance-bottom:0;mso-position-horizontal:absolute;mso-position-horizontal-relative:page;mso-position-vertical:absolute;mso-position-vertical-relative:page;mso-width-percent:0;mso-height-percent:0;mso-width-relative:margin;mso-height-relative:margin" o:gfxdata="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" strokecolor="#4579b8 [3044]">
+              <v:shape w14:anchorId="1B08B214" id="Straight Arrow Connector 66" o:spid="_x0000_s1026" type="#_x0000_t32" style="position:absolute;margin-left:135.45pt;margin-top:192.55pt;width:247.9pt;height:3.6pt;flip:x y;z-index:251697152;visibility:visible;mso-wrap-style:square;mso-width-percent:0;mso-height-percent:0;mso-wrap-distance-left:9pt;mso-wrap-distance-top:0;mso-wrap-distance-right:9pt;mso-wrap-distance-bottom:0;mso-position-horizontal:absolute;mso-position-horizontal-relative:page;mso-position-vertical:absolute;mso-position-vertical-relative:page;mso-width-percent:0;mso-height-percent:0;mso-width-relative:margin;mso-height-relative:margin" o:gfxdata="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" strokecolor="#4579b8 [3044]">
                 <v:stroke endarrow="block"/>
                 <w10:wrap anchorx="page" anchory="page"/>
               </v:shape>
@@ -8297,7 +10092,7 @@
           </mc:Choice>
           <mc:Fallback>
             <w:pict>
-              <v:shape w14:anchorId="3FE57043" id="Straight Arrow Connector 67" o:spid="_x0000_s1026" type="#_x0000_t32" style="position:absolute;margin-left:132.85pt;margin-top:214.2pt;width:259.9pt;height:3.6pt;z-index:251684864;visibility:visible;mso-wrap-style:square;mso-width-percent:0;mso-height-percent:0;mso-wrap-distance-left:9pt;mso-wrap-distance-top:0;mso-wrap-distance-right:9pt;mso-wrap-distance-bottom:0;mso-position-horizontal:absolute;mso-position-horizontal-relative:page;mso-position-vertical:absolute;mso-position-vertical-relative:page;mso-width-percent:0;mso-height-percent:0;mso-width-relative:margin;mso-height-relative:margin" o:gfxdata="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" strokecolor="#4579b8 [3044]">
+              <v:shape w14:anchorId="5F0DB961" id="Straight Arrow Connector 67" o:spid="_x0000_s1026" type="#_x0000_t32" style="position:absolute;margin-left:132.85pt;margin-top:214.2pt;width:259.9pt;height:3.6pt;z-index:251684864;visibility:visible;mso-wrap-style:square;mso-width-percent:0;mso-height-percent:0;mso-wrap-distance-left:9pt;mso-wrap-distance-top:0;mso-wrap-distance-right:9pt;mso-wrap-distance-bottom:0;mso-position-horizontal:absolute;mso-position-horizontal-relative:page;mso-position-vertical:absolute;mso-position-vertical-relative:page;mso-width-percent:0;mso-height-percent:0;mso-width-relative:margin;mso-height-relative:margin" o:gfxdata="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" strokecolor="#4579b8 [3044]">
                 <v:stroke endarrow="block"/>
                 <w10:wrap anchorx="page" anchory="page"/>
               </v:shape>
@@ -8320,9 +10115,11 @@
       <w:pPr>
         <w:pStyle w:val="Heading3"/>
       </w:pPr>
+      <w:bookmarkStart w:id="21" w:name="_Toc235569393"/>
       <w:r>
         <w:t>COMPUTER SCIENCE IN CONTEXT</w:t>
       </w:r>
+      <w:bookmarkEnd w:id="21"/>
     </w:p>
     <w:p>
       <w:r>
@@ -8334,18 +10131,22 @@
       <w:pPr>
         <w:pStyle w:val="Heading1"/>
       </w:pPr>
+      <w:bookmarkStart w:id="22" w:name="_Toc235569394"/>
       <w:r>
         <w:t>2.6 Encryption</w:t>
       </w:r>
+      <w:bookmarkEnd w:id="22"/>
     </w:p>
     <w:p/>
     <w:p>
       <w:pPr>
         <w:pStyle w:val="Heading2"/>
       </w:pPr>
+      <w:bookmarkStart w:id="23" w:name="_Toc235569395"/>
       <w:r>
         <w:t>Questions</w:t>
       </w:r>
+      <w:bookmarkEnd w:id="23"/>
     </w:p>
     <w:p>
       <w:r>
@@ -8401,9 +10202,11 @@
       <w:pPr>
         <w:pStyle w:val="Heading3"/>
       </w:pPr>
+      <w:bookmarkStart w:id="24" w:name="_Toc235569396"/>
       <w:r>
         <w:t>COMPUTER SCIENCE IN CONTEXT</w:t>
       </w:r>
+      <w:bookmarkEnd w:id="24"/>
     </w:p>
     <w:p>
       <w:r>
@@ -8419,6 +10222,56 @@
     </w:sectPr>
   </w:body>
 </w:document>
+</file>
+
+<file path=word/endnotes.xml><?xml version="1.0" encoding="utf-8"?>
+<w:endnotes xmlns:wpc="http://schemas.microsoft.com/office/word/2010/wordprocessingCanvas" xmlns:cx="http://schemas.microsoft.com/office/drawing/2014/chartex" xmlns:cx1="http://schemas.microsoft.com/office/drawing/2015/9/8/chartex" xmlns:cx2="http://schemas.microsoft.com/office/drawing/2015/10/21/chartex" xmlns:cx3="http://schemas.microsoft.com/office/drawing/2016/5/9/chartex" xmlns:cx4="http://schemas.microsoft.com/office/drawing/2016/5/10/chartex" xmlns:cx5="http://schemas.microsoft.com/office/drawing/2016/5/11/chartex" xmlns:cx6="http://schemas.microsoft.com/office/drawing/2016/5/12/chartex" xmlns:cx7="http://schemas.microsoft.com/office/drawing/2016/5/13/chartex" xmlns:cx8="http://schemas.microsoft.com/office/drawing/2016/5/14/chartex" xmlns:mc="http://schemas.openxmlformats.org/markup-compatibility/2006" xmlns:aink="http://schemas.microsoft.com/office/drawing/2016/ink" xmlns:am3d="http://schemas.microsoft.com/office/drawing/2017/model3d" xmlns:o="urn:schemas-microsoft-com:office:office" xmlns:oel="http://schemas.microsoft.com/office/2019/extlst" xmlns:r="http://schemas.openxmlformats.org/officeDocument/2006/relationships" xmlns:m="http://schemas.openxmlformats.org/officeDocument/2006/math" xmlns:v="urn:schemas-microsoft-com:vml" xmlns:wp14="http://schemas.microsoft.com/office/word/2010/wordprocessingDrawing" xmlns:wp="http://schemas.openxmlformats.org/drawingml/2006/wordprocessingDrawing" xmlns:w10="urn:schemas-microsoft-com:office:word" xmlns:w="http://schemas.openxmlformats.org/wordprocessingml/2006/main" xmlns:w14="http://schemas.microsoft.com/office/word/2010/wordml" xmlns:w15="http://schemas.microsoft.com/office/word/2012/wordml" xmlns:w16cex="http://schemas.microsoft.com/office/word/2018/wordml/cex" xmlns:w16cid="http://schemas.microsoft.com/office/word/2016/wordml/cid" xmlns:w16="http://schemas.microsoft.com/office/word/2018/wordml" xmlns:w16du="http://schemas.microsoft.com/office/word/2023/wordml/word16du" xmlns:w16sdtdh="http://schemas.microsoft.com/office/word/2020/wordml/sdtdatahash" xmlns:w16sdtfl="http://schemas.microsoft.com/office/word/2024/wordml/sdtformatlock" xmlns:w16se="http://schemas.microsoft.com/office/word/2015/wordml/symex" xmlns:wpg="http://schemas.microsoft.com/office/word/2010/wordprocessingGroup" xmlns:wpi="http://schemas.microsoft.com/office/word/2010/wordprocessingInk" xmlns:wne="http://schemas.microsoft.com/office/word/2006/wordml" xmlns:wps="http://schemas.microsoft.com/office/word/2010/wordprocessingShape" mc:Ignorable="w14 w15 w16se w16cid w16 w16cex w16sdtdh w16sdtfl w16du wp14">
+  <w:endnote w:type="separator" w:id="-1">
+    <w:p>
+      <w:pPr>
+        <w:spacing w:after="0" w:line="240" w:lineRule="auto"/>
+      </w:pPr>
+      <w:r>
+        <w:separator/>
+      </w:r>
+    </w:p>
+  </w:endnote>
+  <w:endnote w:type="continuationSeparator" w:id="0">
+    <w:p>
+      <w:pPr>
+        <w:spacing w:after="0" w:line="240" w:lineRule="auto"/>
+      </w:pPr>
+      <w:r>
+        <w:continuationSeparator/>
+      </w:r>
+    </w:p>
+  </w:endnote>
+</w:endnotes>
+</file>
+
+<file path=word/footnotes.xml><?xml version="1.0" encoding="utf-8"?>
+<w:footnotes xmlns:wpc="http://schemas.microsoft.com/office/word/2010/wordprocessingCanvas" xmlns:cx="http://schemas.microsoft.com/office/drawing/2014/chartex" xmlns:cx1="http://schemas.microsoft.com/office/drawing/2015/9/8/chartex" xmlns:cx2="http://schemas.microsoft.com/office/drawing/2015/10/21/chartex" xmlns:cx3="http://schemas.microsoft.com/office/drawing/2016/5/9/chartex" xmlns:cx4="http://schemas.microsoft.com/office/drawing/2016/5/10/chartex" xmlns:cx5="http://schemas.microsoft.com/office/drawing/2016/5/11/chartex" xmlns:cx6="http://schemas.microsoft.com/office/drawing/2016/5/12/chartex" xmlns:cx7="http://schemas.microsoft.com/office/drawing/2016/5/13/chartex" xmlns:cx8="http://schemas.microsoft.com/office/drawing/2016/5/14/chartex" xmlns:mc="http://schemas.openxmlformats.org/markup-compatibility/2006" xmlns:aink="http://schemas.microsoft.com/office/drawing/2016/ink" xmlns:am3d="http://schemas.microsoft.com/office/drawing/2017/model3d" xmlns:o="urn:schemas-microsoft-com:office:office" xmlns:oel="http://schemas.microsoft.com/office/2019/extlst" xmlns:r="http://schemas.openxmlformats.org/officeDocument/2006/relationships" xmlns:m="http://schemas.openxmlformats.org/officeDocument/2006/math" xmlns:v="urn:schemas-microsoft-com:vml" xmlns:wp14="http://schemas.microsoft.com/office/word/2010/wordprocessingDrawing" xmlns:wp="http://schemas.openxmlformats.org/drawingml/2006/wordprocessingDrawing" xmlns:w10="urn:schemas-microsoft-com:office:word" xmlns:w="http://schemas.openxmlformats.org/wordprocessingml/2006/main" xmlns:w14="http://schemas.microsoft.com/office/word/2010/wordml" xmlns:w15="http://schemas.microsoft.com/office/word/2012/wordml" xmlns:w16cex="http://schemas.microsoft.com/office/word/2018/wordml/cex" xmlns:w16cid="http://schemas.microsoft.com/office/word/2016/wordml/cid" xmlns:w16="http://schemas.microsoft.com/office/word/2018/wordml" xmlns:w16du="http://schemas.microsoft.com/office/word/2023/wordml/word16du" xmlns:w16sdtdh="http://schemas.microsoft.com/office/word/2020/wordml/sdtdatahash" xmlns:w16sdtfl="http://schemas.microsoft.com/office/word/2024/wordml/sdtformatlock" xmlns:w16se="http://schemas.microsoft.com/office/word/2015/wordml/symex" xmlns:wpg="http://schemas.microsoft.com/office/word/2010/wordprocessingGroup" xmlns:wpi="http://schemas.microsoft.com/office/word/2010/wordprocessingInk" xmlns:wne="http://schemas.microsoft.com/office/word/2006/wordml" xmlns:wps="http://schemas.microsoft.com/office/word/2010/wordprocessingShape" mc:Ignorable="w14 w15 w16se w16cid w16 w16cex w16sdtdh w16sdtfl w16du wp14">
+  <w:footnote w:type="separator" w:id="-1">
+    <w:p>
+      <w:pPr>
+        <w:spacing w:after="0" w:line="240" w:lineRule="auto"/>
+      </w:pPr>
+      <w:r>
+        <w:separator/>
+      </w:r>
+    </w:p>
+  </w:footnote>
+  <w:footnote w:type="continuationSeparator" w:id="0">
+    <w:p>
+      <w:pPr>
+        <w:spacing w:after="0" w:line="240" w:lineRule="auto"/>
+      </w:pPr>
+      <w:r>
+        <w:continuationSeparator/>
+      </w:r>
+    </w:p>
+  </w:footnote>
+</w:footnotes>
 </file>
 
 <file path=word/numbering.xml><?xml version="1.0" encoding="utf-8"?>
@@ -10914,6 +12767,118 @@
       <w:spacing w:val="5"/>
     </w:rPr>
   </w:style>
+  <w:style w:type="paragraph" w:styleId="Header">
+    <w:name w:val="header"/>
+    <w:basedOn w:val="Normal"/>
+    <w:link w:val="HeaderChar"/>
+    <w:uiPriority w:val="99"/>
+    <w:unhideWhenUsed/>
+    <w:rsid w:val="006F1348"/>
+    <w:pPr>
+      <w:tabs>
+        <w:tab w:val="center" w:pos="4680"/>
+        <w:tab w:val="right" w:pos="9360"/>
+      </w:tabs>
+      <w:spacing w:after="0" w:line="240" w:lineRule="auto"/>
+    </w:pPr>
+  </w:style>
+  <w:style w:type="character" w:customStyle="1" w:styleId="HeaderChar">
+    <w:name w:val="Header Char"/>
+    <w:basedOn w:val="DefaultParagraphFont"/>
+    <w:link w:val="Header"/>
+    <w:uiPriority w:val="99"/>
+    <w:rsid w:val="006F1348"/>
+  </w:style>
+  <w:style w:type="paragraph" w:styleId="Footer">
+    <w:name w:val="footer"/>
+    <w:basedOn w:val="Normal"/>
+    <w:link w:val="FooterChar"/>
+    <w:uiPriority w:val="99"/>
+    <w:unhideWhenUsed/>
+    <w:rsid w:val="006F1348"/>
+    <w:pPr>
+      <w:tabs>
+        <w:tab w:val="center" w:pos="4680"/>
+        <w:tab w:val="right" w:pos="9360"/>
+      </w:tabs>
+      <w:spacing w:after="0" w:line="240" w:lineRule="auto"/>
+    </w:pPr>
+  </w:style>
+  <w:style w:type="character" w:customStyle="1" w:styleId="FooterChar">
+    <w:name w:val="Footer Char"/>
+    <w:basedOn w:val="DefaultParagraphFont"/>
+    <w:link w:val="Footer"/>
+    <w:uiPriority w:val="99"/>
+    <w:rsid w:val="006F1348"/>
+  </w:style>
+  <w:style w:type="paragraph" w:styleId="TOCHeading">
+    <w:name w:val="TOC Heading"/>
+    <w:basedOn w:val="Heading1"/>
+    <w:next w:val="Normal"/>
+    <w:uiPriority w:val="39"/>
+    <w:unhideWhenUsed/>
+    <w:qFormat/>
+    <w:rsid w:val="006F1348"/>
+    <w:pPr>
+      <w:spacing w:before="240" w:after="0" w:line="259" w:lineRule="auto"/>
+      <w:outlineLvl w:val="9"/>
+    </w:pPr>
+    <w:rPr>
+      <w:rFonts w:asciiTheme="majorHAnsi" w:hAnsiTheme="majorHAnsi"/>
+      <w:color w:val="365F91" w:themeColor="accent1" w:themeShade="BF"/>
+      <w:sz w:val="32"/>
+      <w:szCs w:val="32"/>
+    </w:rPr>
+  </w:style>
+  <w:style w:type="paragraph" w:styleId="TOC1">
+    <w:name w:val="toc 1"/>
+    <w:basedOn w:val="Normal"/>
+    <w:next w:val="Normal"/>
+    <w:autoRedefine/>
+    <w:uiPriority w:val="39"/>
+    <w:unhideWhenUsed/>
+    <w:rsid w:val="006F1348"/>
+    <w:pPr>
+      <w:spacing w:after="100"/>
+    </w:pPr>
+  </w:style>
+  <w:style w:type="paragraph" w:styleId="TOC2">
+    <w:name w:val="toc 2"/>
+    <w:basedOn w:val="Normal"/>
+    <w:next w:val="Normal"/>
+    <w:autoRedefine/>
+    <w:uiPriority w:val="39"/>
+    <w:unhideWhenUsed/>
+    <w:rsid w:val="006F1348"/>
+    <w:pPr>
+      <w:spacing w:after="100"/>
+      <w:ind w:left="220"/>
+    </w:pPr>
+  </w:style>
+  <w:style w:type="paragraph" w:styleId="TOC3">
+    <w:name w:val="toc 3"/>
+    <w:basedOn w:val="Normal"/>
+    <w:next w:val="Normal"/>
+    <w:autoRedefine/>
+    <w:uiPriority w:val="39"/>
+    <w:unhideWhenUsed/>
+    <w:rsid w:val="006F1348"/>
+    <w:pPr>
+      <w:spacing w:after="100"/>
+      <w:ind w:left="440"/>
+    </w:pPr>
+  </w:style>
+  <w:style w:type="character" w:styleId="Hyperlink">
+    <w:name w:val="Hyperlink"/>
+    <w:basedOn w:val="DefaultParagraphFont"/>
+    <w:uiPriority w:val="99"/>
+    <w:unhideWhenUsed/>
+    <w:rsid w:val="006F1348"/>
+    <w:rPr>
+      <w:color w:val="0000FF" w:themeColor="hyperlink"/>
+      <w:u w:val="single"/>
+    </w:rPr>
+  </w:style>
 </w:styles>
 </file>
 

--- a/2. Data Transmission/Getting Started.docx
+++ b/2. Data Transmission/Getting Started.docx
@@ -4,6 +4,12 @@
   <w:body>
     <w:sdt>
       <w:sdtPr>
+        <w:rPr>
+          <w:rFonts w:asciiTheme="minorHAnsi" w:eastAsiaTheme="minorHAnsi" w:hAnsiTheme="minorHAnsi" w:cstheme="minorBidi"/>
+          <w:color w:val="auto"/>
+          <w:sz w:val="22"/>
+          <w:szCs w:val="22"/>
+        </w:rPr>
         <w:id w:val="1241992438"/>
         <w:docPartObj>
           <w:docPartGallery w:val="Table of Contents"/>
@@ -12,13 +18,9 @@
       </w:sdtPr>
       <w:sdtEndPr>
         <w:rPr>
-          <w:rFonts w:asciiTheme="minorHAnsi" w:eastAsiaTheme="minorHAnsi" w:hAnsiTheme="minorHAnsi" w:cstheme="minorBidi"/>
           <w:b/>
           <w:bCs/>
           <w:noProof/>
-          <w:color w:val="auto"/>
-          <w:sz w:val="22"/>
-          <w:szCs w:val="22"/>
         </w:rPr>
       </w:sdtEndPr>
       <w:sdtContent>
@@ -1775,7 +1777,7 @@
         <mc:AlternateContent>
           <mc:Choice Requires="wpg">
             <w:drawing>
-              <wp:anchor distT="0" distB="0" distL="114300" distR="114300" simplePos="0" relativeHeight="251652096" behindDoc="0" locked="0" layoutInCell="1" allowOverlap="1" wp14:anchorId="7E2E0087" wp14:editId="2545C4A8">
+              <wp:anchor distT="0" distB="0" distL="114300" distR="114300" simplePos="0" relativeHeight="251649024" behindDoc="0" locked="0" layoutInCell="1" allowOverlap="1" wp14:anchorId="7E2E0087" wp14:editId="2545C4A8">
                 <wp:simplePos x="0" y="0"/>
                 <wp:positionH relativeFrom="page">
                   <wp:posOffset>1676400</wp:posOffset>
@@ -2230,7 +2232,7 @@
           </mc:Choice>
           <mc:Fallback>
             <w:pict>
-              <v:group w14:anchorId="7E2E0087" id="Group 6" o:spid="_x0000_s1026" style="position:absolute;margin-left:132pt;margin-top:149pt;width:386.5pt;height:89.5pt;z-index:251652096;mso-position-horizontal-relative:page;mso-position-vertical-relative:page" coordsize="49085,11366" o:gfxdata="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">
+              <v:group w14:anchorId="7E2E0087" id="Group 6" o:spid="_x0000_s1026" style="position:absolute;margin-left:132pt;margin-top:149pt;width:386.5pt;height:89.5pt;z-index:251649024;mso-position-horizontal-relative:page;mso-position-vertical-relative:page" coordsize="49085,11366" o:gfxdata="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">
                 <v:rect id="Rectangle 1" o:spid="_x0000_s1027" style="position:absolute;top:2095;width:7747;height:2604;visibility:visible;mso-wrap-style:square;v-text-anchor:middle" o:gfxdata="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" fillcolor="white [3212]" strokecolor="#0a121c [484]" strokeweight=".5pt">
                   <v:textbox>
                     <w:txbxContent>
@@ -2942,7 +2944,7 @@
         <mc:AlternateContent>
           <mc:Choice Requires="wps">
             <w:drawing>
-              <wp:anchor distT="0" distB="0" distL="114300" distR="114300" simplePos="0" relativeHeight="251645952" behindDoc="0" locked="0" layoutInCell="1" allowOverlap="1" wp14:anchorId="0FC07660" wp14:editId="0E3F7B6A">
+              <wp:anchor distT="0" distB="0" distL="114300" distR="114300" simplePos="0" relativeHeight="251644928" behindDoc="0" locked="0" layoutInCell="1" allowOverlap="1" wp14:anchorId="0FC07660" wp14:editId="0E3F7B6A">
                 <wp:simplePos x="0" y="0"/>
                 <wp:positionH relativeFrom="page">
                   <wp:posOffset>3232150</wp:posOffset>
@@ -3038,7 +3040,7 @@
           </mc:Choice>
           <mc:Fallback>
             <w:pict>
-              <v:roundrect w14:anchorId="0FC07660" id="Rectangle: Rounded Corners 12" o:spid="_x0000_s1036" style="position:absolute;margin-left:254.5pt;margin-top:512.5pt;width:64.5pt;height:31pt;z-index:251645952;visibility:visible;mso-wrap-style:square;mso-height-percent:0;mso-wrap-distance-left:9pt;mso-wrap-distance-top:0;mso-wrap-distance-right:9pt;mso-wrap-distance-bottom:0;mso-position-horizontal:absolute;mso-position-horizontal-relative:page;mso-position-vertical:absolute;mso-position-vertical-relative:page;mso-height-percent:0;mso-height-relative:margin;v-text-anchor:middle" arcsize="10923f" o:gfxdata="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" fillcolor="#b2a1c7 [1943]" strokecolor="#0a121c [484]" strokeweight="2pt">
+              <v:roundrect w14:anchorId="0FC07660" id="Rectangle: Rounded Corners 12" o:spid="_x0000_s1036" style="position:absolute;margin-left:254.5pt;margin-top:512.5pt;width:64.5pt;height:31pt;z-index:251644928;visibility:visible;mso-wrap-style:square;mso-height-percent:0;mso-wrap-distance-left:9pt;mso-wrap-distance-top:0;mso-wrap-distance-right:9pt;mso-wrap-distance-bottom:0;mso-position-horizontal:absolute;mso-position-horizontal-relative:page;mso-position-vertical:absolute;mso-position-vertical-relative:page;mso-height-percent:0;mso-height-relative:margin;v-text-anchor:middle" arcsize="10923f" o:gfxdata="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" fillcolor="#b2a1c7 [1943]" strokecolor="#0a121c [484]" strokeweight="2pt">
                 <v:textbox>
                   <w:txbxContent>
                     <w:p>
@@ -3085,7 +3087,7 @@
         <mc:AlternateContent>
           <mc:Choice Requires="wps">
             <w:drawing>
-              <wp:anchor distT="0" distB="0" distL="114300" distR="114300" simplePos="0" relativeHeight="251656192" behindDoc="0" locked="0" layoutInCell="1" allowOverlap="1" wp14:anchorId="39A98622" wp14:editId="7B0D6B0F">
+              <wp:anchor distT="0" distB="0" distL="114300" distR="114300" simplePos="0" relativeHeight="251654144" behindDoc="0" locked="0" layoutInCell="1" allowOverlap="1" wp14:anchorId="39A98622" wp14:editId="7B0D6B0F">
                 <wp:simplePos x="0" y="0"/>
                 <wp:positionH relativeFrom="page">
                   <wp:posOffset>4064000</wp:posOffset>
@@ -3159,7 +3161,7 @@
         <mc:AlternateContent>
           <mc:Choice Requires="wps">
             <w:drawing>
-              <wp:anchor distT="0" distB="0" distL="114300" distR="114300" simplePos="0" relativeHeight="251655168" behindDoc="0" locked="0" layoutInCell="1" allowOverlap="1" wp14:anchorId="489F5A3C" wp14:editId="6D694874">
+              <wp:anchor distT="0" distB="0" distL="114300" distR="114300" simplePos="0" relativeHeight="251653120" behindDoc="0" locked="0" layoutInCell="1" allowOverlap="1" wp14:anchorId="489F5A3C" wp14:editId="6D694874">
                 <wp:simplePos x="0" y="0"/>
                 <wp:positionH relativeFrom="page">
                   <wp:posOffset>2139950</wp:posOffset>
@@ -3300,7 +3302,7 @@
         <mc:AlternateContent>
           <mc:Choice Requires="wps">
             <w:drawing>
-              <wp:anchor distT="0" distB="0" distL="114300" distR="114300" simplePos="0" relativeHeight="251630592" behindDoc="0" locked="0" layoutInCell="1" allowOverlap="1" wp14:anchorId="7963DAA5" wp14:editId="7322BCD7">
+              <wp:anchor distT="0" distB="0" distL="114300" distR="114300" simplePos="0" relativeHeight="251631616" behindDoc="0" locked="0" layoutInCell="1" allowOverlap="1" wp14:anchorId="7963DAA5" wp14:editId="7322BCD7">
                 <wp:simplePos x="0" y="0"/>
                 <wp:positionH relativeFrom="page">
                   <wp:posOffset>1390650</wp:posOffset>
@@ -3388,7 +3390,7 @@
           </mc:Choice>
           <mc:Fallback>
             <w:pict>
-              <v:rect w14:anchorId="7963DAA5" id="Rectangle 10" o:spid="_x0000_s1037" style="position:absolute;margin-left:109.5pt;margin-top:514.5pt;width:56.5pt;height:24.5pt;z-index:251630592;visibility:visible;mso-wrap-style:square;mso-wrap-distance-left:9pt;mso-wrap-distance-top:0;mso-wrap-distance-right:9pt;mso-wrap-distance-bottom:0;mso-position-horizontal:absolute;mso-position-horizontal-relative:page;mso-position-vertical:absolute;mso-position-vertical-relative:page;v-text-anchor:middle" o:gfxdata="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" fillcolor="#d6e3bc [1302]" strokecolor="#0a121c [484]" strokeweight="2pt">
+              <v:rect w14:anchorId="7963DAA5" id="Rectangle 10" o:spid="_x0000_s1037" style="position:absolute;margin-left:109.5pt;margin-top:514.5pt;width:56.5pt;height:24.5pt;z-index:251631616;visibility:visible;mso-wrap-style:square;mso-wrap-distance-left:9pt;mso-wrap-distance-top:0;mso-wrap-distance-right:9pt;mso-wrap-distance-bottom:0;mso-position-horizontal:absolute;mso-position-horizontal-relative:page;mso-position-vertical:absolute;mso-position-vertical-relative:page;v-text-anchor:middle" o:gfxdata="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" fillcolor="#d6e3bc [1302]" strokecolor="#0a121c [484]" strokeweight="2pt">
                 <v:textbox>
                   <w:txbxContent>
                     <w:p>
@@ -3430,7 +3432,7 @@
         <mc:AlternateContent>
           <mc:Choice Requires="wps">
             <w:drawing>
-              <wp:anchor distT="0" distB="0" distL="114300" distR="114300" simplePos="0" relativeHeight="251660288" behindDoc="0" locked="0" layoutInCell="1" allowOverlap="1" wp14:anchorId="07F95E81" wp14:editId="20A8FDFB">
+              <wp:anchor distT="0" distB="0" distL="114300" distR="114300" simplePos="0" relativeHeight="251658240" behindDoc="0" locked="0" layoutInCell="1" allowOverlap="1" wp14:anchorId="07F95E81" wp14:editId="20A8FDFB">
                 <wp:simplePos x="0" y="0"/>
                 <wp:positionH relativeFrom="page">
                   <wp:posOffset>3898900</wp:posOffset>
@@ -3504,7 +3506,7 @@
         <mc:AlternateContent>
           <mc:Choice Requires="wps">
             <w:drawing>
-              <wp:anchor distT="0" distB="0" distL="114300" distR="114300" simplePos="0" relativeHeight="251676672" behindDoc="0" locked="0" layoutInCell="1" allowOverlap="1" wp14:anchorId="407190F5" wp14:editId="40DFBC18">
+              <wp:anchor distT="0" distB="0" distL="114300" distR="114300" simplePos="0" relativeHeight="251675648" behindDoc="0" locked="0" layoutInCell="1" allowOverlap="1" wp14:anchorId="407190F5" wp14:editId="40DFBC18">
                 <wp:simplePos x="0" y="0"/>
                 <wp:positionH relativeFrom="page">
                   <wp:posOffset>2139950</wp:posOffset>
@@ -3578,7 +3580,7 @@
         <mc:AlternateContent>
           <mc:Choice Requires="wps">
             <w:drawing>
-              <wp:anchor distT="0" distB="0" distL="114300" distR="114300" simplePos="0" relativeHeight="251671552" behindDoc="0" locked="0" layoutInCell="1" allowOverlap="1" wp14:anchorId="744BA8C5" wp14:editId="3212E63E">
+              <wp:anchor distT="0" distB="0" distL="114300" distR="114300" simplePos="0" relativeHeight="251670528" behindDoc="0" locked="0" layoutInCell="1" allowOverlap="1" wp14:anchorId="744BA8C5" wp14:editId="3212E63E">
                 <wp:simplePos x="0" y="0"/>
                 <wp:positionH relativeFrom="page">
                   <wp:posOffset>3048000</wp:posOffset>
@@ -3652,7 +3654,7 @@
         <mc:AlternateContent>
           <mc:Choice Requires="wps">
             <w:drawing>
-              <wp:anchor distT="0" distB="0" distL="114300" distR="114300" simplePos="0" relativeHeight="251670528" behindDoc="0" locked="0" layoutInCell="1" allowOverlap="1" wp14:anchorId="4BA53A8E" wp14:editId="3D063458">
+              <wp:anchor distT="0" distB="0" distL="114300" distR="114300" simplePos="0" relativeHeight="251668480" behindDoc="0" locked="0" layoutInCell="1" allowOverlap="1" wp14:anchorId="4BA53A8E" wp14:editId="3D063458">
                 <wp:simplePos x="0" y="0"/>
                 <wp:positionH relativeFrom="page">
                   <wp:posOffset>2120900</wp:posOffset>
@@ -3720,7 +3722,7 @@
         <mc:AlternateContent>
           <mc:Choice Requires="wps">
             <w:drawing>
-              <wp:anchor distT="0" distB="0" distL="114300" distR="114300" simplePos="0" relativeHeight="251668480" behindDoc="0" locked="0" layoutInCell="1" allowOverlap="1" wp14:anchorId="15525776" wp14:editId="7C0A9EA8">
+              <wp:anchor distT="0" distB="0" distL="114300" distR="114300" simplePos="0" relativeHeight="251665408" behindDoc="0" locked="0" layoutInCell="1" allowOverlap="1" wp14:anchorId="15525776" wp14:editId="7C0A9EA8">
                 <wp:simplePos x="0" y="0"/>
                 <wp:positionH relativeFrom="page">
                   <wp:posOffset>3600450</wp:posOffset>
@@ -3794,7 +3796,7 @@
         <mc:AlternateContent>
           <mc:Choice Requires="wps">
             <w:drawing>
-              <wp:anchor distT="0" distB="0" distL="114300" distR="114300" simplePos="0" relativeHeight="251666432" behindDoc="0" locked="0" layoutInCell="1" allowOverlap="1" wp14:anchorId="2B2E1D99" wp14:editId="37CFB4E7">
+              <wp:anchor distT="0" distB="0" distL="114300" distR="114300" simplePos="0" relativeHeight="251663360" behindDoc="0" locked="0" layoutInCell="1" allowOverlap="1" wp14:anchorId="2B2E1D99" wp14:editId="37CFB4E7">
                 <wp:simplePos x="0" y="0"/>
                 <wp:positionH relativeFrom="page">
                   <wp:posOffset>2146300</wp:posOffset>
@@ -3868,7 +3870,7 @@
         <mc:AlternateContent>
           <mc:Choice Requires="wps">
             <w:drawing>
-              <wp:anchor distT="0" distB="0" distL="114300" distR="114300" simplePos="0" relativeHeight="251659264" behindDoc="0" locked="0" layoutInCell="1" allowOverlap="1" wp14:anchorId="2BDE7346" wp14:editId="0E3EF77C">
+              <wp:anchor distT="0" distB="0" distL="114300" distR="114300" simplePos="0" relativeHeight="251657216" behindDoc="0" locked="0" layoutInCell="1" allowOverlap="1" wp14:anchorId="2BDE7346" wp14:editId="0E3EF77C">
                 <wp:simplePos x="0" y="0"/>
                 <wp:positionH relativeFrom="page">
                   <wp:posOffset>2139950</wp:posOffset>
@@ -3942,7 +3944,7 @@
         <mc:AlternateContent>
           <mc:Choice Requires="wps">
             <w:drawing>
-              <wp:anchor distT="0" distB="0" distL="114300" distR="114300" simplePos="0" relativeHeight="251657216" behindDoc="0" locked="0" layoutInCell="1" allowOverlap="1" wp14:anchorId="3188AB09" wp14:editId="4CD109AC">
+              <wp:anchor distT="0" distB="0" distL="114300" distR="114300" simplePos="0" relativeHeight="251655168" behindDoc="0" locked="0" layoutInCell="1" allowOverlap="1" wp14:anchorId="3188AB09" wp14:editId="4CD109AC">
                 <wp:simplePos x="0" y="0"/>
                 <wp:positionH relativeFrom="page">
                   <wp:posOffset>5384800</wp:posOffset>
@@ -4169,7 +4171,7 @@
         <mc:AlternateContent>
           <mc:Choice Requires="wps">
             <w:drawing>
-              <wp:anchor distT="0" distB="0" distL="114300" distR="114300" simplePos="0" relativeHeight="251662336" behindDoc="0" locked="0" layoutInCell="1" allowOverlap="1" wp14:anchorId="3E3A1D75" wp14:editId="20C1A32E">
+              <wp:anchor distT="0" distB="0" distL="114300" distR="114300" simplePos="0" relativeHeight="251660288" behindDoc="0" locked="0" layoutInCell="1" allowOverlap="1" wp14:anchorId="3E3A1D75" wp14:editId="20C1A32E">
                 <wp:simplePos x="0" y="0"/>
                 <wp:positionH relativeFrom="page">
                   <wp:posOffset>3873500</wp:posOffset>
@@ -4243,7 +4245,7 @@
         <mc:AlternateContent>
           <mc:Choice Requires="wps">
             <w:drawing>
-              <wp:anchor distT="0" distB="0" distL="114300" distR="114300" simplePos="0" relativeHeight="251650048" behindDoc="0" locked="0" layoutInCell="1" allowOverlap="1" wp14:anchorId="2ACE5CD7" wp14:editId="62873F1A">
+              <wp:anchor distT="0" distB="0" distL="114300" distR="114300" simplePos="0" relativeHeight="251648000" behindDoc="0" locked="0" layoutInCell="1" allowOverlap="1" wp14:anchorId="2ACE5CD7" wp14:editId="62873F1A">
                 <wp:simplePos x="0" y="0"/>
                 <wp:positionH relativeFrom="page">
                   <wp:posOffset>3314700</wp:posOffset>
@@ -4349,7 +4351,7 @@
           </mc:Choice>
           <mc:Fallback>
             <w:pict>
-              <v:roundrect w14:anchorId="2ACE5CD7" id="_x0000_s1039" style="position:absolute;margin-left:261pt;margin-top:589.5pt;width:64.5pt;height:31pt;z-index:251650048;visibility:visible;mso-wrap-style:square;mso-height-percent:0;mso-wrap-distance-left:9pt;mso-wrap-distance-top:0;mso-wrap-distance-right:9pt;mso-wrap-distance-bottom:0;mso-position-horizontal:absolute;mso-position-horizontal-relative:page;mso-position-vertical:absolute;mso-position-vertical-relative:page;mso-height-percent:0;mso-height-relative:margin;v-text-anchor:middle" arcsize="10923f" o:gfxdata="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" fillcolor="#b2a1c7 [1943]" strokecolor="#0a121c [484]" strokeweight="2pt">
+              <v:roundrect w14:anchorId="2ACE5CD7" id="_x0000_s1039" style="position:absolute;margin-left:261pt;margin-top:589.5pt;width:64.5pt;height:31pt;z-index:251648000;visibility:visible;mso-wrap-style:square;mso-height-percent:0;mso-wrap-distance-left:9pt;mso-wrap-distance-top:0;mso-wrap-distance-right:9pt;mso-wrap-distance-bottom:0;mso-position-horizontal:absolute;mso-position-horizontal-relative:page;mso-position-vertical:absolute;mso-position-vertical-relative:page;mso-height-percent:0;mso-height-relative:margin;v-text-anchor:middle" arcsize="10923f" o:gfxdata="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" fillcolor="#b2a1c7 [1943]" strokecolor="#0a121c [484]" strokeweight="2pt">
                 <v:textbox>
                   <w:txbxContent>
                     <w:p>
@@ -4404,7 +4406,7 @@
         <mc:AlternateContent>
           <mc:Choice Requires="wps">
             <w:drawing>
-              <wp:anchor distT="0" distB="0" distL="114300" distR="114300" simplePos="0" relativeHeight="251654144" behindDoc="0" locked="0" layoutInCell="1" allowOverlap="1" wp14:anchorId="003AABA6" wp14:editId="1B2173EF">
+              <wp:anchor distT="0" distB="0" distL="114300" distR="114300" simplePos="0" relativeHeight="251652096" behindDoc="0" locked="0" layoutInCell="1" allowOverlap="1" wp14:anchorId="003AABA6" wp14:editId="1B2173EF">
                 <wp:simplePos x="0" y="0"/>
                 <wp:positionH relativeFrom="page">
                   <wp:posOffset>6800850</wp:posOffset>
@@ -4509,7 +4511,7 @@
           </mc:Choice>
           <mc:Fallback>
             <w:pict>
-              <v:rect w14:anchorId="003AABA6" id="_x0000_s1040" style="position:absolute;margin-left:535.5pt;margin-top:569.8pt;width:67.5pt;height:69pt;z-index:251654144;visibility:visible;mso-wrap-style:square;mso-width-percent:0;mso-height-percent:0;mso-wrap-distance-left:9pt;mso-wrap-distance-top:0;mso-wrap-distance-right:9pt;mso-wrap-distance-bottom:0;mso-position-horizontal:absolute;mso-position-horizontal-relative:page;mso-position-vertical:absolute;mso-position-vertical-relative:page;mso-width-percent:0;mso-height-percent:0;mso-width-relative:margin;mso-height-relative:margin;v-text-anchor:middle" o:gfxdata="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" fillcolor="#484329 [814]" strokecolor="#1c1a10 [334]" strokeweight="2pt">
+              <v:rect w14:anchorId="003AABA6" id="_x0000_s1040" style="position:absolute;margin-left:535.5pt;margin-top:569.8pt;width:67.5pt;height:69pt;z-index:251652096;visibility:visible;mso-wrap-style:square;mso-width-percent:0;mso-height-percent:0;mso-wrap-distance-left:9pt;mso-wrap-distance-top:0;mso-wrap-distance-right:9pt;mso-wrap-distance-bottom:0;mso-position-horizontal:absolute;mso-position-horizontal-relative:page;mso-position-vertical:absolute;mso-position-vertical-relative:page;mso-width-percent:0;mso-height-percent:0;mso-width-relative:margin;mso-height-relative:margin;v-text-anchor:middle" o:gfxdata="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" fillcolor="#484329 [814]" strokecolor="#1c1a10 [334]" strokeweight="2pt">
                 <v:textbox>
                   <w:txbxContent>
                     <w:p>
@@ -4763,7 +4765,7 @@
         <mc:AlternateContent>
           <mc:Choice Requires="wps">
             <w:drawing>
-              <wp:anchor distT="0" distB="0" distL="114300" distR="114300" simplePos="0" relativeHeight="251631616" behindDoc="0" locked="0" layoutInCell="1" allowOverlap="1" wp14:anchorId="4FF9DFBE" wp14:editId="16B377A6">
+              <wp:anchor distT="0" distB="0" distL="114300" distR="114300" simplePos="0" relativeHeight="251632640" behindDoc="0" locked="0" layoutInCell="1" allowOverlap="1" wp14:anchorId="4FF9DFBE" wp14:editId="16B377A6">
                 <wp:simplePos x="0" y="0"/>
                 <wp:positionH relativeFrom="page">
                   <wp:posOffset>1403350</wp:posOffset>
@@ -4843,7 +4845,7 @@
           </mc:Choice>
           <mc:Fallback>
             <w:pict>
-              <v:rect w14:anchorId="4FF9DFBE" id="_x0000_s1042" style="position:absolute;margin-left:110.5pt;margin-top:565.5pt;width:56.5pt;height:24.5pt;z-index:251631616;visibility:visible;mso-wrap-style:square;mso-wrap-distance-left:9pt;mso-wrap-distance-top:0;mso-wrap-distance-right:9pt;mso-wrap-distance-bottom:0;mso-position-horizontal:absolute;mso-position-horizontal-relative:page;mso-position-vertical:absolute;mso-position-vertical-relative:page;v-text-anchor:middle" o:gfxdata="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" fillcolor="#d6e3bc [1302]" strokecolor="#0a121c [484]" strokeweight="2pt">
+              <v:rect w14:anchorId="4FF9DFBE" id="_x0000_s1042" style="position:absolute;margin-left:110.5pt;margin-top:565.5pt;width:56.5pt;height:24.5pt;z-index:251632640;visibility:visible;mso-wrap-style:square;mso-wrap-distance-left:9pt;mso-wrap-distance-top:0;mso-wrap-distance-right:9pt;mso-wrap-distance-bottom:0;mso-position-horizontal:absolute;mso-position-horizontal-relative:page;mso-position-vertical:absolute;mso-position-vertical-relative:page;v-text-anchor:middle" o:gfxdata="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" fillcolor="#d6e3bc [1302]" strokecolor="#0a121c [484]" strokeweight="2pt">
                 <v:textbox>
                   <w:txbxContent>
                     <w:p>
@@ -4877,7 +4879,7 @@
         <mc:AlternateContent>
           <mc:Choice Requires="wps">
             <w:drawing>
-              <wp:anchor distT="0" distB="0" distL="114300" distR="114300" simplePos="0" relativeHeight="251669504" behindDoc="0" locked="0" layoutInCell="1" allowOverlap="1" wp14:anchorId="17DF96EE" wp14:editId="3E7581ED">
+              <wp:anchor distT="0" distB="0" distL="114300" distR="114300" simplePos="0" relativeHeight="251666432" behindDoc="0" locked="0" layoutInCell="1" allowOverlap="1" wp14:anchorId="17DF96EE" wp14:editId="3E7581ED">
                 <wp:simplePos x="0" y="0"/>
                 <wp:positionH relativeFrom="page">
                   <wp:posOffset>4108450</wp:posOffset>
@@ -4951,7 +4953,7 @@
         <mc:AlternateContent>
           <mc:Choice Requires="wps">
             <w:drawing>
-              <wp:anchor distT="0" distB="0" distL="114300" distR="114300" simplePos="0" relativeHeight="251632640" behindDoc="0" locked="0" layoutInCell="1" allowOverlap="1" wp14:anchorId="442EB889" wp14:editId="7E01D260">
+              <wp:anchor distT="0" distB="0" distL="114300" distR="114300" simplePos="0" relativeHeight="251633664" behindDoc="0" locked="0" layoutInCell="1" allowOverlap="1" wp14:anchorId="442EB889" wp14:editId="7E01D260">
                 <wp:simplePos x="0" y="0"/>
                 <wp:positionH relativeFrom="page">
                   <wp:posOffset>1377950</wp:posOffset>
@@ -5042,7 +5044,7 @@
           </mc:Choice>
           <mc:Fallback>
             <w:pict>
-              <v:rect w14:anchorId="442EB889" id="_x0000_s1043" style="position:absolute;margin-left:108.5pt;margin-top:609.5pt;width:56.5pt;height:24.5pt;z-index:251632640;visibility:visible;mso-wrap-style:square;mso-wrap-distance-left:9pt;mso-wrap-distance-top:0;mso-wrap-distance-right:9pt;mso-wrap-distance-bottom:0;mso-position-horizontal:absolute;mso-position-horizontal-relative:page;mso-position-vertical:absolute;mso-position-vertical-relative:page;v-text-anchor:middle" o:gfxdata="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" fillcolor="#d6e3bc [1302]" strokecolor="#0a121c [484]" strokeweight="2pt">
+              <v:rect w14:anchorId="442EB889" id="_x0000_s1043" style="position:absolute;margin-left:108.5pt;margin-top:609.5pt;width:56.5pt;height:24.5pt;z-index:251633664;visibility:visible;mso-wrap-style:square;mso-wrap-distance-left:9pt;mso-wrap-distance-top:0;mso-wrap-distance-right:9pt;mso-wrap-distance-bottom:0;mso-position-horizontal:absolute;mso-position-horizontal-relative:page;mso-position-vertical:absolute;mso-position-vertical-relative:page;v-text-anchor:middle" o:gfxdata="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" fillcolor="#d6e3bc [1302]" strokecolor="#0a121c [484]" strokeweight="2pt">
                 <v:textbox>
                   <w:txbxContent>
                     <w:p>
@@ -5087,7 +5089,7 @@
         <mc:AlternateContent>
           <mc:Choice Requires="wps">
             <w:drawing>
-              <wp:anchor distT="0" distB="0" distL="114300" distR="114300" simplePos="0" relativeHeight="251678720" behindDoc="0" locked="0" layoutInCell="1" allowOverlap="1" wp14:anchorId="1FF74DF6" wp14:editId="41A37370">
+              <wp:anchor distT="0" distB="0" distL="114300" distR="114300" simplePos="0" relativeHeight="251677696" behindDoc="0" locked="0" layoutInCell="1" allowOverlap="1" wp14:anchorId="1FF74DF6" wp14:editId="41A37370">
                 <wp:simplePos x="0" y="0"/>
                 <wp:positionH relativeFrom="page">
                   <wp:posOffset>5600700</wp:posOffset>
@@ -5161,7 +5163,7 @@
         <mc:AlternateContent>
           <mc:Choice Requires="wps">
             <w:drawing>
-              <wp:anchor distT="0" distB="0" distL="114300" distR="114300" simplePos="0" relativeHeight="251677696" behindDoc="0" locked="0" layoutInCell="1" allowOverlap="1" wp14:anchorId="4A4BD0C2" wp14:editId="623FB8DA">
+              <wp:anchor distT="0" distB="0" distL="114300" distR="114300" simplePos="0" relativeHeight="251676672" behindDoc="0" locked="0" layoutInCell="1" allowOverlap="1" wp14:anchorId="4A4BD0C2" wp14:editId="623FB8DA">
                 <wp:simplePos x="0" y="0"/>
                 <wp:positionH relativeFrom="page">
                   <wp:posOffset>3790950</wp:posOffset>
@@ -5235,7 +5237,7 @@
         <mc:AlternateContent>
           <mc:Choice Requires="wps">
             <w:drawing>
-              <wp:anchor distT="0" distB="0" distL="114300" distR="114300" simplePos="0" relativeHeight="251675648" behindDoc="0" locked="0" layoutInCell="1" allowOverlap="1" wp14:anchorId="3D3B4381" wp14:editId="0B61C56E">
+              <wp:anchor distT="0" distB="0" distL="114300" distR="114300" simplePos="0" relativeHeight="251674624" behindDoc="0" locked="0" layoutInCell="1" allowOverlap="1" wp14:anchorId="3D3B4381" wp14:editId="0B61C56E">
                 <wp:simplePos x="0" y="0"/>
                 <wp:positionH relativeFrom="page">
                   <wp:posOffset>5651500</wp:posOffset>
@@ -5383,7 +5385,7 @@
         <mc:AlternateContent>
           <mc:Choice Requires="wps">
             <w:drawing>
-              <wp:anchor distT="0" distB="0" distL="114300" distR="114300" simplePos="0" relativeHeight="251672576" behindDoc="0" locked="0" layoutInCell="1" allowOverlap="1" wp14:anchorId="10146378" wp14:editId="1A179CF0">
+              <wp:anchor distT="0" distB="0" distL="114300" distR="114300" simplePos="0" relativeHeight="251671552" behindDoc="0" locked="0" layoutInCell="1" allowOverlap="1" wp14:anchorId="10146378" wp14:editId="1A179CF0">
                 <wp:simplePos x="0" y="0"/>
                 <wp:positionH relativeFrom="page">
                   <wp:posOffset>3403600</wp:posOffset>
@@ -5538,7 +5540,7 @@
         <mc:AlternateContent>
           <mc:Choice Requires="wps">
             <w:drawing>
-              <wp:anchor distT="0" distB="0" distL="114300" distR="114300" simplePos="0" relativeHeight="251664384" behindDoc="0" locked="0" layoutInCell="1" allowOverlap="1" wp14:anchorId="6BBB07CC" wp14:editId="23FCD7CB">
+              <wp:anchor distT="0" distB="0" distL="114300" distR="114300" simplePos="0" relativeHeight="251662336" behindDoc="0" locked="0" layoutInCell="1" allowOverlap="1" wp14:anchorId="6BBB07CC" wp14:editId="23FCD7CB">
                 <wp:simplePos x="0" y="0"/>
                 <wp:positionH relativeFrom="page">
                   <wp:posOffset>5943600</wp:posOffset>
@@ -5612,7 +5614,7 @@
         <mc:AlternateContent>
           <mc:Choice Requires="wps">
             <w:drawing>
-              <wp:anchor distT="0" distB="0" distL="114300" distR="114300" simplePos="0" relativeHeight="251640832" behindDoc="0" locked="0" layoutInCell="1" allowOverlap="1" wp14:anchorId="5F7ED0C0" wp14:editId="6404D58C">
+              <wp:anchor distT="0" distB="0" distL="114300" distR="114300" simplePos="0" relativeHeight="251641856" behindDoc="0" locked="0" layoutInCell="1" allowOverlap="1" wp14:anchorId="5F7ED0C0" wp14:editId="6404D58C">
                 <wp:simplePos x="0" y="0"/>
                 <wp:positionH relativeFrom="page">
                   <wp:posOffset>1009650</wp:posOffset>
@@ -5894,7 +5896,7 @@
         <mc:AlternateContent>
           <mc:Choice Requires="wps">
             <w:drawing>
-              <wp:anchor distT="0" distB="0" distL="114300" distR="114300" simplePos="0" relativeHeight="251663360" behindDoc="0" locked="0" layoutInCell="1" allowOverlap="1" wp14:anchorId="552CC858" wp14:editId="3F9DCE37">
+              <wp:anchor distT="0" distB="0" distL="114300" distR="114300" simplePos="0" relativeHeight="251661312" behindDoc="0" locked="0" layoutInCell="1" allowOverlap="1" wp14:anchorId="552CC858" wp14:editId="3F9DCE37">
                 <wp:simplePos x="0" y="0"/>
                 <wp:positionH relativeFrom="page">
                   <wp:posOffset>3879850</wp:posOffset>
@@ -5968,7 +5970,7 @@
         <mc:AlternateContent>
           <mc:Choice Requires="wps">
             <w:drawing>
-              <wp:anchor distT="0" distB="0" distL="114300" distR="114300" simplePos="0" relativeHeight="251653120" behindDoc="0" locked="0" layoutInCell="1" allowOverlap="1" wp14:anchorId="47C4D9F3" wp14:editId="0096254C">
+              <wp:anchor distT="0" distB="0" distL="114300" distR="114300" simplePos="0" relativeHeight="251650048" behindDoc="0" locked="0" layoutInCell="1" allowOverlap="1" wp14:anchorId="47C4D9F3" wp14:editId="0096254C">
                 <wp:simplePos x="0" y="0"/>
                 <wp:positionH relativeFrom="page">
                   <wp:posOffset>3028950</wp:posOffset>
@@ -6076,7 +6078,7 @@
           </mc:Choice>
           <mc:Fallback>
             <w:pict>
-              <v:roundrect w14:anchorId="47C4D9F3" id="_x0000_s1045" style="position:absolute;margin-left:238.5pt;margin-top:667pt;width:64.5pt;height:31pt;z-index:251653120;visibility:visible;mso-wrap-style:square;mso-height-percent:0;mso-wrap-distance-left:9pt;mso-wrap-distance-top:0;mso-wrap-distance-right:9pt;mso-wrap-distance-bottom:0;mso-position-horizontal:absolute;mso-position-horizontal-relative:page;mso-position-vertical:absolute;mso-position-vertical-relative:page;mso-height-percent:0;mso-height-relative:margin;v-text-anchor:middle" arcsize="0" o:gfxdata="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" fillcolor="#b2a1c7 [1943]" strokecolor="#0a121c [484]" strokeweight="2pt">
+              <v:roundrect w14:anchorId="47C4D9F3" id="_x0000_s1045" style="position:absolute;margin-left:238.5pt;margin-top:667pt;width:64.5pt;height:31pt;z-index:251650048;visibility:visible;mso-wrap-style:square;mso-height-percent:0;mso-wrap-distance-left:9pt;mso-wrap-distance-top:0;mso-wrap-distance-right:9pt;mso-wrap-distance-bottom:0;mso-position-horizontal:absolute;mso-position-horizontal-relative:page;mso-position-vertical:absolute;mso-position-vertical-relative:page;mso-height-percent:0;mso-height-relative:margin;v-text-anchor:middle" arcsize="0" o:gfxdata="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" fillcolor="#b2a1c7 [1943]" strokecolor="#0a121c [484]" strokeweight="2pt">
                 <v:textbox>
                   <w:txbxContent>
                     <w:p>
@@ -6131,7 +6133,7 @@
         <mc:AlternateContent>
           <mc:Choice Requires="wps">
             <w:drawing>
-              <wp:anchor distT="0" distB="0" distL="114300" distR="114300" simplePos="0" relativeHeight="251646976" behindDoc="0" locked="0" layoutInCell="1" allowOverlap="1" wp14:anchorId="22C5206E" wp14:editId="346E54B8">
+              <wp:anchor distT="0" distB="0" distL="114300" distR="114300" simplePos="0" relativeHeight="251645952" behindDoc="0" locked="0" layoutInCell="1" allowOverlap="1" wp14:anchorId="22C5206E" wp14:editId="346E54B8">
                 <wp:simplePos x="0" y="0"/>
                 <wp:positionH relativeFrom="page">
                   <wp:posOffset>5251450</wp:posOffset>
@@ -6237,7 +6239,7 @@
           </mc:Choice>
           <mc:Fallback>
             <w:pict>
-              <v:roundrect w14:anchorId="22C5206E" id="_x0000_s1046" style="position:absolute;margin-left:413.5pt;margin-top:700pt;width:64.5pt;height:31pt;z-index:251646976;visibility:visible;mso-wrap-style:square;mso-height-percent:0;mso-wrap-distance-left:9pt;mso-wrap-distance-top:0;mso-wrap-distance-right:9pt;mso-wrap-distance-bottom:0;mso-position-horizontal:absolute;mso-position-horizontal-relative:page;mso-position-vertical:absolute;mso-position-vertical-relative:page;mso-height-percent:0;mso-height-relative:margin;v-text-anchor:middle" arcsize="10923f" o:gfxdata="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" fillcolor="#b2a1c7 [1943]" strokecolor="#0a121c [484]" strokeweight="2pt">
+              <v:roundrect w14:anchorId="22C5206E" id="_x0000_s1046" style="position:absolute;margin-left:413.5pt;margin-top:700pt;width:64.5pt;height:31pt;z-index:251645952;visibility:visible;mso-wrap-style:square;mso-height-percent:0;mso-wrap-distance-left:9pt;mso-wrap-distance-top:0;mso-wrap-distance-right:9pt;mso-wrap-distance-bottom:0;mso-position-horizontal:absolute;mso-position-horizontal-relative:page;mso-position-vertical:absolute;mso-position-vertical-relative:page;mso-height-percent:0;mso-height-relative:margin;v-text-anchor:middle" arcsize="10923f" o:gfxdata="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" fillcolor="#b2a1c7 [1943]" strokecolor="#0a121c [484]" strokeweight="2pt">
                 <v:textbox>
                   <w:txbxContent>
                     <w:p>
@@ -7251,10 +7253,7 @@
         <w:t xml:space="preserve">. The USB 3 and newer </w:t>
       </w:r>
       <w:r>
-        <w:t>are limit to the length of 2-3 meters. W</w:t>
-      </w:r>
-      <w:r>
-        <w:t>hile the built-in repeater chips which helps the signals to boost, can increase this length limit to 30 meters</w:t>
+        <w:t>are limit to the length of 2-3 meters. While the built-in repeater chips which helps the signals to boost, can increase this length limit to 30 meters</w:t>
       </w:r>
       <w:r>
         <w:t xml:space="preserve"> and 15 meters simultaneously.</w:t>
@@ -7575,7 +7574,7 @@
         <mc:AlternateContent>
           <mc:Choice Requires="wps">
             <w:drawing>
-              <wp:anchor distT="0" distB="0" distL="114300" distR="114300" simplePos="0" relativeHeight="251617280" behindDoc="0" locked="0" layoutInCell="1" allowOverlap="1" wp14:anchorId="7A8856EA" wp14:editId="682F4C86">
+              <wp:anchor distT="0" distB="0" distL="114300" distR="114300" simplePos="0" relativeHeight="251627520" behindDoc="0" locked="0" layoutInCell="1" allowOverlap="1" wp14:anchorId="7A8856EA" wp14:editId="682F4C86">
                 <wp:simplePos x="0" y="0"/>
                 <wp:positionH relativeFrom="page">
                   <wp:posOffset>5842000</wp:posOffset>
@@ -7668,7 +7667,7 @@
           </mc:Choice>
           <mc:Fallback>
             <w:pict>
-              <v:rect w14:anchorId="7A8856EA" id="Rectangle 47" o:spid="_x0000_s1048" style="position:absolute;margin-left:460pt;margin-top:187pt;width:87pt;height:59.5pt;z-index:251617280;visibility:visible;mso-wrap-style:square;mso-wrap-distance-left:9pt;mso-wrap-distance-top:0;mso-wrap-distance-right:9pt;mso-wrap-distance-bottom:0;mso-position-horizontal:absolute;mso-position-horizontal-relative:page;mso-position-vertical:absolute;mso-position-vertical-relative:page;v-text-anchor:middle" o:gfxdata="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" fillcolor="#e36c0a [2409]" strokecolor="black [3213]" strokeweight="2pt">
+              <v:rect w14:anchorId="7A8856EA" id="Rectangle 47" o:spid="_x0000_s1048" style="position:absolute;margin-left:460pt;margin-top:187pt;width:87pt;height:59.5pt;z-index:251627520;visibility:visible;mso-wrap-style:square;mso-wrap-distance-left:9pt;mso-wrap-distance-top:0;mso-wrap-distance-right:9pt;mso-wrap-distance-bottom:0;mso-position-horizontal:absolute;mso-position-horizontal-relative:page;mso-position-vertical:absolute;mso-position-vertical-relative:page;v-text-anchor:middle" o:gfxdata="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" fillcolor="#e36c0a [2409]" strokecolor="black [3213]" strokeweight="2pt">
                 <v:textbox>
                   <w:txbxContent>
                     <w:p>
@@ -7709,7 +7708,7 @@
         <mc:AlternateContent>
           <mc:Choice Requires="wps">
             <w:drawing>
-              <wp:anchor distT="0" distB="0" distL="114300" distR="114300" simplePos="0" relativeHeight="251616256" behindDoc="0" locked="0" layoutInCell="1" allowOverlap="1" wp14:anchorId="6323983E" wp14:editId="65F7A2D9">
+              <wp:anchor distT="0" distB="0" distL="114300" distR="114300" simplePos="0" relativeHeight="251626496" behindDoc="0" locked="0" layoutInCell="1" allowOverlap="1" wp14:anchorId="6323983E" wp14:editId="65F7A2D9">
                 <wp:simplePos x="0" y="0"/>
                 <wp:positionH relativeFrom="page">
                   <wp:posOffset>628650</wp:posOffset>
@@ -7795,7 +7794,7 @@
           </mc:Choice>
           <mc:Fallback>
             <w:pict>
-              <v:rect w14:anchorId="6323983E" id="_x0000_s1049" style="position:absolute;margin-left:49.5pt;margin-top:194.5pt;width:87pt;height:59.5pt;z-index:251616256;visibility:visible;mso-wrap-style:square;mso-wrap-distance-left:9pt;mso-wrap-distance-top:0;mso-wrap-distance-right:9pt;mso-wrap-distance-bottom:0;mso-position-horizontal:absolute;mso-position-horizontal-relative:page;mso-position-vertical:absolute;mso-position-vertical-relative:page;v-text-anchor:middle" o:gfxdata="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" fillcolor="#e36c0a [2409]" strokecolor="black [3213]" strokeweight="2pt">
+              <v:rect w14:anchorId="6323983E" id="_x0000_s1049" style="position:absolute;margin-left:49.5pt;margin-top:194.5pt;width:87pt;height:59.5pt;z-index:251626496;visibility:visible;mso-wrap-style:square;mso-wrap-distance-left:9pt;mso-wrap-distance-top:0;mso-wrap-distance-right:9pt;mso-wrap-distance-bottom:0;mso-position-horizontal:absolute;mso-position-horizontal-relative:page;mso-position-vertical:absolute;mso-position-vertical-relative:page;v-text-anchor:middle" o:gfxdata="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" fillcolor="#e36c0a [2409]" strokecolor="black [3213]" strokeweight="2pt">
                 <v:textbox>
                   <w:txbxContent>
                     <w:p>
@@ -7832,7 +7831,7 @@
         <mc:AlternateContent>
           <mc:Choice Requires="wps">
             <w:drawing>
-              <wp:anchor distT="0" distB="0" distL="114300" distR="114300" simplePos="0" relativeHeight="251620352" behindDoc="0" locked="0" layoutInCell="1" allowOverlap="1" wp14:anchorId="1BCB6A9D" wp14:editId="4AF6A4F2">
+              <wp:anchor distT="0" distB="0" distL="114300" distR="114300" simplePos="0" relativeHeight="251629568" behindDoc="0" locked="0" layoutInCell="1" allowOverlap="1" wp14:anchorId="1BCB6A9D" wp14:editId="4AF6A4F2">
                 <wp:simplePos x="0" y="0"/>
                 <wp:positionH relativeFrom="page">
                   <wp:posOffset>6419850</wp:posOffset>
@@ -7900,7 +7899,7 @@
         <mc:AlternateContent>
           <mc:Choice Requires="wps">
             <w:drawing>
-              <wp:anchor distT="0" distB="0" distL="114300" distR="114300" simplePos="0" relativeHeight="251619328" behindDoc="0" locked="0" layoutInCell="1" allowOverlap="1" wp14:anchorId="61589329" wp14:editId="7997ADE2">
+              <wp:anchor distT="0" distB="0" distL="114300" distR="114300" simplePos="0" relativeHeight="251628544" behindDoc="0" locked="0" layoutInCell="1" allowOverlap="1" wp14:anchorId="61589329" wp14:editId="7997ADE2">
                 <wp:simplePos x="0" y="0"/>
                 <wp:positionH relativeFrom="page">
                   <wp:posOffset>1143000</wp:posOffset>
@@ -7970,7 +7969,7 @@
         <mc:AlternateContent>
           <mc:Choice Requires="wps">
             <w:drawing>
-              <wp:anchor distT="0" distB="0" distL="114300" distR="114300" simplePos="0" relativeHeight="251629568" behindDoc="0" locked="0" layoutInCell="1" allowOverlap="1" wp14:anchorId="60290B31" wp14:editId="26F09A1F">
+              <wp:anchor distT="0" distB="0" distL="114300" distR="114300" simplePos="0" relativeHeight="251630592" behindDoc="0" locked="0" layoutInCell="1" allowOverlap="1" wp14:anchorId="60290B31" wp14:editId="26F09A1F">
                 <wp:simplePos x="0" y="0"/>
                 <wp:positionH relativeFrom="page">
                   <wp:posOffset>1143000</wp:posOffset>
@@ -8208,7 +8207,7 @@
         <mc:AlternateContent>
           <mc:Choice Requires="wps">
             <w:drawing>
-              <wp:anchor distT="0" distB="0" distL="114300" distR="114300" simplePos="0" relativeHeight="251648000" behindDoc="0" locked="0" layoutInCell="1" allowOverlap="1" wp14:anchorId="35DF3E96" wp14:editId="7A5AF394">
+              <wp:anchor distT="0" distB="0" distL="114300" distR="114300" simplePos="0" relativeHeight="251646976" behindDoc="0" locked="0" layoutInCell="1" allowOverlap="1" wp14:anchorId="35DF3E96" wp14:editId="7A5AF394">
                 <wp:simplePos x="0" y="0"/>
                 <wp:positionH relativeFrom="page">
                   <wp:posOffset>1130300</wp:posOffset>
@@ -8287,7 +8286,7 @@
         <mc:AlternateContent>
           <mc:Choice Requires="wps">
             <w:drawing>
-              <wp:anchor distT="0" distB="0" distL="114300" distR="114300" simplePos="0" relativeHeight="251654144" behindDoc="0" locked="0" layoutInCell="1" allowOverlap="1" wp14:anchorId="53C03C5D" wp14:editId="07B4EE10">
+              <wp:anchor distT="0" distB="0" distL="114300" distR="114300" simplePos="0" relativeHeight="251651072" behindDoc="0" locked="0" layoutInCell="1" allowOverlap="1" wp14:anchorId="53C03C5D" wp14:editId="07B4EE10">
                 <wp:simplePos x="0" y="0"/>
                 <wp:positionH relativeFrom="page">
                   <wp:posOffset>1162050</wp:posOffset>
@@ -8366,7 +8365,7 @@
         <mc:AlternateContent>
           <mc:Choice Requires="wps">
             <w:drawing>
-              <wp:anchor distT="0" distB="0" distL="114300" distR="114300" simplePos="0" relativeHeight="251659264" behindDoc="0" locked="0" layoutInCell="1" allowOverlap="1" wp14:anchorId="7B4F9F86" wp14:editId="431D9FC6">
+              <wp:anchor distT="0" distB="0" distL="114300" distR="114300" simplePos="0" relativeHeight="251656192" behindDoc="0" locked="0" layoutInCell="1" allowOverlap="1" wp14:anchorId="7B4F9F86" wp14:editId="431D9FC6">
                 <wp:simplePos x="0" y="0"/>
                 <wp:positionH relativeFrom="page">
                   <wp:posOffset>1168400</wp:posOffset>
@@ -8434,8 +8433,6 @@
       </w:r>
       <w:r>
         <w:tab/>
-      </w:r>
-      <w:r>
         <w:t>Data 2 send</w:t>
       </w:r>
     </w:p>
@@ -8447,7 +8444,7 @@
         <mc:AlternateContent>
           <mc:Choice Requires="wps">
             <w:drawing>
-              <wp:anchor distT="0" distB="0" distL="114300" distR="114300" simplePos="0" relativeHeight="251661312" behindDoc="0" locked="0" layoutInCell="1" allowOverlap="1" wp14:anchorId="17129353" wp14:editId="798CAFEB">
+              <wp:anchor distT="0" distB="0" distL="114300" distR="114300" simplePos="0" relativeHeight="251659264" behindDoc="0" locked="0" layoutInCell="1" allowOverlap="1" wp14:anchorId="17129353" wp14:editId="798CAFEB">
                 <wp:simplePos x="0" y="0"/>
                 <wp:positionH relativeFrom="page">
                   <wp:posOffset>1136650</wp:posOffset>
@@ -8539,10 +8536,7 @@
       </w:r>
       <w:r>
         <w:tab/>
-        <w:t xml:space="preserve">         </w:t>
-      </w:r>
-      <w:r>
-        <w:t>Acknowledgment</w:t>
+        <w:t xml:space="preserve">         Acknowledgment</w:t>
       </w:r>
       <w:r>
         <w:tab/>
@@ -8837,7 +8831,7 @@
         <mc:AlternateContent>
           <mc:Choice Requires="wps">
             <w:drawing>
-              <wp:anchor distT="0" distB="0" distL="114300" distR="114300" simplePos="0" relativeHeight="251671552" behindDoc="0" locked="0" layoutInCell="1" allowOverlap="1" wp14:anchorId="2465A4EC" wp14:editId="35EF48FC">
+              <wp:anchor distT="0" distB="0" distL="114300" distR="114300" simplePos="0" relativeHeight="251669504" behindDoc="0" locked="0" layoutInCell="1" allowOverlap="1" wp14:anchorId="2465A4EC" wp14:editId="35EF48FC">
                 <wp:simplePos x="0" y="0"/>
                 <wp:positionH relativeFrom="page">
                   <wp:posOffset>2133600</wp:posOffset>
@@ -8911,7 +8905,7 @@
           </mc:Choice>
           <mc:Fallback>
             <w:pict>
-              <v:rect w14:anchorId="2465A4EC" id="Rectangle 54" o:spid="_x0000_s1051" style="position:absolute;margin-left:168pt;margin-top:582pt;width:82.5pt;height:20pt;z-index:251671552;visibility:visible;mso-wrap-style:square;mso-height-percent:0;mso-wrap-distance-left:9pt;mso-wrap-distance-top:0;mso-wrap-distance-right:9pt;mso-wrap-distance-bottom:0;mso-position-horizontal:absolute;mso-position-horizontal-relative:page;mso-position-vertical:absolute;mso-position-vertical-relative:page;mso-height-percent:0;mso-height-relative:margin;v-text-anchor:middle" o:gfxdata="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" fillcolor="#938953 [1614]" strokecolor="#0a121c [484]">
+              <v:rect w14:anchorId="2465A4EC" id="Rectangle 54" o:spid="_x0000_s1051" style="position:absolute;margin-left:168pt;margin-top:582pt;width:82.5pt;height:20pt;z-index:251669504;visibility:visible;mso-wrap-style:square;mso-height-percent:0;mso-wrap-distance-left:9pt;mso-wrap-distance-top:0;mso-wrap-distance-right:9pt;mso-wrap-distance-bottom:0;mso-position-horizontal:absolute;mso-position-horizontal-relative:page;mso-position-vertical:absolute;mso-position-vertical-relative:page;mso-height-percent:0;mso-height-relative:margin;v-text-anchor:middle" o:gfxdata="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" fillcolor="#938953 [1614]" strokecolor="#0a121c [484]">
                 <v:textbox>
                   <w:txbxContent>
                     <w:p>
@@ -8934,7 +8928,7 @@
         <mc:AlternateContent>
           <mc:Choice Requires="wps">
             <w:drawing>
-              <wp:anchor distT="0" distB="0" distL="114300" distR="114300" simplePos="0" relativeHeight="251666432" behindDoc="0" locked="0" layoutInCell="1" allowOverlap="1" wp14:anchorId="426AB487" wp14:editId="0A6CE2A1">
+              <wp:anchor distT="0" distB="0" distL="114300" distR="114300" simplePos="0" relativeHeight="251664384" behindDoc="0" locked="0" layoutInCell="1" allowOverlap="1" wp14:anchorId="426AB487" wp14:editId="0A6CE2A1">
                 <wp:simplePos x="0" y="0"/>
                 <wp:positionH relativeFrom="page">
                   <wp:posOffset>488950</wp:posOffset>
@@ -9022,7 +9016,7 @@
           </mc:Choice>
           <mc:Fallback>
             <w:pict>
-              <v:rect w14:anchorId="426AB487" id="Rectangle 50" o:spid="_x0000_s1052" style="position:absolute;margin-left:38.5pt;margin-top:598pt;width:123.5pt;height:89pt;z-index:251666432;visibility:visible;mso-wrap-style:square;mso-wrap-distance-left:9pt;mso-wrap-distance-top:0;mso-wrap-distance-right:9pt;mso-wrap-distance-bottom:0;mso-position-horizontal:absolute;mso-position-horizontal-relative:page;mso-position-vertical:absolute;mso-position-vertical-relative:page;v-text-anchor:middle" o:gfxdata="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" fillcolor="#5f497a [2407]" strokecolor="#0a121c [484]" strokeweight="2pt">
+              <v:rect w14:anchorId="426AB487" id="Rectangle 50" o:spid="_x0000_s1052" style="position:absolute;margin-left:38.5pt;margin-top:598pt;width:123.5pt;height:89pt;z-index:251664384;visibility:visible;mso-wrap-style:square;mso-wrap-distance-left:9pt;mso-wrap-distance-top:0;mso-wrap-distance-right:9pt;mso-wrap-distance-bottom:0;mso-position-horizontal:absolute;mso-position-horizontal-relative:page;mso-position-vertical:absolute;mso-position-vertical-relative:page;v-text-anchor:middle" o:gfxdata="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" fillcolor="#5f497a [2407]" strokecolor="#0a121c [484]" strokeweight="2pt">
                 <v:textbox>
                   <w:txbxContent>
                     <w:p>
@@ -9058,7 +9052,7 @@
         <mc:AlternateContent>
           <mc:Choice Requires="wps">
             <w:drawing>
-              <wp:anchor distT="0" distB="0" distL="114300" distR="114300" simplePos="0" relativeHeight="251673600" behindDoc="0" locked="0" layoutInCell="1" allowOverlap="1" wp14:anchorId="02019DAE" wp14:editId="365BD517">
+              <wp:anchor distT="0" distB="0" distL="114300" distR="114300" simplePos="0" relativeHeight="251672576" behindDoc="0" locked="0" layoutInCell="1" allowOverlap="1" wp14:anchorId="02019DAE" wp14:editId="365BD517">
                 <wp:simplePos x="0" y="0"/>
                 <wp:positionH relativeFrom="page">
                   <wp:posOffset>3790950</wp:posOffset>
@@ -9135,7 +9129,7 @@
           </mc:Choice>
           <mc:Fallback>
             <w:pict>
-              <v:rect w14:anchorId="02019DAE" id="_x0000_s1053" style="position:absolute;margin-left:298.5pt;margin-top:613.5pt;width:132pt;height:19.5pt;z-index:251673600;visibility:visible;mso-wrap-style:square;mso-width-percent:0;mso-height-percent:0;mso-wrap-distance-left:9pt;mso-wrap-distance-top:0;mso-wrap-distance-right:9pt;mso-wrap-distance-bottom:0;mso-position-horizontal:absolute;mso-position-horizontal-relative:page;mso-position-vertical:absolute;mso-position-vertical-relative:page;mso-width-percent:0;mso-height-percent:0;mso-width-relative:margin;mso-height-relative:margin;v-text-anchor:middle" o:gfxdata="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" fillcolor="#938953 [1614]" strokecolor="#0a121c [484]">
+              <v:rect w14:anchorId="02019DAE" id="_x0000_s1053" style="position:absolute;margin-left:298.5pt;margin-top:613.5pt;width:132pt;height:19.5pt;z-index:251672576;visibility:visible;mso-wrap-style:square;mso-width-percent:0;mso-height-percent:0;mso-wrap-distance-left:9pt;mso-wrap-distance-top:0;mso-wrap-distance-right:9pt;mso-wrap-distance-bottom:0;mso-position-horizontal:absolute;mso-position-horizontal-relative:page;mso-position-vertical:absolute;mso-position-vertical-relative:page;mso-width-percent:0;mso-height-percent:0;mso-width-relative:margin;mso-height-relative:margin;v-text-anchor:middle" o:gfxdata="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" fillcolor="#938953 [1614]" strokecolor="#0a121c [484]">
                 <v:textbox>
                   <w:txbxContent>
                     <w:p>
@@ -9225,7 +9219,7 @@
         <mc:AlternateContent>
           <mc:Choice Requires="wps">
             <w:drawing>
-              <wp:anchor distT="0" distB="0" distL="114300" distR="114300" simplePos="0" relativeHeight="251669504" behindDoc="0" locked="0" layoutInCell="1" allowOverlap="1" wp14:anchorId="757C2B85" wp14:editId="0E2446ED">
+              <wp:anchor distT="0" distB="0" distL="114300" distR="114300" simplePos="0" relativeHeight="251667456" behindDoc="0" locked="0" layoutInCell="1" allowOverlap="1" wp14:anchorId="757C2B85" wp14:editId="0E2446ED">
                 <wp:simplePos x="0" y="0"/>
                 <wp:positionH relativeFrom="page">
                   <wp:posOffset>5676900</wp:posOffset>
@@ -9319,7 +9313,7 @@
           </mc:Choice>
           <mc:Fallback>
             <w:pict>
-              <v:rect w14:anchorId="757C2B85" id="_x0000_s1054" style="position:absolute;margin-left:447pt;margin-top:596pt;width:123.5pt;height:89pt;z-index:251669504;visibility:visible;mso-wrap-style:square;mso-width-percent:0;mso-height-percent:0;mso-wrap-distance-left:9pt;mso-wrap-distance-top:0;mso-wrap-distance-right:9pt;mso-wrap-distance-bottom:0;mso-position-horizontal:absolute;mso-position-horizontal-relative:page;mso-position-vertical:absolute;mso-position-vertical-relative:page;mso-width-percent:0;mso-height-percent:0;mso-width-relative:margin;mso-height-relative:margin;v-text-anchor:middle" o:gfxdata="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" fillcolor="#5f497a [2407]" strokecolor="#0a121c [484]" strokeweight="2pt">
+              <v:rect w14:anchorId="757C2B85" id="_x0000_s1054" style="position:absolute;margin-left:447pt;margin-top:596pt;width:123.5pt;height:89pt;z-index:251667456;visibility:visible;mso-wrap-style:square;mso-width-percent:0;mso-height-percent:0;mso-wrap-distance-left:9pt;mso-wrap-distance-top:0;mso-wrap-distance-right:9pt;mso-wrap-distance-bottom:0;mso-position-horizontal:absolute;mso-position-horizontal-relative:page;mso-position-vertical:absolute;mso-position-vertical-relative:page;mso-width-percent:0;mso-height-percent:0;mso-width-relative:margin;mso-height-relative:margin;v-text-anchor:middle" o:gfxdata="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" fillcolor="#5f497a [2407]" strokecolor="#0a121c [484]" strokeweight="2pt">
                 <v:textbox>
                   <w:txbxContent>
                     <w:p>
@@ -9543,7 +9537,7 @@
         <mc:AlternateContent>
           <mc:Choice Requires="wps">
             <w:drawing>
-              <wp:anchor distT="0" distB="0" distL="114300" distR="114300" simplePos="0" relativeHeight="251695104" behindDoc="0" locked="0" layoutInCell="1" allowOverlap="1" wp14:anchorId="197637F1" wp14:editId="62FAEC37">
+              <wp:anchor distT="0" distB="0" distL="114300" distR="114300" simplePos="0" relativeHeight="251687936" behindDoc="0" locked="0" layoutInCell="1" allowOverlap="1" wp14:anchorId="197637F1" wp14:editId="62FAEC37">
                 <wp:simplePos x="0" y="0"/>
                 <wp:positionH relativeFrom="page">
                   <wp:posOffset>1387696</wp:posOffset>
@@ -9653,7 +9647,7 @@
         <mc:AlternateContent>
           <mc:Choice Requires="wps">
             <w:drawing>
-              <wp:anchor distT="0" distB="0" distL="114300" distR="114300" simplePos="0" relativeHeight="251685888" behindDoc="0" locked="0" layoutInCell="1" allowOverlap="1" wp14:anchorId="665F66B0" wp14:editId="6FE944A2">
+              <wp:anchor distT="0" distB="0" distL="114300" distR="114300" simplePos="0" relativeHeight="251686912" behindDoc="0" locked="0" layoutInCell="1" allowOverlap="1" wp14:anchorId="665F66B0" wp14:editId="6FE944A2">
                 <wp:simplePos x="0" y="0"/>
                 <wp:positionH relativeFrom="page">
                   <wp:posOffset>1637540</wp:posOffset>
@@ -9724,7 +9718,7 @@
         <mc:AlternateContent>
           <mc:Choice Requires="wps">
             <w:drawing>
-              <wp:anchor distT="0" distB="0" distL="114300" distR="114300" simplePos="0" relativeHeight="251679744" behindDoc="0" locked="0" layoutInCell="1" allowOverlap="1" wp14:anchorId="1D246671" wp14:editId="02D6F42B">
+              <wp:anchor distT="0" distB="0" distL="114300" distR="114300" simplePos="0" relativeHeight="251678720" behindDoc="0" locked="0" layoutInCell="1" allowOverlap="1" wp14:anchorId="1D246671" wp14:editId="02D6F42B">
                 <wp:simplePos x="0" y="0"/>
                 <wp:positionH relativeFrom="page">
                   <wp:posOffset>537882</wp:posOffset>
@@ -9797,7 +9791,7 @@
           </mc:Choice>
           <mc:Fallback>
             <w:pict>
-              <v:oval w14:anchorId="1D246671" id="Oval 62" o:spid="_x0000_s1056" style="position:absolute;margin-left:42.35pt;margin-top:151.7pt;width:95.5pt;height:84.7pt;z-index:251679744;visibility:visible;mso-wrap-style:square;mso-wrap-distance-left:9pt;mso-wrap-distance-top:0;mso-wrap-distance-right:9pt;mso-wrap-distance-bottom:0;mso-position-horizontal:absolute;mso-position-horizontal-relative:page;mso-position-vertical:absolute;mso-position-vertical-relative:page;v-text-anchor:middle" o:gfxdata="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" fillcolor="#943634 [2405]" strokecolor="#0a121c [484]" strokeweight="2pt">
+              <v:oval w14:anchorId="1D246671" id="Oval 62" o:spid="_x0000_s1056" style="position:absolute;margin-left:42.35pt;margin-top:151.7pt;width:95.5pt;height:84.7pt;z-index:251678720;visibility:visible;mso-wrap-style:square;mso-wrap-distance-left:9pt;mso-wrap-distance-top:0;mso-wrap-distance-right:9pt;mso-wrap-distance-bottom:0;mso-position-horizontal:absolute;mso-position-horizontal-relative:page;mso-position-vertical:absolute;mso-position-vertical-relative:page;v-text-anchor:middle" o:gfxdata="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" fillcolor="#943634 [2405]" strokecolor="#0a121c [484]" strokeweight="2pt">
                 <v:textbox>
                   <w:txbxContent>
                     <w:p>
@@ -9838,7 +9832,7 @@
         <mc:AlternateContent>
           <mc:Choice Requires="wps">
             <w:drawing>
-              <wp:anchor distT="0" distB="0" distL="114300" distR="114300" simplePos="0" relativeHeight="251697152" behindDoc="0" locked="0" layoutInCell="1" allowOverlap="1" wp14:anchorId="29D401C7" wp14:editId="4F44F370">
+              <wp:anchor distT="0" distB="0" distL="114300" distR="114300" simplePos="0" relativeHeight="251688960" behindDoc="0" locked="0" layoutInCell="1" allowOverlap="1" wp14:anchorId="29D401C7" wp14:editId="4F44F370">
                 <wp:simplePos x="0" y="0"/>
                 <wp:positionH relativeFrom="page">
                   <wp:posOffset>1720392</wp:posOffset>
@@ -9911,7 +9905,7 @@
         <mc:AlternateContent>
           <mc:Choice Requires="wps">
             <w:drawing>
-              <wp:anchor distT="0" distB="0" distL="114300" distR="114300" simplePos="0" relativeHeight="251683840" behindDoc="0" locked="0" layoutInCell="1" allowOverlap="1" wp14:anchorId="57BCD0A2" wp14:editId="46DB8E27">
+              <wp:anchor distT="0" distB="0" distL="114300" distR="114300" simplePos="0" relativeHeight="251684864" behindDoc="0" locked="0" layoutInCell="1" allowOverlap="1" wp14:anchorId="57BCD0A2" wp14:editId="46DB8E27">
                 <wp:simplePos x="0" y="0"/>
                 <wp:positionH relativeFrom="page">
                   <wp:posOffset>4885727</wp:posOffset>
@@ -9984,7 +9978,7 @@
           </mc:Choice>
           <mc:Fallback>
             <w:pict>
-              <v:oval w14:anchorId="57BCD0A2" id="_x0000_s1057" style="position:absolute;margin-left:384.7pt;margin-top:153.3pt;width:95.5pt;height:84.7pt;z-index:251683840;visibility:visible;mso-wrap-style:square;mso-wrap-distance-left:9pt;mso-wrap-distance-top:0;mso-wrap-distance-right:9pt;mso-wrap-distance-bottom:0;mso-position-horizontal:absolute;mso-position-horizontal-relative:page;mso-position-vertical:absolute;mso-position-vertical-relative:page;v-text-anchor:middle" o:gfxdata="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" fillcolor="#943634 [2405]" strokecolor="#0a121c [484]" strokeweight="2pt">
+              <v:oval w14:anchorId="57BCD0A2" id="_x0000_s1057" style="position:absolute;margin-left:384.7pt;margin-top:153.3pt;width:95.5pt;height:84.7pt;z-index:251684864;visibility:visible;mso-wrap-style:square;mso-wrap-distance-left:9pt;mso-wrap-distance-top:0;mso-wrap-distance-right:9pt;mso-wrap-distance-bottom:0;mso-position-horizontal:absolute;mso-position-horizontal-relative:page;mso-position-vertical:absolute;mso-position-vertical-relative:page;v-text-anchor:middle" o:gfxdata="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" fillcolor="#943634 [2405]" strokecolor="#0a121c [484]" strokeweight="2pt">
                 <v:textbox>
                   <w:txbxContent>
                     <w:p>
@@ -10034,7 +10028,7 @@
         <mc:AlternateContent>
           <mc:Choice Requires="wps">
             <w:drawing>
-              <wp:anchor distT="0" distB="0" distL="114300" distR="114300" simplePos="0" relativeHeight="251684864" behindDoc="0" locked="0" layoutInCell="1" allowOverlap="1" wp14:anchorId="040DA7C2" wp14:editId="1347DC4F">
+              <wp:anchor distT="0" distB="0" distL="114300" distR="114300" simplePos="0" relativeHeight="251685888" behindDoc="0" locked="0" layoutInCell="1" allowOverlap="1" wp14:anchorId="040DA7C2" wp14:editId="1347DC4F">
                 <wp:simplePos x="0" y="0"/>
                 <wp:positionH relativeFrom="page">
                   <wp:posOffset>1686995</wp:posOffset>
@@ -10213,6 +10207,407 @@
         <w:t>A bank uses asymmetric encryption for all the banking transactions that are completed on a daily basis. As you can imagine, the data that is transmitted for these banking transactions is very sensitive and personal data, so the bank has to make sure that they use a very secure method of encryption for this process.</w:t>
       </w:r>
     </w:p>
+    <w:p/>
+    <w:p/>
+    <w:p>
+      <w:pPr>
+        <w:pStyle w:val="Heading2"/>
+      </w:pPr>
+      <w:r>
+        <w:t>Key Words</w:t>
+      </w:r>
+    </w:p>
+    <w:p>
+      <w:pPr>
+        <w:pStyle w:val="Heading3"/>
+      </w:pPr>
+      <w:r>
+        <w:t>Packet Switching</w:t>
+      </w:r>
+    </w:p>
+    <w:p>
+      <w:r>
+        <w:t>A method of transmitting data packets across a network. Each data packet is able to take an individual pathway across the network.</w:t>
+      </w:r>
+    </w:p>
+    <w:p>
+      <w:pPr>
+        <w:pStyle w:val="Heading3"/>
+      </w:pPr>
+      <w:r>
+        <w:t>Network</w:t>
+      </w:r>
+    </w:p>
+    <w:p>
+      <w:r>
+        <w:t>Computers and devices that are joined together using cables or wireless technology.</w:t>
+      </w:r>
+    </w:p>
+    <w:p>
+      <w:pPr>
+        <w:pStyle w:val="Heading3"/>
+      </w:pPr>
+      <w:r>
+        <w:t>Router</w:t>
+      </w:r>
+    </w:p>
+    <w:p>
+      <w:r>
+        <w:t>A network component that examines a data packet to obtain its destination address and then forward the packet to this address.</w:t>
+      </w:r>
+    </w:p>
+    <w:p>
+      <w:pPr>
+        <w:pStyle w:val="Heading3"/>
+      </w:pPr>
+      <w:r>
+        <w:t xml:space="preserve">Packet </w:t>
+      </w:r>
+    </w:p>
+    <w:p>
+      <w:r>
+        <w:t>A small unit of data</w:t>
+      </w:r>
+    </w:p>
+    <w:p>
+      <w:pPr>
+        <w:pStyle w:val="Heading3"/>
+      </w:pPr>
+      <w:r>
+        <w:t>Packet Header</w:t>
+      </w:r>
+    </w:p>
+    <w:p>
+      <w:r>
+        <w:t>A section of packet of data that contains information about the contents of the packet and its destination.</w:t>
+      </w:r>
+    </w:p>
+    <w:p>
+      <w:pPr>
+        <w:pStyle w:val="Heading3"/>
+      </w:pPr>
+      <w:r>
+        <w:t>Payload</w:t>
+      </w:r>
+    </w:p>
+    <w:p>
+      <w:r>
+        <w:t>The actual data that the user is sending to the receiver.</w:t>
+      </w:r>
+    </w:p>
+    <w:p>
+      <w:pPr>
+        <w:pStyle w:val="Heading3"/>
+      </w:pPr>
+      <w:r>
+        <w:lastRenderedPageBreak/>
+        <w:t>Trailer</w:t>
+      </w:r>
+    </w:p>
+    <w:p>
+      <w:r>
+        <w:t>A section of a packet of data that contains information about error checking method that may be used also it works as a terminator of the data packet.</w:t>
+      </w:r>
+    </w:p>
+    <w:p>
+      <w:pPr>
+        <w:pStyle w:val="Heading3"/>
+      </w:pPr>
+      <w:r>
+        <w:t>Internet Protocol (IP) Address</w:t>
+      </w:r>
+    </w:p>
+    <w:p>
+      <w:r>
+        <w:t>The unique address that is given to a device when it is connected to a network.</w:t>
+      </w:r>
+    </w:p>
+    <w:p>
+      <w:pPr>
+        <w:pStyle w:val="Heading3"/>
+      </w:pPr>
+      <w:r>
+        <w:t>Serial Transmission</w:t>
+      </w:r>
+    </w:p>
+    <w:p>
+      <w:r>
+        <w:t>A transmission method where data is sends one bit at a time down a single wire.</w:t>
+      </w:r>
+    </w:p>
+    <w:p>
+      <w:pPr>
+        <w:pStyle w:val="Heading3"/>
+      </w:pPr>
+      <w:r>
+        <w:t>Parallel Transmission</w:t>
+      </w:r>
+    </w:p>
+    <w:p>
+      <w:r>
+        <w:t>A transmission method where data is sent multiple bits at a time down multiple wires.</w:t>
+      </w:r>
+    </w:p>
+    <w:p>
+      <w:pPr>
+        <w:pStyle w:val="Heading3"/>
+      </w:pPr>
+      <w:r>
+        <w:t>Interference</w:t>
+      </w:r>
+    </w:p>
+    <w:p>
+      <w:r>
+        <w:t>Disruption, such as electromagnetism, to data when it is transmitted.</w:t>
+      </w:r>
+    </w:p>
+    <w:p>
+      <w:pPr>
+        <w:pStyle w:val="Heading3"/>
+      </w:pPr>
+      <w:r>
+        <w:t>Simplex</w:t>
+      </w:r>
+    </w:p>
+    <w:p>
+      <w:r>
+        <w:t xml:space="preserve">A Transmission </w:t>
+      </w:r>
+      <w:r>
+        <w:t>method where data is transmitted in a single direction only.</w:t>
+      </w:r>
+    </w:p>
+    <w:p>
+      <w:pPr>
+        <w:pStyle w:val="Heading3"/>
+      </w:pPr>
+      <w:r>
+        <w:t>Half-Duplex</w:t>
+      </w:r>
+    </w:p>
+    <w:p>
+      <w:r>
+        <w:t>A transmission method where data is transmitted in both directions, but only one direction in at a time.</w:t>
+      </w:r>
+    </w:p>
+    <w:p>
+      <w:pPr>
+        <w:pStyle w:val="Heading3"/>
+      </w:pPr>
+      <w:r>
+        <w:t>Full-Duplex</w:t>
+      </w:r>
+    </w:p>
+    <w:p>
+      <w:r>
+        <w:t xml:space="preserve">A transmission method where data is transmitted in both direction at the same time. </w:t>
+      </w:r>
+    </w:p>
+    <w:p>
+      <w:pPr>
+        <w:pStyle w:val="Heading3"/>
+      </w:pPr>
+      <w:r>
+        <w:t xml:space="preserve">USB </w:t>
+      </w:r>
+    </w:p>
+    <w:p>
+      <w:r>
+        <w:t>An industry standard that is used to transmit data.</w:t>
+      </w:r>
+    </w:p>
+    <w:p>
+      <w:pPr>
+        <w:pStyle w:val="Heading3"/>
+      </w:pPr>
+      <w:r>
+        <w:t>USB Port</w:t>
+      </w:r>
+    </w:p>
+    <w:p>
+      <w:r>
+        <w:t>A socket that is used in computer devices which enables to insert the USB cable.</w:t>
+      </w:r>
+    </w:p>
+    <w:p>
+      <w:pPr>
+        <w:pStyle w:val="Heading3"/>
+      </w:pPr>
+      <w:r>
+        <w:t>USB Cable</w:t>
+      </w:r>
+    </w:p>
+    <w:p>
+      <w:r>
+        <w:t>A type of transmission media that uses the USB method to transmit data.</w:t>
+      </w:r>
+    </w:p>
+    <w:p>
+      <w:pPr>
+        <w:pStyle w:val="Heading3"/>
+      </w:pPr>
+      <w:r>
+        <w:t>USB connection</w:t>
+      </w:r>
+    </w:p>
+    <w:p>
+      <w:r>
+        <w:t>A collective name for using a USB cable plugged into a USB port to transfer data from one device to another.</w:t>
+      </w:r>
+    </w:p>
+    <w:p>
+      <w:pPr>
+        <w:pStyle w:val="Heading3"/>
+      </w:pPr>
+      <w:r>
+        <w:lastRenderedPageBreak/>
+        <w:t>USB Device</w:t>
+      </w:r>
+    </w:p>
+    <w:p>
+      <w:r>
+        <w:t>The name of a device that plugs into a USB port on a computer</w:t>
+      </w:r>
+    </w:p>
+    <w:p>
+      <w:pPr>
+        <w:pStyle w:val="Heading3"/>
+      </w:pPr>
+      <w:r>
+        <w:t>Ethernet</w:t>
+      </w:r>
+    </w:p>
+    <w:p>
+      <w:r>
+        <w:t>Another type of connection that can be used to transmit data within a network.</w:t>
+      </w:r>
+    </w:p>
+    <w:p>
+      <w:pPr>
+        <w:pStyle w:val="Heading3"/>
+      </w:pPr>
+      <w:r>
+        <w:t>Parity Check</w:t>
+      </w:r>
+    </w:p>
+    <w:p>
+      <w:r>
+        <w:t>A type of error detection method that adds an additional bit to each byte to create an odd or even sum.</w:t>
+      </w:r>
+    </w:p>
+    <w:p>
+      <w:pPr>
+        <w:pStyle w:val="Heading3"/>
+      </w:pPr>
+      <w:r>
+        <w:t>Checksum</w:t>
+      </w:r>
+    </w:p>
+    <w:p>
+      <w:r>
+        <w:t>A type of error detection method that performs a calculation on the data to create a checksum value. Checksum values are compared after transmission to see if they match.</w:t>
+      </w:r>
+    </w:p>
+    <w:p>
+      <w:pPr>
+        <w:pStyle w:val="Heading3"/>
+      </w:pPr>
+      <w:r>
+        <w:t>Parity Check</w:t>
+      </w:r>
+    </w:p>
+    <w:p>
+      <w:r>
+        <w:t>A type of error detection method that adds an additional bit to each byte to create an odd or even sum.</w:t>
+      </w:r>
+    </w:p>
+    <w:p>
+      <w:pPr>
+        <w:pStyle w:val="Heading3"/>
+      </w:pPr>
+      <w:r>
+        <w:t>Echo Check</w:t>
+      </w:r>
+    </w:p>
+    <w:p>
+      <w:r>
+        <w:t>A type of error detection method that sends a copy of the transmitted data back to the sender to be compared with the original data sent.</w:t>
+      </w:r>
+    </w:p>
+    <w:p>
+      <w:pPr>
+        <w:pStyle w:val="Heading3"/>
+      </w:pPr>
+      <w:r>
+        <w:t xml:space="preserve">Automatic Repeat Request (ARG) </w:t>
+      </w:r>
+    </w:p>
+    <w:p>
+      <w:r>
+        <w:t xml:space="preserve">A type of error detection method that used acknowledgment and timeout to if data has </w:t>
+      </w:r>
+      <w:proofErr w:type="gramStart"/>
+      <w:r>
+        <w:t>arrive</w:t>
+      </w:r>
+      <w:proofErr w:type="gramEnd"/>
+      <w:r>
+        <w:t xml:space="preserve"> correctly after transmission.</w:t>
+      </w:r>
+    </w:p>
+    <w:p>
+      <w:pPr>
+        <w:pStyle w:val="Heading3"/>
+      </w:pPr>
+      <w:r>
+        <w:t>Acknowledgment</w:t>
+      </w:r>
+    </w:p>
+    <w:p>
+      <w:r>
+        <w:t>A message that is sent from one device to another to indicate whether data is received correctly.</w:t>
+      </w:r>
+    </w:p>
+    <w:p>
+      <w:pPr>
+        <w:pStyle w:val="Heading3"/>
+      </w:pPr>
+      <w:r>
+        <w:t>Timeout</w:t>
+      </w:r>
+    </w:p>
+    <w:p>
+      <w:r>
+        <w:t xml:space="preserve">A period of time that is set and </w:t>
+      </w:r>
+      <w:proofErr w:type="spellStart"/>
+      <w:r>
+        <w:t>usd</w:t>
+      </w:r>
+      <w:proofErr w:type="spellEnd"/>
+      <w:r>
+        <w:t xml:space="preserve"> to wait for an acknowledgement to be received. </w:t>
+      </w:r>
+    </w:p>
+    <w:p>
+      <w:pPr>
+        <w:pStyle w:val="Heading3"/>
+      </w:pPr>
+      <w:r>
+        <w:t xml:space="preserve">Check Digit </w:t>
+      </w:r>
+    </w:p>
+    <w:p>
+      <w:r>
+        <w:t>A type of error detection method that is used for data entry. A calculation is performed on the data entered to create a value. Check digit values are compared to see if the data entered is correct.</w:t>
+      </w:r>
+    </w:p>
+    <w:p>
+      <w:r>
+        <w:t xml:space="preserve"> </w:t>
+      </w:r>
+    </w:p>
+    <w:p/>
     <w:p/>
     <w:sectPr>
       <w:pgSz w:w="12240" w:h="15840"/>
@@ -12455,6 +12850,7 @@
   <w:style w:type="character" w:default="1" w:styleId="DefaultParagraphFont">
     <w:name w:val="Default Paragraph Font"/>
     <w:uiPriority w:val="1"/>
+    <w:semiHidden/>
     <w:unhideWhenUsed/>
   </w:style>
   <w:style w:type="table" w:default="1" w:styleId="TableNormal">
